--- a/templates/kp_template.docx
+++ b/templates/kp_template.docx
@@ -5212,7 +5212,7 @@
           <w:szCs w:val="22"/>
           <w:lang w:val="ru-RU"/>
         </w:rPr>
-        <w:t>{{ payment_line_1 }}</w:t>
+        <w:t>{{ payment_terms_block }}</w:t>
       </w:r>
     </w:p>
     <w:p>
@@ -5232,7 +5232,7 @@
           <w:szCs w:val="22"/>
           <w:lang w:val="ru-RU"/>
         </w:rPr>
-        <w:t>{{ payment_line_2 }}</w:t>
+        <w:t>Срок действия настоящего коммерческого предложения — {{ kp_valid_days }}.</w:t>
       </w:r>
     </w:p>
     <w:p>
@@ -15199,7 +15199,7 @@
               <w:sz w:val="24"/>
               <w:szCs w:val="24"/>
             </w:rPr>
-            <w:t>Макаров Антон</w:t>
+            <w:t>{{ manager_full_name }}</w:t>
           </w:r>
           <w:r>
             <w:rPr>
@@ -15244,70 +15244,7 @@
               <w:sz w:val="24"/>
               <w:szCs w:val="24"/>
             </w:rPr>
-            <w:t>+7 90</w:t>
-          </w:r>
-          <w:r>
-            <w:rPr>
-              <w:rFonts w:ascii="PT Sans" w:hAnsi="PT Sans" w:cstheme="minorHAnsi"/>
-              <w:color w:val="231F20"/>
-              <w:sz w:val="24"/>
-              <w:szCs w:val="24"/>
-            </w:rPr>
-            <w:t>3</w:t>
-          </w:r>
-          <w:r>
-            <w:rPr>
-              <w:rFonts w:ascii="PT Sans" w:hAnsi="PT Sans" w:cstheme="minorHAnsi"/>
-              <w:color w:val="231F20"/>
-              <w:sz w:val="24"/>
-              <w:szCs w:val="24"/>
-            </w:rPr>
-            <w:t xml:space="preserve"> </w:t>
-          </w:r>
-          <w:r>
-            <w:rPr>
-              <w:rFonts w:ascii="PT Sans" w:hAnsi="PT Sans" w:cstheme="minorHAnsi"/>
-              <w:color w:val="231F20"/>
-              <w:sz w:val="24"/>
-              <w:szCs w:val="24"/>
-            </w:rPr>
-            <w:t>651</w:t>
-          </w:r>
-          <w:r>
-            <w:rPr>
-              <w:rFonts w:ascii="PT Sans" w:hAnsi="PT Sans" w:cstheme="minorHAnsi"/>
-              <w:color w:val="231F20"/>
-              <w:sz w:val="24"/>
-              <w:szCs w:val="24"/>
-            </w:rPr>
-            <w:t>-</w:t>
-          </w:r>
-          <w:r>
-            <w:rPr>
-              <w:rFonts w:ascii="PT Sans" w:hAnsi="PT Sans" w:cstheme="minorHAnsi"/>
-              <w:color w:val="231F20"/>
-              <w:sz w:val="24"/>
-              <w:szCs w:val="24"/>
-            </w:rPr>
-            <w:t>85</w:t>
-          </w:r>
-          <w:r>
-            <w:rPr>
-              <w:rFonts w:ascii="PT Sans" w:hAnsi="PT Sans" w:cstheme="minorHAnsi"/>
-              <w:color w:val="231F20"/>
-              <w:sz w:val="24"/>
-              <w:szCs w:val="24"/>
-            </w:rPr>
-            <w:t>-</w:t>
-          </w:r>
-          <w:r>
-            <w:rPr>
-              <w:rFonts w:ascii="PT Sans" w:hAnsi="PT Sans" w:cstheme="minorHAnsi"/>
-              <w:color w:val="231F20"/>
-              <w:sz w:val="24"/>
-              <w:szCs w:val="24"/>
-            </w:rPr>
-            <w:t>77</w:t>
+            <w:t>{{ manager_phone }}</w:t>
           </w:r>
           <w:r>
             <w:rPr>
@@ -15325,7 +15262,7 @@
               <w:sz w:val="24"/>
               <w:szCs w:val="24"/>
             </w:rPr>
-            <w:t>a.makarov@tenzosila.ru</w:t>
+            <w:t>{{ manager_email }}</w:t>
           </w:r>
         </w:p>
       </w:tc>

--- a/templates/kp_template.docx
+++ b/templates/kp_template.docx
@@ -38,7 +38,13 @@
         </w:rPr>
         <w:t>Коммерческое предложение № {{ kp_number }} от {{ kp_date }}</w:t>
         <w:br/>
-        <w:t>на поставку автомобильных весов ВЕСТА</w:t>
+        <w:t xml:space="preserve">на поставку автомобильных весов </w:t>
+      </w:r>
+      <w:r>
+        <w:rPr>
+          <w:color w:val="D04514"/>
+        </w:rPr>
+        <w:t>ВЕСТА</w:t>
       </w:r>
       <w:bookmarkEnd w:id="0"/>
       <w:bookmarkEnd w:id="1"/>
@@ -2471,11 +2477,7 @@
       <w:bookmarkStart w:id="4" w:name="_Toc195437189"/>
       <w:bookmarkStart w:id="5" w:name="_Toc70304468"/>
       <w:r>
-        <w:lastRenderedPageBreak/>
-        <w:t>Характеристики</w:t>
-      </w:r>
-      <w:r>
-        <w:t xml:space="preserve"> ВЕСТА</w:t>
+        <w:t>Характеристики {{ model_full_name }}</w:t>
       </w:r>
       <w:bookmarkEnd w:id="4"/>
     </w:p>
@@ -2603,138 +2605,11 @@
                 <w:szCs w:val="22"/>
                 <w:lang w:val="ru-RU"/>
               </w:rPr>
-              <w:t xml:space="preserve">Рабочий диапазон температур, </w:t>
-            </w:r>
-            <w:r>
-              <w:rPr>
-                <w:rFonts w:ascii="PT Sans" w:hAnsi="PT Sans" w:cstheme="minorHAnsi"/>
-                <w:color w:val="000000"/>
-                <w:sz w:val="22"/>
-                <w:szCs w:val="22"/>
-              </w:rPr>
-              <w:sym w:font="Symbol" w:char="00B0"/>
-            </w:r>
-            <w:r>
-              <w:rPr>
-                <w:rFonts w:ascii="PT Sans" w:hAnsi="PT Sans" w:cstheme="minorHAnsi"/>
-                <w:color w:val="000000"/>
-                <w:sz w:val="22"/>
-                <w:szCs w:val="22"/>
-                <w:lang w:val="ru-RU"/>
-              </w:rPr>
-              <w:t>С:</w:t>
-            </w:r>
-          </w:p>
-          <w:p>
-            <w:pPr>
-              <w:rPr>
-                <w:rFonts w:ascii="PT Sans" w:hAnsi="PT Sans" w:cstheme="minorHAnsi"/>
-                <w:color w:val="000000"/>
-                <w:sz w:val="22"/>
-                <w:szCs w:val="22"/>
-                <w:lang w:val="ru-RU"/>
-              </w:rPr>
-            </w:pPr>
-            <w:r>
-              <w:rPr>
-                <w:rFonts w:ascii="PT Sans" w:hAnsi="PT Sans" w:cstheme="minorHAnsi"/>
-                <w:color w:val="000000"/>
-                <w:sz w:val="22"/>
-                <w:szCs w:val="22"/>
-                <w:lang w:val="ru-RU"/>
-              </w:rPr>
-              <w:t xml:space="preserve">- для </w:t>
-            </w:r>
-            <w:r>
-              <w:rPr>
-                <w:rFonts w:ascii="PT Sans" w:hAnsi="PT Sans" w:cstheme="minorHAnsi"/>
-                <w:color w:val="000000"/>
-                <w:sz w:val="22"/>
-                <w:szCs w:val="22"/>
-                <w:lang w:val="ru-RU"/>
-              </w:rPr>
-              <w:t>Тензо</w:t>
-            </w:r>
-            <w:r>
-              <w:rPr>
-                <w:rFonts w:ascii="PT Sans" w:hAnsi="PT Sans" w:cstheme="minorHAnsi"/>
-                <w:color w:val="000000"/>
-                <w:sz w:val="22"/>
-                <w:szCs w:val="22"/>
-                <w:lang w:val="ru-RU"/>
-              </w:rPr>
-              <w:t>датчиков</w:t>
-            </w:r>
-          </w:p>
-          <w:p>
-            <w:pPr>
-              <w:rPr>
-                <w:rFonts w:ascii="PT Sans" w:hAnsi="PT Sans" w:cstheme="minorHAnsi"/>
-                <w:color w:val="000000"/>
-                <w:sz w:val="22"/>
-                <w:szCs w:val="22"/>
-                <w:lang w:val="ru-RU"/>
-              </w:rPr>
-            </w:pPr>
-            <w:r>
-              <w:rPr>
-                <w:rFonts w:ascii="PT Sans" w:hAnsi="PT Sans" w:cstheme="minorHAnsi"/>
-                <w:color w:val="000000"/>
-                <w:sz w:val="22"/>
-                <w:szCs w:val="22"/>
-                <w:lang w:val="ru-RU"/>
-              </w:rPr>
-              <w:t xml:space="preserve">- для </w:t>
-            </w:r>
-            <w:r>
-              <w:rPr>
-                <w:rFonts w:ascii="PT Sans" w:hAnsi="PT Sans" w:cstheme="minorHAnsi"/>
-                <w:color w:val="000000"/>
-                <w:sz w:val="22"/>
-                <w:szCs w:val="22"/>
-                <w:lang w:val="ru-RU"/>
-              </w:rPr>
-              <w:t>В</w:t>
-            </w:r>
-            <w:r>
-              <w:rPr>
-                <w:rFonts w:ascii="PT Sans" w:hAnsi="PT Sans" w:cstheme="minorHAnsi"/>
-                <w:color w:val="000000"/>
-                <w:sz w:val="22"/>
-                <w:szCs w:val="22"/>
-                <w:lang w:val="ru-RU"/>
-              </w:rPr>
-              <w:t xml:space="preserve">есового </w:t>
-            </w:r>
-            <w:r>
-              <w:rPr>
-                <w:rFonts w:ascii="PT Sans" w:hAnsi="PT Sans" w:cstheme="minorHAnsi"/>
-                <w:color w:val="000000"/>
-                <w:sz w:val="22"/>
-                <w:szCs w:val="22"/>
-                <w:lang w:val="ru-RU"/>
-              </w:rPr>
-              <w:t>индикатора (</w:t>
-            </w:r>
-            <w:r>
-              <w:rPr>
-                <w:rFonts w:ascii="PT Sans" w:hAnsi="PT Sans" w:cstheme="minorHAnsi"/>
-                <w:color w:val="000000"/>
-                <w:sz w:val="22"/>
-                <w:szCs w:val="22"/>
-                <w:lang w:val="ru-RU"/>
-              </w:rPr>
-              <w:t>терминала</w:t>
-            </w:r>
-            <w:r>
-              <w:rPr>
-                <w:rFonts w:ascii="PT Sans" w:hAnsi="PT Sans" w:cstheme="minorHAnsi"/>
-                <w:color w:val="000000"/>
-                <w:sz w:val="22"/>
-                <w:szCs w:val="22"/>
-                <w:lang w:val="ru-RU"/>
-              </w:rPr>
-              <w:t>)</w:t>
+              <w:t>Рабочий диапазон температур, °С:</w:t>
+              <w:br/>
+              <w:t xml:space="preserve">- для Тензодатчиков {{ sensor_label }}</w:t>
+              <w:br/>
+              <w:t xml:space="preserve">- для Весового индикатора (терминала) {{ indicator_label }}</w:t>
             </w:r>
           </w:p>
         </w:tc>
@@ -2759,114 +2634,10 @@
                 <w:lang w:val="ru-RU"/>
               </w:rPr>
             </w:pPr>
-          </w:p>
-          <w:p>
-            <w:pPr>
-              <w:jc w:val="center"/>
-              <w:rPr>
-                <w:rFonts w:ascii="PT Sans" w:hAnsi="PT Sans" w:cstheme="minorHAnsi"/>
-                <w:color w:val="000000"/>
-                <w:sz w:val="22"/>
-                <w:szCs w:val="22"/>
-                <w:lang w:val="ru-RU"/>
-              </w:rPr>
-            </w:pPr>
-            <w:r>
-              <w:rPr>
-                <w:rFonts w:ascii="PT Sans" w:hAnsi="PT Sans" w:cstheme="minorHAnsi"/>
-                <w:color w:val="000000"/>
-                <w:sz w:val="22"/>
-                <w:szCs w:val="22"/>
-                <w:lang w:val="ru-RU"/>
-              </w:rPr>
-              <w:t>-</w:t>
-            </w:r>
-            <w:r>
-              <w:rPr>
-                <w:rFonts w:ascii="PT Sans" w:hAnsi="PT Sans" w:cstheme="minorHAnsi"/>
-                <w:color w:val="000000"/>
-                <w:sz w:val="22"/>
-                <w:szCs w:val="22"/>
-                <w:lang w:val="ru-RU"/>
-              </w:rPr>
-              <w:t>30</w:t>
-            </w:r>
-            <w:r>
-              <w:rPr>
-                <w:rFonts w:ascii="PT Sans" w:hAnsi="PT Sans" w:cstheme="minorHAnsi"/>
-                <w:color w:val="000000"/>
-                <w:sz w:val="22"/>
-                <w:szCs w:val="22"/>
-                <w:lang w:val="ru-RU"/>
-              </w:rPr>
-              <w:t>…</w:t>
-            </w:r>
-            <w:r>
-              <w:rPr>
-                <w:rFonts w:ascii="PT Sans" w:hAnsi="PT Sans" w:cstheme="minorHAnsi"/>
-                <w:color w:val="000000"/>
-                <w:sz w:val="22"/>
-                <w:szCs w:val="22"/>
-                <w:lang w:val="ru-RU"/>
-              </w:rPr>
-              <w:t>+40</w:t>
-            </w:r>
-          </w:p>
-          <w:p>
-            <w:pPr>
-              <w:jc w:val="center"/>
-              <w:rPr>
-                <w:rFonts w:ascii="PT Sans" w:hAnsi="PT Sans" w:cstheme="minorHAnsi"/>
-                <w:color w:val="000000"/>
-                <w:sz w:val="22"/>
-                <w:szCs w:val="22"/>
-                <w:lang w:val="ru-RU"/>
-              </w:rPr>
-            </w:pPr>
-            <w:r>
-              <w:rPr>
-                <w:rFonts w:ascii="PT Sans" w:hAnsi="PT Sans" w:cstheme="minorHAnsi"/>
-                <w:sz w:val="22"/>
-                <w:szCs w:val="22"/>
-                <w:lang w:val="ru-RU"/>
-              </w:rPr>
-              <w:t>-</w:t>
-            </w:r>
-            <w:r>
-              <w:rPr>
-                <w:rFonts w:ascii="PT Sans" w:hAnsi="PT Sans" w:cstheme="minorHAnsi"/>
-                <w:sz w:val="22"/>
-                <w:szCs w:val="22"/>
-                <w:lang w:val="ru-RU"/>
-              </w:rPr>
-              <w:t>0</w:t>
-            </w:r>
-            <w:r>
-              <w:rPr>
-                <w:rFonts w:ascii="PT Sans" w:hAnsi="PT Sans" w:cstheme="minorHAnsi"/>
-                <w:sz w:val="22"/>
-                <w:szCs w:val="22"/>
-                <w:lang w:val="ru-RU"/>
-              </w:rPr>
-              <w:t>…+</w:t>
-            </w:r>
-            <w:r>
-              <w:rPr>
-                <w:rFonts w:ascii="PT Sans" w:hAnsi="PT Sans" w:cstheme="minorHAnsi"/>
-                <w:sz w:val="22"/>
-                <w:szCs w:val="22"/>
-                <w:lang w:val="ru-RU"/>
-              </w:rPr>
-              <w:t>4</w:t>
-            </w:r>
-            <w:r>
-              <w:rPr>
-                <w:rFonts w:ascii="PT Sans" w:hAnsi="PT Sans" w:cstheme="minorHAnsi"/>
-                <w:sz w:val="22"/>
-                <w:szCs w:val="22"/>
-                <w:lang w:val="ru-RU"/>
-              </w:rPr>
-              <w:t>0</w:t>
+            <w:r>
+              <w:t>{{ sensor_temp_range }}</w:t>
+              <w:br/>
+              <w:t xml:space="preserve">{{ indicator_temp_range }}</w:t>
             </w:r>
           </w:p>
         </w:tc>
@@ -3864,9 +3635,7 @@
                 <w:szCs w:val="22"/>
               </w:rPr>
             </w:pPr>
-            <w:r>
-              <w:t>{{ division_info }}</w:t>
-            </w:r>
+            <w:r/>
           </w:p>
         </w:tc>
       </w:tr>
@@ -3895,7 +3664,7 @@
               </w:rPr>
             </w:pPr>
             <w:r>
-              <w:t>{{ max_load_t }}</w:t>
+              <w:t>Максимальная нагрузка, т</w:t>
             </w:r>
           </w:p>
         </w:tc>
@@ -3926,7 +3695,7 @@
                 <w:sz w:val="22"/>
                 <w:szCs w:val="22"/>
               </w:rPr>
-              <w:t>80</w:t>
+              <w:t>{{ max_load_t }}</w:t>
             </w:r>
           </w:p>
         </w:tc>
@@ -3964,7 +3733,7 @@
                 <w:szCs w:val="22"/>
                 <w:lang w:val="ru-RU"/>
               </w:rPr>
-              <w:t>{{ main_scale_label }}</w:t>
+              <w:t>Цена поверочного деления:</w:t>
             </w:r>
           </w:p>
         </w:tc>
@@ -3997,36 +3766,7 @@
                 <w:szCs w:val="22"/>
                 <w:lang w:val="ru-RU"/>
               </w:rPr>
-              <w:t>20 до 60т</w:t>
-            </w:r>
-            <w:r>
-              <w:rPr>
-                <w:rFonts w:ascii="PT Sans" w:hAnsi="PT Sans" w:cstheme="minorHAnsi"/>
-                <w:color w:val="000000"/>
-                <w:sz w:val="22"/>
-                <w:szCs w:val="22"/>
-                <w:lang w:val="ru-RU"/>
-              </w:rPr>
-              <w:br/>
-            </w:r>
-            <w:r>
-              <w:rPr>
-                <w:rFonts w:ascii="PT Sans" w:hAnsi="PT Sans" w:cstheme="minorHAnsi"/>
-                <w:color w:val="000000"/>
-                <w:sz w:val="22"/>
-                <w:szCs w:val="22"/>
-              </w:rPr>
-              <w:t>50</w:t>
-            </w:r>
-            <w:r>
-              <w:rPr>
-                <w:rFonts w:ascii="PT Sans" w:hAnsi="PT Sans" w:cstheme="minorHAnsi"/>
-                <w:color w:val="000000"/>
-                <w:sz w:val="22"/>
-                <w:szCs w:val="22"/>
-                <w:lang w:val="ru-RU"/>
-              </w:rPr>
-              <w:t xml:space="preserve"> от 60т до 80т</w:t>
+              <w:t>{{ main_scale_label }}</w:t>
             </w:r>
           </w:p>
         </w:tc>
@@ -4775,6 +4515,13 @@
               </w:rPr>
             </w:pPr>
             <w:r>
+              <w:rPr>
+                <w:rFonts w:ascii="PT Sans" w:hAnsi="PT Sans" w:cstheme="minorHAnsi"/>
+                <w:color w:val="000000" w:themeColor="text1"/>
+                <w:sz w:val="22"/>
+                <w:szCs w:val="22"/>
+                <w:lang w:val="ru-RU"/>
+              </w:rPr>
               <w:t>{%tr for item in spec_items %}</w:t>
             </w:r>
           </w:p>
@@ -4801,6 +4548,13 @@
               </w:rPr>
             </w:pPr>
             <w:r>
+              <w:rPr>
+                <w:rFonts w:ascii="PT Sans" w:hAnsi="PT Sans" w:cstheme="minorHAnsi"/>
+                <w:color w:val="000000" w:themeColor="text1"/>
+                <w:sz w:val="22"/>
+                <w:szCs w:val="22"/>
+                <w:lang w:val="ru-RU"/>
+              </w:rPr>
               <w:t/>
             </w:r>
           </w:p>
@@ -4827,6 +4581,13 @@
               </w:rPr>
             </w:pPr>
             <w:r>
+              <w:rPr>
+                <w:rFonts w:ascii="PT Sans" w:hAnsi="PT Sans" w:cstheme="minorHAnsi"/>
+                <w:color w:val="000000" w:themeColor="text1"/>
+                <w:sz w:val="22"/>
+                <w:szCs w:val="22"/>
+                <w:lang w:val="ru-RU"/>
+              </w:rPr>
               <w:t/>
             </w:r>
           </w:p>
@@ -4859,6 +4620,13 @@
               </w:rPr>
             </w:pPr>
             <w:r>
+              <w:rPr>
+                <w:rFonts w:ascii="PT Sans" w:hAnsi="PT Sans" w:cstheme="minorHAnsi"/>
+                <w:color w:val="000000" w:themeColor="text1"/>
+                <w:sz w:val="22"/>
+                <w:szCs w:val="22"/>
+                <w:lang w:val="ru-RU"/>
+              </w:rPr>
               <w:t>{{ item.name }}</w:t>
             </w:r>
           </w:p>
@@ -4885,6 +4653,13 @@
               </w:rPr>
             </w:pPr>
             <w:r>
+              <w:rPr>
+                <w:rFonts w:ascii="PT Sans" w:hAnsi="PT Sans" w:cstheme="minorHAnsi"/>
+                <w:color w:val="000000" w:themeColor="text1"/>
+                <w:sz w:val="22"/>
+                <w:szCs w:val="22"/>
+                <w:lang w:val="ru-RU"/>
+              </w:rPr>
               <w:t>{{ item.price }}</w:t>
             </w:r>
           </w:p>
@@ -4911,6 +4686,13 @@
               </w:rPr>
             </w:pPr>
             <w:r>
+              <w:rPr>
+                <w:rFonts w:ascii="PT Sans" w:hAnsi="PT Sans" w:cstheme="minorHAnsi"/>
+                <w:color w:val="000000" w:themeColor="text1"/>
+                <w:sz w:val="22"/>
+                <w:szCs w:val="22"/>
+                <w:lang w:val="ru-RU"/>
+              </w:rPr>
               <w:t>{{ item.term_days }}</w:t>
             </w:r>
           </w:p>
@@ -4943,6 +4725,13 @@
               </w:rPr>
             </w:pPr>
             <w:r>
+              <w:rPr>
+                <w:rFonts w:ascii="PT Sans" w:hAnsi="PT Sans" w:cstheme="minorHAnsi"/>
+                <w:color w:val="000000" w:themeColor="text1"/>
+                <w:sz w:val="22"/>
+                <w:szCs w:val="22"/>
+                <w:lang w:val="ru-RU"/>
+              </w:rPr>
               <w:t>{%tr endfor %}</w:t>
             </w:r>
           </w:p>
@@ -4969,6 +4758,13 @@
               </w:rPr>
             </w:pPr>
             <w:r>
+              <w:rPr>
+                <w:rFonts w:ascii="PT Sans" w:hAnsi="PT Sans" w:cstheme="minorHAnsi"/>
+                <w:color w:val="000000" w:themeColor="text1"/>
+                <w:sz w:val="22"/>
+                <w:szCs w:val="22"/>
+                <w:lang w:val="ru-RU"/>
+              </w:rPr>
               <w:t/>
             </w:r>
           </w:p>
@@ -4995,6 +4791,13 @@
               </w:rPr>
             </w:pPr>
             <w:r>
+              <w:rPr>
+                <w:rFonts w:ascii="PT Sans" w:hAnsi="PT Sans" w:cstheme="minorHAnsi"/>
+                <w:color w:val="000000" w:themeColor="text1"/>
+                <w:sz w:val="22"/>
+                <w:szCs w:val="22"/>
+                <w:lang w:val="ru-RU"/>
+              </w:rPr>
               <w:t/>
             </w:r>
           </w:p>
@@ -5198,10 +5001,6 @@
     <w:p>
       <w:pPr>
         <w:pStyle w:val="a7"/>
-        <w:numPr>
-          <w:ilvl w:val="0"/>
-          <w:numId w:val="15"/>
-        </w:numPr>
         <w:rPr>
           <w:szCs w:val="22"/>
           <w:lang w:val="ru-RU"/>
@@ -5215,13 +5014,10 @@
         <w:t>{{ payment_terms_block }}</w:t>
       </w:r>
     </w:p>
+    <w:p/>
+    <w:p/>
     <w:p>
       <w:pPr>
-        <w:pStyle w:val="a7"/>
-        <w:numPr>
-          <w:ilvl w:val="0"/>
-          <w:numId w:val="15"/>
-        </w:numPr>
         <w:rPr>
           <w:szCs w:val="22"/>
           <w:lang w:val="ru-RU"/>
@@ -5229,6 +5025,8 @@
       </w:pPr>
       <w:r>
         <w:rPr>
+          <w:rFonts w:ascii="PT Sans" w:hAnsi="PT Sans" w:cs="PT Sans"/>
+          <w:b/>
           <w:szCs w:val="22"/>
           <w:lang w:val="ru-RU"/>
         </w:rPr>

--- a/templates/kp_template.docx
+++ b/templates/kp_template.docx
@@ -37,6 +37,11 @@
           <w:color w:val="000000" w:themeColor="text1"/>
         </w:rPr>
         <w:t>Коммерческое предложение № {{ kp_number }} от {{ kp_date }}</w:t>
+      </w:r>
+      <w:r>
+        <w:rPr>
+          <w:color w:val="000000" w:themeColor="text1"/>
+        </w:rPr>
         <w:br/>
         <w:t xml:space="preserve">на поставку автомобильных весов </w:t>
       </w:r>
@@ -1324,6 +1329,7 @@
           <w:sz w:val="36"/>
           <w:szCs w:val="36"/>
         </w:rPr>
+        <w:lastRenderedPageBreak/>
         <w:br w:type="page"/>
       </w:r>
     </w:p>
@@ -1399,7 +1405,7 @@
                           <a:blip r:embed="rId9" cstate="email">
                             <a:extLst>
                               <a:ext uri="">
-                                <a14:useLocalDpi xmlns="" xmlns:o="urn:schemas-microsoft-com:office:office" xmlns:v="urn:schemas-microsoft-com:vml" xmlns:w10="urn:schemas-microsoft-com:office:word" xmlns:w="http://schemas.openxmlformats.org/wordprocessingml/2006/main" xmlns:a14="http://schemas.microsoft.com/office/drawing/2010/main"/>
+                                <a14:useLocalDpi xmlns:a14="http://schemas.microsoft.com/office/drawing/2010/main" xmlns:w="http://schemas.openxmlformats.org/wordprocessingml/2006/main" xmlns:w10="urn:schemas-microsoft-com:office:word" xmlns:v="urn:schemas-microsoft-com:vml" xmlns:o="urn:schemas-microsoft-com:office:office" xmlns=""/>
                               </a:ext>
                             </a:extLst>
                           </a:blip>
@@ -1420,7 +1426,7 @@
                           </a:ln>
                           <a:extLst>
                             <a:ext uri="">
-                              <a14:shadowObscured xmlns="" xmlns:o="urn:schemas-microsoft-com:office:office" xmlns:v="urn:schemas-microsoft-com:vml" xmlns:w10="urn:schemas-microsoft-com:office:word" xmlns:w="http://schemas.openxmlformats.org/wordprocessingml/2006/main" xmlns:a14="http://schemas.microsoft.com/office/drawing/2010/main"/>
+                              <a14:shadowObscured xmlns:a14="http://schemas.microsoft.com/office/drawing/2010/main" xmlns:w="http://schemas.openxmlformats.org/wordprocessingml/2006/main" xmlns:w10="urn:schemas-microsoft-com:office:word" xmlns:v="urn:schemas-microsoft-com:vml" xmlns:o="urn:schemas-microsoft-com:office:office" xmlns=""/>
                             </a:ext>
                           </a:extLst>
                         </pic:spPr>
@@ -1469,7 +1475,7 @@
                           <a:blip r:embed="rId10" cstate="email">
                             <a:extLst>
                               <a:ext uri="">
-                                <a14:useLocalDpi xmlns="" xmlns:o="urn:schemas-microsoft-com:office:office" xmlns:v="urn:schemas-microsoft-com:vml" xmlns:w10="urn:schemas-microsoft-com:office:word" xmlns:w="http://schemas.openxmlformats.org/wordprocessingml/2006/main" xmlns:a14="http://schemas.microsoft.com/office/drawing/2010/main"/>
+                                <a14:useLocalDpi xmlns:a14="http://schemas.microsoft.com/office/drawing/2010/main" xmlns:w="http://schemas.openxmlformats.org/wordprocessingml/2006/main" xmlns:w10="urn:schemas-microsoft-com:office:word" xmlns:v="urn:schemas-microsoft-com:vml" xmlns:o="urn:schemas-microsoft-com:office:office" xmlns=""/>
                               </a:ext>
                             </a:extLst>
                           </a:blip>
@@ -1490,7 +1496,7 @@
                           </a:ln>
                           <a:extLst>
                             <a:ext uri="">
-                              <a14:shadowObscured xmlns="" xmlns:o="urn:schemas-microsoft-com:office:office" xmlns:v="urn:schemas-microsoft-com:vml" xmlns:w10="urn:schemas-microsoft-com:office:word" xmlns:w="http://schemas.openxmlformats.org/wordprocessingml/2006/main" xmlns:a14="http://schemas.microsoft.com/office/drawing/2010/main"/>
+                              <a14:shadowObscured xmlns:a14="http://schemas.microsoft.com/office/drawing/2010/main" xmlns:w="http://schemas.openxmlformats.org/wordprocessingml/2006/main" xmlns:w10="urn:schemas-microsoft-com:office:word" xmlns:v="urn:schemas-microsoft-com:vml" xmlns:o="urn:schemas-microsoft-com:office:office" xmlns=""/>
                             </a:ext>
                           </a:extLst>
                         </pic:spPr>
@@ -1540,7 +1546,7 @@
                           <a:blip r:embed="rId11" cstate="email">
                             <a:extLst>
                               <a:ext uri="">
-                                <a14:useLocalDpi xmlns="" xmlns:o="urn:schemas-microsoft-com:office:office" xmlns:v="urn:schemas-microsoft-com:vml" xmlns:w10="urn:schemas-microsoft-com:office:word" xmlns:w="http://schemas.openxmlformats.org/wordprocessingml/2006/main" xmlns:a14="http://schemas.microsoft.com/office/drawing/2010/main"/>
+                                <a14:useLocalDpi xmlns:a14="http://schemas.microsoft.com/office/drawing/2010/main" xmlns:w="http://schemas.openxmlformats.org/wordprocessingml/2006/main" xmlns:w10="urn:schemas-microsoft-com:office:word" xmlns:v="urn:schemas-microsoft-com:vml" xmlns:o="urn:schemas-microsoft-com:office:office" xmlns=""/>
                               </a:ext>
                             </a:extLst>
                           </a:blip>
@@ -1561,7 +1567,7 @@
                           </a:ln>
                           <a:extLst>
                             <a:ext uri="">
-                              <a14:shadowObscured xmlns="" xmlns:o="urn:schemas-microsoft-com:office:office" xmlns:v="urn:schemas-microsoft-com:vml" xmlns:w10="urn:schemas-microsoft-com:office:word" xmlns:w="http://schemas.openxmlformats.org/wordprocessingml/2006/main" xmlns:a14="http://schemas.microsoft.com/office/drawing/2010/main"/>
+                              <a14:shadowObscured xmlns:a14="http://schemas.microsoft.com/office/drawing/2010/main" xmlns:w="http://schemas.openxmlformats.org/wordprocessingml/2006/main" xmlns:w10="urn:schemas-microsoft-com:office:word" xmlns:v="urn:schemas-microsoft-com:vml" xmlns:o="urn:schemas-microsoft-com:office:office" xmlns=""/>
                             </a:ext>
                           </a:extLst>
                         </pic:spPr>
@@ -1949,7 +1955,7 @@
                           <a:blip r:embed="rId12" cstate="email">
                             <a:extLst>
                               <a:ext uri="">
-                                <a14:useLocalDpi xmlns="" xmlns:o="urn:schemas-microsoft-com:office:office" xmlns:v="urn:schemas-microsoft-com:vml" xmlns:w10="urn:schemas-microsoft-com:office:word" xmlns:w="http://schemas.openxmlformats.org/wordprocessingml/2006/main" xmlns:a14="http://schemas.microsoft.com/office/drawing/2010/main"/>
+                                <a14:useLocalDpi xmlns:a14="http://schemas.microsoft.com/office/drawing/2010/main" xmlns:w="http://schemas.openxmlformats.org/wordprocessingml/2006/main" xmlns:w10="urn:schemas-microsoft-com:office:word" xmlns:v="urn:schemas-microsoft-com:vml" xmlns:o="urn:schemas-microsoft-com:office:office" xmlns=""/>
                               </a:ext>
                             </a:extLst>
                           </a:blip>
@@ -2018,7 +2024,7 @@
                           <a:blip r:embed="rId13" cstate="email">
                             <a:extLst>
                               <a:ext uri="">
-                                <a14:useLocalDpi xmlns="" xmlns:o="urn:schemas-microsoft-com:office:office" xmlns:v="urn:schemas-microsoft-com:vml" xmlns:w10="urn:schemas-microsoft-com:office:word" xmlns:w="http://schemas.openxmlformats.org/wordprocessingml/2006/main" xmlns:a14="http://schemas.microsoft.com/office/drawing/2010/main"/>
+                                <a14:useLocalDpi xmlns:a14="http://schemas.microsoft.com/office/drawing/2010/main" xmlns:w="http://schemas.openxmlformats.org/wordprocessingml/2006/main" xmlns:w10="urn:schemas-microsoft-com:office:word" xmlns:v="urn:schemas-microsoft-com:vml" xmlns:o="urn:schemas-microsoft-com:office:office" xmlns=""/>
                               </a:ext>
                             </a:extLst>
                           </a:blip>
@@ -2086,7 +2092,7 @@
                           <a:blip r:embed="rId14" cstate="email">
                             <a:extLst>
                               <a:ext uri="">
-                                <a14:useLocalDpi xmlns="" xmlns:o="urn:schemas-microsoft-com:office:office" xmlns:v="urn:schemas-microsoft-com:vml" xmlns:w10="urn:schemas-microsoft-com:office:word" xmlns:w="http://schemas.openxmlformats.org/wordprocessingml/2006/main" xmlns:a14="http://schemas.microsoft.com/office/drawing/2010/main"/>
+                                <a14:useLocalDpi xmlns:a14="http://schemas.microsoft.com/office/drawing/2010/main" xmlns:w="http://schemas.openxmlformats.org/wordprocessingml/2006/main" xmlns:w10="urn:schemas-microsoft-com:office:word" xmlns:v="urn:schemas-microsoft-com:vml" xmlns:o="urn:schemas-microsoft-com:office:office" xmlns=""/>
                               </a:ext>
                             </a:extLst>
                           </a:blip>
@@ -2107,7 +2113,7 @@
                           </a:ln>
                           <a:extLst>
                             <a:ext uri="">
-                              <a14:shadowObscured xmlns="" xmlns:o="urn:schemas-microsoft-com:office:office" xmlns:v="urn:schemas-microsoft-com:vml" xmlns:w10="urn:schemas-microsoft-com:office:word" xmlns:w="http://schemas.openxmlformats.org/wordprocessingml/2006/main" xmlns:a14="http://schemas.microsoft.com/office/drawing/2010/main"/>
+                              <a14:shadowObscured xmlns:a14="http://schemas.microsoft.com/office/drawing/2010/main" xmlns:w="http://schemas.openxmlformats.org/wordprocessingml/2006/main" xmlns:w10="urn:schemas-microsoft-com:office:word" xmlns:v="urn:schemas-microsoft-com:vml" xmlns:o="urn:schemas-microsoft-com:office:office" xmlns=""/>
                             </a:ext>
                           </a:extLst>
                         </pic:spPr>
@@ -2373,7 +2379,7 @@
                           <a:blip r:embed="rId15" cstate="screen">
                             <a:extLst>
                               <a:ext uri="">
-                                <a14:useLocalDpi xmlns="" xmlns:o="urn:schemas-microsoft-com:office:office" xmlns:v="urn:schemas-microsoft-com:vml" xmlns:w10="urn:schemas-microsoft-com:office:word" xmlns:w="http://schemas.openxmlformats.org/wordprocessingml/2006/main" xmlns:a14="http://schemas.microsoft.com/office/drawing/2010/main"/>
+                                <a14:useLocalDpi xmlns:a14="http://schemas.microsoft.com/office/drawing/2010/main" xmlns:w="http://schemas.openxmlformats.org/wordprocessingml/2006/main" xmlns:w10="urn:schemas-microsoft-com:office:word" xmlns:v="urn:schemas-microsoft-com:vml" xmlns:o="urn:schemas-microsoft-com:office:office" xmlns=""/>
                               </a:ext>
                             </a:extLst>
                           </a:blip>
@@ -2477,6 +2483,7 @@
       <w:bookmarkStart w:id="4" w:name="_Toc195437189"/>
       <w:bookmarkStart w:id="5" w:name="_Toc70304468"/>
       <w:r>
+        <w:lastRenderedPageBreak/>
         <w:t>Характеристики {{ model_full_name }}</w:t>
       </w:r>
       <w:bookmarkEnd w:id="4"/>
@@ -2606,10 +2613,28 @@
                 <w:lang w:val="ru-RU"/>
               </w:rPr>
               <w:t>Рабочий диапазон температур, °С:</w:t>
+            </w:r>
+            <w:r>
+              <w:rPr>
+                <w:rFonts w:ascii="PT Sans" w:hAnsi="PT Sans" w:cstheme="minorHAnsi"/>
+                <w:color w:val="000000"/>
+                <w:sz w:val="22"/>
+                <w:szCs w:val="22"/>
+                <w:lang w:val="ru-RU"/>
+              </w:rPr>
               <w:br/>
-              <w:t xml:space="preserve">- для Тензодатчиков {{ sensor_label }}</w:t>
+              <w:t>- для Тензодатчиков {{ sensor_label }}</w:t>
+            </w:r>
+            <w:r>
+              <w:rPr>
+                <w:rFonts w:ascii="PT Sans" w:hAnsi="PT Sans" w:cstheme="minorHAnsi"/>
+                <w:color w:val="000000"/>
+                <w:sz w:val="22"/>
+                <w:szCs w:val="22"/>
+                <w:lang w:val="ru-RU"/>
+              </w:rPr>
               <w:br/>
-              <w:t xml:space="preserve">- для Весового индикатора (терминала) {{ indicator_label }}</w:t>
+              <w:t>- для Весового индикатора (терминала) {{ indicator_label }}</w:t>
             </w:r>
           </w:p>
         </w:tc>
@@ -2631,13 +2656,14 @@
                 <w:color w:val="000000"/>
                 <w:sz w:val="22"/>
                 <w:szCs w:val="22"/>
-                <w:lang w:val="ru-RU"/>
               </w:rPr>
             </w:pPr>
             <w:r>
               <w:t>{{ sensor_temp_range }}</w:t>
+            </w:r>
+            <w:r>
               <w:br/>
-              <w:t xml:space="preserve">{{ indicator_temp_range }}</w:t>
+              <w:t>{{ indicator_temp_range }}</w:t>
             </w:r>
           </w:p>
         </w:tc>
@@ -3635,7 +3661,6 @@
                 <w:szCs w:val="22"/>
               </w:rPr>
             </w:pPr>
-            <w:r/>
           </w:p>
         </w:tc>
       </w:tr>
@@ -4129,7 +4154,7 @@
                           <a:blip r:embed="rId17" cstate="screen">
                             <a:extLst>
                               <a:ext uri="">
-                                <a14:useLocalDpi xmlns="" xmlns:o="urn:schemas-microsoft-com:office:office" xmlns:v="urn:schemas-microsoft-com:vml" xmlns:w10="urn:schemas-microsoft-com:office:word" xmlns:w="http://schemas.openxmlformats.org/wordprocessingml/2006/main" xmlns:a14="http://schemas.microsoft.com/office/drawing/2010/main"/>
+                                <a14:useLocalDpi xmlns:a14="http://schemas.microsoft.com/office/drawing/2010/main" xmlns:w="http://schemas.openxmlformats.org/wordprocessingml/2006/main" xmlns:w10="urn:schemas-microsoft-com:office:word" xmlns:v="urn:schemas-microsoft-com:vml" xmlns:o="urn:schemas-microsoft-com:office:office" xmlns=""/>
                               </a:ext>
                             </a:extLst>
                           </a:blip>
@@ -4348,7 +4373,6 @@
       </w:pPr>
       <w:bookmarkStart w:id="6" w:name="_Toc195437190"/>
       <w:r>
-        <w:lastRenderedPageBreak/>
         <w:t>Спецификация</w:t>
       </w:r>
       <w:bookmarkEnd w:id="6"/>
@@ -4511,7 +4535,6 @@
                 <w:color w:val="000000" w:themeColor="text1"/>
                 <w:sz w:val="22"/>
                 <w:szCs w:val="22"/>
-                <w:lang w:val="ru-RU"/>
               </w:rPr>
             </w:pPr>
             <w:r>
@@ -4520,7 +4543,6 @@
                 <w:color w:val="000000" w:themeColor="text1"/>
                 <w:sz w:val="22"/>
                 <w:szCs w:val="22"/>
-                <w:lang w:val="ru-RU"/>
               </w:rPr>
               <w:t>{%tr for item in spec_items %}</w:t>
             </w:r>
@@ -4547,16 +4569,6 @@
                 <w:szCs w:val="22"/>
               </w:rPr>
             </w:pPr>
-            <w:r>
-              <w:rPr>
-                <w:rFonts w:ascii="PT Sans" w:hAnsi="PT Sans" w:cstheme="minorHAnsi"/>
-                <w:color w:val="000000" w:themeColor="text1"/>
-                <w:sz w:val="22"/>
-                <w:szCs w:val="22"/>
-                <w:lang w:val="ru-RU"/>
-              </w:rPr>
-              <w:t/>
-            </w:r>
           </w:p>
         </w:tc>
         <w:tc>
@@ -4580,7 +4592,28 @@
                 <w:szCs w:val="22"/>
               </w:rPr>
             </w:pPr>
-            <w:r>
+          </w:p>
+        </w:tc>
+      </w:tr>
+      <w:tr>
+        <w:trPr>
+          <w:cnfStyle w:val="000000100000" w:firstRow="0" w:lastRow="0" w:firstColumn="0" w:lastColumn="0" w:oddVBand="0" w:evenVBand="0" w:oddHBand="1" w:evenHBand="0" w:firstRowFirstColumn="0" w:firstRowLastColumn="0" w:lastRowFirstColumn="0" w:lastRowLastColumn="0"/>
+          <w:trHeight w:val="71"/>
+        </w:trPr>
+        <w:tc>
+          <w:tcPr>
+            <w:cnfStyle w:val="000010000000" w:firstRow="0" w:lastRow="0" w:firstColumn="0" w:lastColumn="0" w:oddVBand="1" w:evenVBand="0" w:oddHBand="0" w:evenHBand="0" w:firstRowFirstColumn="0" w:firstRowLastColumn="0" w:lastRowFirstColumn="0" w:lastRowLastColumn="0"/>
+            <w:tcW w:w="5670" w:type="dxa"/>
+            <w:tcBorders>
+              <w:left w:val="nil"/>
+              <w:right w:val="nil"/>
+            </w:tcBorders>
+            <w:vAlign w:val="center"/>
+          </w:tcPr>
+          <w:p>
+            <w:pPr>
+              <w:pStyle w:val="Default"/>
+              <w:spacing w:line="288" w:lineRule="auto"/>
               <w:rPr>
                 <w:rFonts w:ascii="PT Sans" w:hAnsi="PT Sans" w:cstheme="minorHAnsi"/>
                 <w:color w:val="000000" w:themeColor="text1"/>
@@ -4588,7 +4621,82 @@
                 <w:szCs w:val="22"/>
                 <w:lang w:val="ru-RU"/>
               </w:rPr>
-              <w:t/>
+            </w:pPr>
+            <w:r>
+              <w:rPr>
+                <w:rFonts w:ascii="PT Sans" w:hAnsi="PT Sans" w:cstheme="minorHAnsi"/>
+                <w:color w:val="000000" w:themeColor="text1"/>
+                <w:sz w:val="22"/>
+                <w:szCs w:val="22"/>
+                <w:lang w:val="ru-RU"/>
+              </w:rPr>
+              <w:t>{{ item.name }}</w:t>
+            </w:r>
+          </w:p>
+        </w:tc>
+        <w:tc>
+          <w:tcPr>
+            <w:cnfStyle w:val="000001000000" w:firstRow="0" w:lastRow="0" w:firstColumn="0" w:lastColumn="0" w:oddVBand="0" w:evenVBand="1" w:oddHBand="0" w:evenHBand="0" w:firstRowFirstColumn="0" w:firstRowLastColumn="0" w:lastRowFirstColumn="0" w:lastRowLastColumn="0"/>
+            <w:tcW w:w="2127" w:type="dxa"/>
+            <w:tcBorders>
+              <w:left w:val="nil"/>
+              <w:right w:val="nil"/>
+            </w:tcBorders>
+            <w:vAlign w:val="center"/>
+          </w:tcPr>
+          <w:p>
+            <w:pPr>
+              <w:spacing w:line="288" w:lineRule="auto"/>
+              <w:jc w:val="center"/>
+              <w:rPr>
+                <w:rFonts w:ascii="PT Sans" w:hAnsi="PT Sans" w:cstheme="minorHAnsi"/>
+                <w:color w:val="000000" w:themeColor="text1"/>
+                <w:sz w:val="22"/>
+                <w:szCs w:val="22"/>
+              </w:rPr>
+            </w:pPr>
+            <w:r>
+              <w:rPr>
+                <w:rFonts w:ascii="PT Sans" w:hAnsi="PT Sans" w:cstheme="minorHAnsi"/>
+                <w:color w:val="000000" w:themeColor="text1"/>
+                <w:sz w:val="22"/>
+                <w:szCs w:val="22"/>
+                <w:lang w:val="ru-RU"/>
+              </w:rPr>
+              <w:t>{{ item.price }}</w:t>
+            </w:r>
+          </w:p>
+        </w:tc>
+        <w:tc>
+          <w:tcPr>
+            <w:cnfStyle w:val="000010000000" w:firstRow="0" w:lastRow="0" w:firstColumn="0" w:lastColumn="0" w:oddVBand="1" w:evenVBand="0" w:oddHBand="0" w:evenHBand="0" w:firstRowFirstColumn="0" w:firstRowLastColumn="0" w:lastRowFirstColumn="0" w:lastRowLastColumn="0"/>
+            <w:tcW w:w="2126" w:type="dxa"/>
+            <w:tcBorders>
+              <w:left w:val="nil"/>
+              <w:right w:val="nil"/>
+            </w:tcBorders>
+            <w:vAlign w:val="center"/>
+          </w:tcPr>
+          <w:p>
+            <w:pPr>
+              <w:spacing w:line="288" w:lineRule="auto"/>
+              <w:jc w:val="center"/>
+              <w:rPr>
+                <w:rFonts w:ascii="PT Sans" w:hAnsi="PT Sans" w:cstheme="minorHAnsi"/>
+                <w:color w:val="000000" w:themeColor="text1"/>
+                <w:sz w:val="22"/>
+                <w:szCs w:val="22"/>
+              </w:rPr>
+            </w:pPr>
+            <w:r>
+              <w:rPr>
+                <w:rFonts w:ascii="PT Sans" w:hAnsi="PT Sans" w:cstheme="minorHAnsi"/>
+                <w:color w:val="000000" w:themeColor="text1"/>
+                <w:sz w:val="22"/>
+                <w:szCs w:val="22"/>
+                <w:lang w:val="ru-RU"/>
+              </w:rPr>
+              <w:t>{{ item.term_days }}</w:t>
             </w:r>
           </w:p>
         </w:tc>
@@ -4627,7 +4735,7 @@
                 <w:szCs w:val="22"/>
                 <w:lang w:val="ru-RU"/>
               </w:rPr>
-              <w:t>{{ item.name }}</w:t>
+              <w:t>{%tr endfor %}</w:t>
             </w:r>
           </w:p>
         </w:tc>
@@ -4652,16 +4760,6 @@
                 <w:szCs w:val="22"/>
               </w:rPr>
             </w:pPr>
-            <w:r>
-              <w:rPr>
-                <w:rFonts w:ascii="PT Sans" w:hAnsi="PT Sans" w:cstheme="minorHAnsi"/>
-                <w:color w:val="000000" w:themeColor="text1"/>
-                <w:sz w:val="22"/>
-                <w:szCs w:val="22"/>
-                <w:lang w:val="ru-RU"/>
-              </w:rPr>
-              <w:t>{{ item.price }}</w:t>
-            </w:r>
           </w:p>
         </w:tc>
         <w:tc>
@@ -4685,126 +4783,12 @@
                 <w:szCs w:val="22"/>
               </w:rPr>
             </w:pPr>
-            <w:r>
-              <w:rPr>
-                <w:rFonts w:ascii="PT Sans" w:hAnsi="PT Sans" w:cstheme="minorHAnsi"/>
-                <w:color w:val="000000" w:themeColor="text1"/>
-                <w:sz w:val="22"/>
-                <w:szCs w:val="22"/>
-                <w:lang w:val="ru-RU"/>
-              </w:rPr>
-              <w:t>{{ item.term_days }}</w:t>
-            </w:r>
           </w:p>
         </w:tc>
       </w:tr>
       <w:tr>
         <w:trPr>
-          <w:trHeight w:val="71"/>
-        </w:trPr>
-        <w:tc>
-          <w:tcPr>
-            <w:cnfStyle w:val="000010000000" w:firstRow="0" w:lastRow="0" w:firstColumn="0" w:lastColumn="0" w:oddVBand="1" w:evenVBand="0" w:oddHBand="0" w:evenHBand="0" w:firstRowFirstColumn="0" w:firstRowLastColumn="0" w:lastRowFirstColumn="0" w:lastRowLastColumn="0"/>
-            <w:tcW w:w="5670" w:type="dxa"/>
-            <w:tcBorders>
-              <w:left w:val="nil"/>
-              <w:right w:val="nil"/>
-            </w:tcBorders>
-            <w:vAlign w:val="center"/>
-          </w:tcPr>
-          <w:p>
-            <w:pPr>
-              <w:pStyle w:val="Default"/>
-              <w:spacing w:line="288" w:lineRule="auto"/>
-              <w:rPr>
-                <w:rFonts w:ascii="PT Sans" w:hAnsi="PT Sans" w:cstheme="minorHAnsi"/>
-                <w:color w:val="000000" w:themeColor="text1"/>
-                <w:sz w:val="22"/>
-                <w:szCs w:val="22"/>
-                <w:lang w:val="ru-RU"/>
-              </w:rPr>
-            </w:pPr>
-            <w:r>
-              <w:rPr>
-                <w:rFonts w:ascii="PT Sans" w:hAnsi="PT Sans" w:cstheme="minorHAnsi"/>
-                <w:color w:val="000000" w:themeColor="text1"/>
-                <w:sz w:val="22"/>
-                <w:szCs w:val="22"/>
-                <w:lang w:val="ru-RU"/>
-              </w:rPr>
-              <w:t>{%tr endfor %}</w:t>
-            </w:r>
-          </w:p>
-        </w:tc>
-        <w:tc>
-          <w:tcPr>
-            <w:cnfStyle w:val="000001000000" w:firstRow="0" w:lastRow="0" w:firstColumn="0" w:lastColumn="0" w:oddVBand="0" w:evenVBand="1" w:oddHBand="0" w:evenHBand="0" w:firstRowFirstColumn="0" w:firstRowLastColumn="0" w:lastRowFirstColumn="0" w:lastRowLastColumn="0"/>
-            <w:tcW w:w="2127" w:type="dxa"/>
-            <w:tcBorders>
-              <w:left w:val="nil"/>
-              <w:right w:val="nil"/>
-            </w:tcBorders>
-            <w:vAlign w:val="center"/>
-          </w:tcPr>
-          <w:p>
-            <w:pPr>
-              <w:spacing w:line="288" w:lineRule="auto"/>
-              <w:jc w:val="center"/>
-              <w:rPr>
-                <w:rFonts w:ascii="PT Sans" w:hAnsi="PT Sans" w:cstheme="minorHAnsi"/>
-                <w:color w:val="000000" w:themeColor="text1"/>
-                <w:sz w:val="22"/>
-                <w:szCs w:val="22"/>
-              </w:rPr>
-            </w:pPr>
-            <w:r>
-              <w:rPr>
-                <w:rFonts w:ascii="PT Sans" w:hAnsi="PT Sans" w:cstheme="minorHAnsi"/>
-                <w:color w:val="000000" w:themeColor="text1"/>
-                <w:sz w:val="22"/>
-                <w:szCs w:val="22"/>
-                <w:lang w:val="ru-RU"/>
-              </w:rPr>
-              <w:t/>
-            </w:r>
-          </w:p>
-        </w:tc>
-        <w:tc>
-          <w:tcPr>
-            <w:cnfStyle w:val="000010000000" w:firstRow="0" w:lastRow="0" w:firstColumn="0" w:lastColumn="0" w:oddVBand="1" w:evenVBand="0" w:oddHBand="0" w:evenHBand="0" w:firstRowFirstColumn="0" w:firstRowLastColumn="0" w:lastRowFirstColumn="0" w:lastRowLastColumn="0"/>
-            <w:tcW w:w="2126" w:type="dxa"/>
-            <w:tcBorders>
-              <w:left w:val="nil"/>
-              <w:right w:val="nil"/>
-            </w:tcBorders>
-            <w:vAlign w:val="center"/>
-          </w:tcPr>
-          <w:p>
-            <w:pPr>
-              <w:spacing w:line="288" w:lineRule="auto"/>
-              <w:jc w:val="center"/>
-              <w:rPr>
-                <w:rFonts w:ascii="PT Sans" w:hAnsi="PT Sans" w:cstheme="minorHAnsi"/>
-                <w:color w:val="000000" w:themeColor="text1"/>
-                <w:sz w:val="22"/>
-                <w:szCs w:val="22"/>
-              </w:rPr>
-            </w:pPr>
-            <w:r>
-              <w:rPr>
-                <w:rFonts w:ascii="PT Sans" w:hAnsi="PT Sans" w:cstheme="minorHAnsi"/>
-                <w:color w:val="000000" w:themeColor="text1"/>
-                <w:sz w:val="22"/>
-                <w:szCs w:val="22"/>
-                <w:lang w:val="ru-RU"/>
-              </w:rPr>
-              <w:t/>
-            </w:r>
-          </w:p>
-        </w:tc>
-      </w:tr>
-      <w:tr>
-        <w:trPr>
+          <w:cnfStyle w:val="000000100000" w:firstRow="0" w:lastRow="0" w:firstColumn="0" w:lastColumn="0" w:oddVBand="0" w:evenVBand="0" w:oddHBand="1" w:evenHBand="0" w:firstRowFirstColumn="0" w:firstRowLastColumn="0" w:lastRowFirstColumn="0" w:lastRowLastColumn="0"/>
           <w:trHeight w:val="397"/>
         </w:trPr>
         <w:tc>
@@ -5020,7 +5004,6 @@
       <w:pPr>
         <w:rPr>
           <w:szCs w:val="22"/>
-          <w:lang w:val="ru-RU"/>
         </w:rPr>
       </w:pPr>
       <w:r>
@@ -5028,7 +5011,6 @@
           <w:rFonts w:ascii="PT Sans" w:hAnsi="PT Sans" w:cs="PT Sans"/>
           <w:b/>
           <w:szCs w:val="22"/>
-          <w:lang w:val="ru-RU"/>
         </w:rPr>
         <w:t>Срок действия настоящего коммерческого предложения — {{ kp_valid_days }}.</w:t>
       </w:r>
@@ -5278,318 +5260,13 @@
     </w:p>
     <w:p>
       <w:pPr>
-        <w:pStyle w:val="a7"/>
-        <w:rPr>
-          <w:szCs w:val="22"/>
-          <w:lang w:val="ru-RU"/>
-        </w:rPr>
-      </w:pPr>
-    </w:p>
-    <w:p>
-      <w:pPr>
-        <w:pStyle w:val="a7"/>
-        <w:rPr>
-          <w:szCs w:val="22"/>
-          <w:lang w:val="ru-RU"/>
-        </w:rPr>
-      </w:pPr>
-    </w:p>
-    <w:p>
-      <w:pPr>
-        <w:pStyle w:val="a7"/>
-        <w:rPr>
-          <w:szCs w:val="22"/>
-          <w:lang w:val="ru-RU"/>
-        </w:rPr>
-      </w:pPr>
-    </w:p>
-    <w:p>
-      <w:pPr>
-        <w:pStyle w:val="a7"/>
-        <w:rPr>
-          <w:szCs w:val="22"/>
-          <w:lang w:val="ru-RU"/>
-        </w:rPr>
-      </w:pPr>
-    </w:p>
-    <w:p>
-      <w:pPr>
-        <w:pStyle w:val="a7"/>
-        <w:rPr>
-          <w:szCs w:val="22"/>
-          <w:lang w:val="ru-RU"/>
-        </w:rPr>
-      </w:pPr>
-    </w:p>
-    <w:p>
-      <w:pPr>
-        <w:pStyle w:val="a7"/>
-        <w:rPr>
-          <w:szCs w:val="22"/>
-          <w:lang w:val="ru-RU"/>
-        </w:rPr>
-      </w:pPr>
-    </w:p>
-    <w:p>
-      <w:pPr>
-        <w:pStyle w:val="a7"/>
-        <w:rPr>
-          <w:szCs w:val="22"/>
-          <w:lang w:val="ru-RU"/>
-        </w:rPr>
-      </w:pPr>
-    </w:p>
-    <w:p>
-      <w:pPr>
-        <w:pStyle w:val="a7"/>
-        <w:rPr>
-          <w:szCs w:val="22"/>
-          <w:lang w:val="ru-RU"/>
-        </w:rPr>
-      </w:pPr>
-    </w:p>
-    <w:p>
-      <w:pPr>
-        <w:pStyle w:val="a7"/>
-        <w:rPr>
-          <w:szCs w:val="22"/>
-          <w:lang w:val="ru-RU"/>
-        </w:rPr>
-      </w:pPr>
-    </w:p>
-    <w:p>
-      <w:pPr>
-        <w:pStyle w:val="a7"/>
-        <w:rPr>
-          <w:szCs w:val="22"/>
-          <w:lang w:val="ru-RU"/>
-        </w:rPr>
-      </w:pPr>
-    </w:p>
-    <w:p>
-      <w:pPr>
-        <w:pStyle w:val="a7"/>
-        <w:rPr>
-          <w:szCs w:val="22"/>
-          <w:lang w:val="ru-RU"/>
-        </w:rPr>
-      </w:pPr>
-    </w:p>
-    <w:p>
-      <w:pPr>
-        <w:pStyle w:val="a7"/>
-        <w:rPr>
-          <w:szCs w:val="22"/>
-          <w:lang w:val="ru-RU"/>
-        </w:rPr>
-      </w:pPr>
-    </w:p>
-    <w:p>
-      <w:pPr>
-        <w:pStyle w:val="a7"/>
-        <w:rPr>
-          <w:szCs w:val="22"/>
-          <w:lang w:val="ru-RU"/>
-        </w:rPr>
-      </w:pPr>
-    </w:p>
-    <w:p>
-      <w:pPr>
-        <w:pStyle w:val="a7"/>
-        <w:rPr>
-          <w:szCs w:val="22"/>
-          <w:lang w:val="ru-RU"/>
-        </w:rPr>
-      </w:pPr>
-    </w:p>
-    <w:p>
-      <w:pPr>
-        <w:pStyle w:val="a7"/>
-        <w:rPr>
-          <w:szCs w:val="22"/>
-          <w:lang w:val="ru-RU"/>
-        </w:rPr>
-      </w:pPr>
-    </w:p>
-    <w:p>
-      <w:pPr>
-        <w:pStyle w:val="a7"/>
-        <w:rPr>
-          <w:szCs w:val="22"/>
-          <w:lang w:val="ru-RU"/>
-        </w:rPr>
-      </w:pPr>
-    </w:p>
-    <w:p>
-      <w:pPr>
-        <w:pStyle w:val="a7"/>
-        <w:rPr>
-          <w:szCs w:val="22"/>
-          <w:lang w:val="ru-RU"/>
-        </w:rPr>
-      </w:pPr>
-    </w:p>
-    <w:p>
-      <w:pPr>
-        <w:pStyle w:val="a7"/>
-        <w:rPr>
-          <w:szCs w:val="22"/>
-          <w:lang w:val="ru-RU"/>
-        </w:rPr>
-      </w:pPr>
-    </w:p>
-    <w:p>
-      <w:pPr>
-        <w:pStyle w:val="a7"/>
-        <w:rPr>
-          <w:szCs w:val="22"/>
-          <w:lang w:val="ru-RU"/>
-        </w:rPr>
-      </w:pPr>
-    </w:p>
-    <w:p>
-      <w:pPr>
-        <w:pStyle w:val="a7"/>
-        <w:rPr>
-          <w:szCs w:val="22"/>
-          <w:lang w:val="ru-RU"/>
-        </w:rPr>
-      </w:pPr>
-    </w:p>
-    <w:p>
-      <w:pPr>
-        <w:pStyle w:val="a7"/>
-        <w:rPr>
-          <w:szCs w:val="22"/>
-          <w:lang w:val="ru-RU"/>
-        </w:rPr>
-      </w:pPr>
-    </w:p>
-    <w:p>
-      <w:pPr>
-        <w:pStyle w:val="a7"/>
-        <w:rPr>
-          <w:szCs w:val="22"/>
-          <w:lang w:val="ru-RU"/>
-        </w:rPr>
-      </w:pPr>
-    </w:p>
-    <w:p>
-      <w:pPr>
-        <w:pStyle w:val="a7"/>
-        <w:rPr>
-          <w:szCs w:val="22"/>
-          <w:lang w:val="ru-RU"/>
-        </w:rPr>
-      </w:pPr>
-    </w:p>
-    <w:p>
-      <w:pPr>
-        <w:pStyle w:val="a7"/>
-        <w:rPr>
-          <w:szCs w:val="22"/>
-          <w:lang w:val="ru-RU"/>
-        </w:rPr>
-      </w:pPr>
-    </w:p>
-    <w:p>
-      <w:pPr>
-        <w:pStyle w:val="a7"/>
-        <w:rPr>
-          <w:szCs w:val="22"/>
-          <w:lang w:val="ru-RU"/>
-        </w:rPr>
-      </w:pPr>
-    </w:p>
-    <w:p>
-      <w:pPr>
-        <w:pStyle w:val="a7"/>
-        <w:rPr>
-          <w:szCs w:val="22"/>
-          <w:lang w:val="ru-RU"/>
-        </w:rPr>
-      </w:pPr>
-    </w:p>
-    <w:p>
-      <w:pPr>
-        <w:pStyle w:val="a7"/>
-        <w:rPr>
-          <w:szCs w:val="22"/>
-          <w:lang w:val="ru-RU"/>
-        </w:rPr>
-      </w:pPr>
-    </w:p>
-    <w:p>
-      <w:pPr>
-        <w:pStyle w:val="a7"/>
-        <w:rPr>
-          <w:szCs w:val="22"/>
-          <w:lang w:val="ru-RU"/>
-        </w:rPr>
-      </w:pPr>
-    </w:p>
-    <w:p>
-      <w:pPr>
-        <w:pStyle w:val="a7"/>
-        <w:rPr>
-          <w:szCs w:val="22"/>
-          <w:lang w:val="ru-RU"/>
-        </w:rPr>
-      </w:pPr>
-    </w:p>
-    <w:p>
-      <w:pPr>
-        <w:pStyle w:val="a7"/>
-        <w:rPr>
-          <w:szCs w:val="22"/>
-          <w:lang w:val="ru-RU"/>
-        </w:rPr>
-      </w:pPr>
-    </w:p>
-    <w:p>
-      <w:pPr>
-        <w:pStyle w:val="a7"/>
-        <w:rPr>
-          <w:szCs w:val="22"/>
-          <w:lang w:val="ru-RU"/>
-        </w:rPr>
-      </w:pPr>
-    </w:p>
-    <w:p>
-      <w:pPr>
-        <w:pStyle w:val="a7"/>
-        <w:rPr>
-          <w:szCs w:val="22"/>
-          <w:lang w:val="ru-RU"/>
-        </w:rPr>
-      </w:pPr>
-    </w:p>
-    <w:p>
-      <w:pPr>
-        <w:pStyle w:val="a7"/>
-        <w:rPr>
-          <w:szCs w:val="22"/>
-          <w:lang w:val="ru-RU"/>
-        </w:rPr>
-      </w:pPr>
-    </w:p>
-    <w:p>
-      <w:pPr>
-        <w:pStyle w:val="a7"/>
-        <w:rPr>
-          <w:szCs w:val="22"/>
-          <w:lang w:val="ru-RU"/>
-        </w:rPr>
-      </w:pPr>
-    </w:p>
-    <w:p>
-      <w:pPr>
         <w:pStyle w:val="1"/>
       </w:pPr>
       <w:bookmarkStart w:id="7" w:name="_Toc70304469"/>
       <w:bookmarkStart w:id="8" w:name="_Toc195437191"/>
       <w:bookmarkEnd w:id="5"/>
       <w:r>
+        <w:lastRenderedPageBreak/>
         <w:t>К</w:t>
       </w:r>
       <w:r>
@@ -5752,7 +5429,7 @@
                           <a:blip r:embed="rId19" cstate="screen">
                             <a:extLst>
                               <a:ext uri="">
-                                <a14:useLocalDpi xmlns="" xmlns:o="urn:schemas-microsoft-com:office:office" xmlns:v="urn:schemas-microsoft-com:vml" xmlns:w10="urn:schemas-microsoft-com:office:word" xmlns:w="http://schemas.openxmlformats.org/wordprocessingml/2006/main" xmlns:a14="http://schemas.microsoft.com/office/drawing/2010/main"/>
+                                <a14:useLocalDpi xmlns:a14="http://schemas.microsoft.com/office/drawing/2010/main" xmlns:w="http://schemas.openxmlformats.org/wordprocessingml/2006/main" xmlns:w10="urn:schemas-microsoft-com:office:word" xmlns:v="urn:schemas-microsoft-com:vml" xmlns:o="urn:schemas-microsoft-com:office:office" xmlns=""/>
                               </a:ext>
                             </a:extLst>
                           </a:blip>
@@ -6027,7 +5704,6 @@
                 <w:rFonts w:cstheme="minorHAnsi"/>
                 <w:noProof/>
               </w:rPr>
-              <w:lastRenderedPageBreak/>
               <w:drawing>
                 <wp:inline distT="0" distB="0" distL="0" distR="0" wp14:anchorId="2BF14062" wp14:editId="2D5277DC">
                   <wp:extent cx="3159125" cy="1808982"/>
@@ -6049,7 +5725,7 @@
                           <a:blip r:embed="rId20" cstate="email">
                             <a:extLst>
                               <a:ext uri="">
-                                <a14:useLocalDpi xmlns="" xmlns:o="urn:schemas-microsoft-com:office:office" xmlns:v="urn:schemas-microsoft-com:vml" xmlns:w10="urn:schemas-microsoft-com:office:word" xmlns:w="http://schemas.openxmlformats.org/wordprocessingml/2006/main" xmlns:a14="http://schemas.microsoft.com/office/drawing/2010/main"/>
+                                <a14:useLocalDpi xmlns:a14="http://schemas.microsoft.com/office/drawing/2010/main" xmlns:w="http://schemas.openxmlformats.org/wordprocessingml/2006/main" xmlns:w10="urn:schemas-microsoft-com:office:word" xmlns:v="urn:schemas-microsoft-com:vml" xmlns:o="urn:schemas-microsoft-com:office:office" xmlns=""/>
                               </a:ext>
                             </a:extLst>
                           </a:blip>
@@ -6070,7 +5746,7 @@
                           </a:ln>
                           <a:extLst>
                             <a:ext uri="">
-                              <a14:shadowObscured xmlns="" xmlns:o="urn:schemas-microsoft-com:office:office" xmlns:v="urn:schemas-microsoft-com:vml" xmlns:w10="urn:schemas-microsoft-com:office:word" xmlns:w="http://schemas.openxmlformats.org/wordprocessingml/2006/main" xmlns:a14="http://schemas.microsoft.com/office/drawing/2010/main"/>
+                              <a14:shadowObscured xmlns:a14="http://schemas.microsoft.com/office/drawing/2010/main" xmlns:w="http://schemas.openxmlformats.org/wordprocessingml/2006/main" xmlns:w10="urn:schemas-microsoft-com:office:word" xmlns:v="urn:schemas-microsoft-com:vml" xmlns:o="urn:schemas-microsoft-com:office:office" xmlns=""/>
                             </a:ext>
                           </a:extLst>
                         </pic:spPr>
@@ -6284,7 +5960,7 @@
                           <a:blip r:embed="rId21" cstate="screen">
                             <a:extLst>
                               <a:ext uri="">
-                                <a14:useLocalDpi xmlns="" xmlns:o="urn:schemas-microsoft-com:office:office" xmlns:v="urn:schemas-microsoft-com:vml" xmlns:w10="urn:schemas-microsoft-com:office:word" xmlns:w="http://schemas.openxmlformats.org/wordprocessingml/2006/main" xmlns:a14="http://schemas.microsoft.com/office/drawing/2010/main"/>
+                                <a14:useLocalDpi xmlns:a14="http://schemas.microsoft.com/office/drawing/2010/main" xmlns:w="http://schemas.openxmlformats.org/wordprocessingml/2006/main" xmlns:w10="urn:schemas-microsoft-com:office:word" xmlns:v="urn:schemas-microsoft-com:vml" xmlns:o="urn:schemas-microsoft-com:office:office" xmlns=""/>
                               </a:ext>
                             </a:extLst>
                           </a:blip>
@@ -6641,7 +6317,7 @@
                           <a:blip r:embed="rId22" cstate="email">
                             <a:extLst>
                               <a:ext uri="">
-                                <a14:useLocalDpi xmlns="" xmlns:o="urn:schemas-microsoft-com:office:office" xmlns:v="urn:schemas-microsoft-com:vml" xmlns:w10="urn:schemas-microsoft-com:office:word" xmlns:w="http://schemas.openxmlformats.org/wordprocessingml/2006/main" xmlns:a14="http://schemas.microsoft.com/office/drawing/2010/main"/>
+                                <a14:useLocalDpi xmlns:a14="http://schemas.microsoft.com/office/drawing/2010/main" xmlns:w="http://schemas.openxmlformats.org/wordprocessingml/2006/main" xmlns:w10="urn:schemas-microsoft-com:office:word" xmlns:v="urn:schemas-microsoft-com:vml" xmlns:o="urn:schemas-microsoft-com:office:office" xmlns=""/>
                               </a:ext>
                             </a:extLst>
                           </a:blip>
@@ -7072,7 +6748,7 @@
                           <a:blip r:embed="rId23" cstate="email">
                             <a:extLst>
                               <a:ext uri="">
-                                <a14:useLocalDpi xmlns="" xmlns:o="urn:schemas-microsoft-com:office:office" xmlns:v="urn:schemas-microsoft-com:vml" xmlns:w10="urn:schemas-microsoft-com:office:word" xmlns:w="http://schemas.openxmlformats.org/wordprocessingml/2006/main" xmlns:a14="http://schemas.microsoft.com/office/drawing/2010/main"/>
+                                <a14:useLocalDpi xmlns:a14="http://schemas.microsoft.com/office/drawing/2010/main" xmlns:w="http://schemas.openxmlformats.org/wordprocessingml/2006/main" xmlns:w10="urn:schemas-microsoft-com:office:word" xmlns:v="urn:schemas-microsoft-com:vml" xmlns:o="urn:schemas-microsoft-com:office:office" xmlns=""/>
                               </a:ext>
                             </a:extLst>
                           </a:blip>
@@ -7093,7 +6769,7 @@
                           </a:ln>
                           <a:extLst>
                             <a:ext uri="">
-                              <a14:shadowObscured xmlns="" xmlns:o="urn:schemas-microsoft-com:office:office" xmlns:v="urn:schemas-microsoft-com:vml" xmlns:w10="urn:schemas-microsoft-com:office:word" xmlns:w="http://schemas.openxmlformats.org/wordprocessingml/2006/main" xmlns:a14="http://schemas.microsoft.com/office/drawing/2010/main"/>
+                              <a14:shadowObscured xmlns:a14="http://schemas.microsoft.com/office/drawing/2010/main" xmlns:w="http://schemas.openxmlformats.org/wordprocessingml/2006/main" xmlns:w10="urn:schemas-microsoft-com:office:word" xmlns:v="urn:schemas-microsoft-com:vml" xmlns:o="urn:schemas-microsoft-com:office:office" xmlns=""/>
                             </a:ext>
                           </a:extLst>
                         </pic:spPr>
@@ -7361,7 +7037,7 @@
                           <a:blip r:embed="rId24" cstate="email">
                             <a:extLst>
                               <a:ext uri="">
-                                <a14:imgProps xmlns="" xmlns:o="urn:schemas-microsoft-com:office:office" xmlns:v="urn:schemas-microsoft-com:vml" xmlns:w10="urn:schemas-microsoft-com:office:word" xmlns:w="http://schemas.openxmlformats.org/wordprocessingml/2006/main" xmlns:a14="http://schemas.microsoft.com/office/drawing/2010/main">
+                                <a14:imgProps xmlns:a14="http://schemas.microsoft.com/office/drawing/2010/main" xmlns:w="http://schemas.openxmlformats.org/wordprocessingml/2006/main" xmlns:w10="urn:schemas-microsoft-com:office:word" xmlns:v="urn:schemas-microsoft-com:vml" xmlns:o="urn:schemas-microsoft-com:office:office" xmlns="">
                                   <a14:imgLayer r:embed="rId25">
                                     <a14:imgEffect>
                                       <a14:saturation sat="33000"/>
@@ -7370,7 +7046,7 @@
                                 </a14:imgProps>
                               </a:ext>
                               <a:ext uri="">
-                                <a14:useLocalDpi xmlns="" xmlns:o="urn:schemas-microsoft-com:office:office" xmlns:v="urn:schemas-microsoft-com:vml" xmlns:w10="urn:schemas-microsoft-com:office:word" xmlns:w="http://schemas.openxmlformats.org/wordprocessingml/2006/main" xmlns:a14="http://schemas.microsoft.com/office/drawing/2010/main"/>
+                                <a14:useLocalDpi xmlns:a14="http://schemas.microsoft.com/office/drawing/2010/main" xmlns:w="http://schemas.openxmlformats.org/wordprocessingml/2006/main" xmlns:w10="urn:schemas-microsoft-com:office:word" xmlns:v="urn:schemas-microsoft-com:vml" xmlns:o="urn:schemas-microsoft-com:office:office" xmlns=""/>
                               </a:ext>
                             </a:extLst>
                           </a:blip>
@@ -7391,7 +7067,7 @@
                           </a:ln>
                           <a:extLst>
                             <a:ext uri="">
-                              <a14:shadowObscured xmlns="" xmlns:o="urn:schemas-microsoft-com:office:office" xmlns:v="urn:schemas-microsoft-com:vml" xmlns:w10="urn:schemas-microsoft-com:office:word" xmlns:w="http://schemas.openxmlformats.org/wordprocessingml/2006/main" xmlns:a14="http://schemas.microsoft.com/office/drawing/2010/main"/>
+                              <a14:shadowObscured xmlns:a14="http://schemas.microsoft.com/office/drawing/2010/main" xmlns:w="http://schemas.openxmlformats.org/wordprocessingml/2006/main" xmlns:w10="urn:schemas-microsoft-com:office:word" xmlns:v="urn:schemas-microsoft-com:vml" xmlns:o="urn:schemas-microsoft-com:office:office" xmlns=""/>
                             </a:ext>
                           </a:extLst>
                         </pic:spPr>
@@ -7591,7 +7267,7 @@
                           <a:blip r:embed="rId26" cstate="email">
                             <a:extLst>
                               <a:ext uri="">
-                                <a14:imgProps xmlns="" xmlns:o="urn:schemas-microsoft-com:office:office" xmlns:v="urn:schemas-microsoft-com:vml" xmlns:w10="urn:schemas-microsoft-com:office:word" xmlns:w="http://schemas.openxmlformats.org/wordprocessingml/2006/main" xmlns:a14="http://schemas.microsoft.com/office/drawing/2010/main">
+                                <a14:imgProps xmlns:a14="http://schemas.microsoft.com/office/drawing/2010/main" xmlns:w="http://schemas.openxmlformats.org/wordprocessingml/2006/main" xmlns:w10="urn:schemas-microsoft-com:office:word" xmlns:v="urn:schemas-microsoft-com:vml" xmlns:o="urn:schemas-microsoft-com:office:office" xmlns="">
                                   <a14:imgLayer r:embed="rId27">
                                     <a14:imgEffect>
                                       <a14:saturation sat="33000"/>
@@ -7600,7 +7276,7 @@
                                 </a14:imgProps>
                               </a:ext>
                               <a:ext uri="">
-                                <a14:useLocalDpi xmlns="" xmlns:o="urn:schemas-microsoft-com:office:office" xmlns:v="urn:schemas-microsoft-com:vml" xmlns:w10="urn:schemas-microsoft-com:office:word" xmlns:w="http://schemas.openxmlformats.org/wordprocessingml/2006/main" xmlns:a14="http://schemas.microsoft.com/office/drawing/2010/main"/>
+                                <a14:useLocalDpi xmlns:a14="http://schemas.microsoft.com/office/drawing/2010/main" xmlns:w="http://schemas.openxmlformats.org/wordprocessingml/2006/main" xmlns:w10="urn:schemas-microsoft-com:office:word" xmlns:v="urn:schemas-microsoft-com:vml" xmlns:o="urn:schemas-microsoft-com:office:office" xmlns=""/>
                               </a:ext>
                             </a:extLst>
                           </a:blip>
@@ -7621,7 +7297,7 @@
                           </a:ln>
                           <a:extLst>
                             <a:ext uri="">
-                              <a14:shadowObscured xmlns="" xmlns:o="urn:schemas-microsoft-com:office:office" xmlns:v="urn:schemas-microsoft-com:vml" xmlns:w10="urn:schemas-microsoft-com:office:word" xmlns:w="http://schemas.openxmlformats.org/wordprocessingml/2006/main" xmlns:a14="http://schemas.microsoft.com/office/drawing/2010/main"/>
+                              <a14:shadowObscured xmlns:a14="http://schemas.microsoft.com/office/drawing/2010/main" xmlns:w="http://schemas.openxmlformats.org/wordprocessingml/2006/main" xmlns:w10="urn:schemas-microsoft-com:office:word" xmlns:v="urn:schemas-microsoft-com:vml" xmlns:o="urn:schemas-microsoft-com:office:office" xmlns=""/>
                             </a:ext>
                           </a:extLst>
                         </pic:spPr>
@@ -7676,7 +7352,7 @@
                           <a:blip r:embed="rId28" cstate="email">
                             <a:extLst>
                               <a:ext uri="">
-                                <a14:useLocalDpi xmlns="" xmlns:o="urn:schemas-microsoft-com:office:office" xmlns:v="urn:schemas-microsoft-com:vml" xmlns:w10="urn:schemas-microsoft-com:office:word" xmlns:w="http://schemas.openxmlformats.org/wordprocessingml/2006/main" xmlns:a14="http://schemas.microsoft.com/office/drawing/2010/main"/>
+                                <a14:useLocalDpi xmlns:a14="http://schemas.microsoft.com/office/drawing/2010/main" xmlns:w="http://schemas.openxmlformats.org/wordprocessingml/2006/main" xmlns:w10="urn:schemas-microsoft-com:office:word" xmlns:v="urn:schemas-microsoft-com:vml" xmlns:o="urn:schemas-microsoft-com:office:office" xmlns=""/>
                               </a:ext>
                             </a:extLst>
                           </a:blip>
@@ -7697,7 +7373,7 @@
                           </a:ln>
                           <a:extLst>
                             <a:ext uri="">
-                              <a14:shadowObscured xmlns="" xmlns:o="urn:schemas-microsoft-com:office:office" xmlns:v="urn:schemas-microsoft-com:vml" xmlns:w10="urn:schemas-microsoft-com:office:word" xmlns:w="http://schemas.openxmlformats.org/wordprocessingml/2006/main" xmlns:a14="http://schemas.microsoft.com/office/drawing/2010/main"/>
+                              <a14:shadowObscured xmlns:a14="http://schemas.microsoft.com/office/drawing/2010/main" xmlns:w="http://schemas.openxmlformats.org/wordprocessingml/2006/main" xmlns:w10="urn:schemas-microsoft-com:office:word" xmlns:v="urn:schemas-microsoft-com:vml" xmlns:o="urn:schemas-microsoft-com:office:office" xmlns=""/>
                             </a:ext>
                           </a:extLst>
                         </pic:spPr>
@@ -8205,7 +7881,7 @@
                           <a:blip r:embed="rId31" cstate="email">
                             <a:extLst>
                               <a:ext uri="">
-                                <a14:useLocalDpi xmlns="" xmlns:o="urn:schemas-microsoft-com:office:office" xmlns:v="urn:schemas-microsoft-com:vml" xmlns:w10="urn:schemas-microsoft-com:office:word" xmlns:w="http://schemas.openxmlformats.org/wordprocessingml/2006/main" xmlns:a14="http://schemas.microsoft.com/office/drawing/2010/main"/>
+                                <a14:useLocalDpi xmlns:a14="http://schemas.microsoft.com/office/drawing/2010/main" xmlns:w="http://schemas.openxmlformats.org/wordprocessingml/2006/main" xmlns:w10="urn:schemas-microsoft-com:office:word" xmlns:v="urn:schemas-microsoft-com:vml" xmlns:o="urn:schemas-microsoft-com:office:office" xmlns=""/>
                               </a:ext>
                             </a:extLst>
                           </a:blip>
@@ -8271,7 +7947,7 @@
                           <a:blip r:embed="rId32" cstate="email">
                             <a:extLst>
                               <a:ext uri="">
-                                <a14:useLocalDpi xmlns="" xmlns:o="urn:schemas-microsoft-com:office:office" xmlns:v="urn:schemas-microsoft-com:vml" xmlns:w10="urn:schemas-microsoft-com:office:word" xmlns:w="http://schemas.openxmlformats.org/wordprocessingml/2006/main" xmlns:a14="http://schemas.microsoft.com/office/drawing/2010/main"/>
+                                <a14:useLocalDpi xmlns:a14="http://schemas.microsoft.com/office/drawing/2010/main" xmlns:w="http://schemas.openxmlformats.org/wordprocessingml/2006/main" xmlns:w10="urn:schemas-microsoft-com:office:word" xmlns:v="urn:schemas-microsoft-com:vml" xmlns:o="urn:schemas-microsoft-com:office:office" xmlns=""/>
                               </a:ext>
                             </a:extLst>
                           </a:blip>
@@ -8747,7 +8423,7 @@
                           <a:blip r:embed="rId33" cstate="email">
                             <a:extLst>
                               <a:ext uri="">
-                                <a14:useLocalDpi xmlns="" xmlns:o="urn:schemas-microsoft-com:office:office" xmlns:v="urn:schemas-microsoft-com:vml" xmlns:w10="urn:schemas-microsoft-com:office:word" xmlns:w="http://schemas.openxmlformats.org/wordprocessingml/2006/main" xmlns:a14="http://schemas.microsoft.com/office/drawing/2010/main"/>
+                                <a14:useLocalDpi xmlns:a14="http://schemas.microsoft.com/office/drawing/2010/main" xmlns:w="http://schemas.openxmlformats.org/wordprocessingml/2006/main" xmlns:w10="urn:schemas-microsoft-com:office:word" xmlns:v="urn:schemas-microsoft-com:vml" xmlns:o="urn:schemas-microsoft-com:office:office" xmlns=""/>
                               </a:ext>
                             </a:extLst>
                           </a:blip>
@@ -8813,7 +8489,7 @@
                           <a:blip r:embed="rId34" cstate="email">
                             <a:extLst>
                               <a:ext uri="">
-                                <a14:useLocalDpi xmlns="" xmlns:o="urn:schemas-microsoft-com:office:office" xmlns:v="urn:schemas-microsoft-com:vml" xmlns:w10="urn:schemas-microsoft-com:office:word" xmlns:w="http://schemas.openxmlformats.org/wordprocessingml/2006/main" xmlns:a14="http://schemas.microsoft.com/office/drawing/2010/main"/>
+                                <a14:useLocalDpi xmlns:a14="http://schemas.microsoft.com/office/drawing/2010/main" xmlns:w="http://schemas.openxmlformats.org/wordprocessingml/2006/main" xmlns:w10="urn:schemas-microsoft-com:office:word" xmlns:v="urn:schemas-microsoft-com:vml" xmlns:o="urn:schemas-microsoft-com:office:office" xmlns=""/>
                               </a:ext>
                             </a:extLst>
                           </a:blip>
@@ -9193,7 +8869,7 @@
                           <a:blip r:embed="rId35" cstate="email">
                             <a:extLst>
                               <a:ext uri="">
-                                <a14:useLocalDpi xmlns="" xmlns:o="urn:schemas-microsoft-com:office:office" xmlns:v="urn:schemas-microsoft-com:vml" xmlns:w10="urn:schemas-microsoft-com:office:word" xmlns:w="http://schemas.openxmlformats.org/wordprocessingml/2006/main" xmlns:a14="http://schemas.microsoft.com/office/drawing/2010/main"/>
+                                <a14:useLocalDpi xmlns:a14="http://schemas.microsoft.com/office/drawing/2010/main" xmlns:w="http://schemas.openxmlformats.org/wordprocessingml/2006/main" xmlns:w10="urn:schemas-microsoft-com:office:word" xmlns:v="urn:schemas-microsoft-com:vml" xmlns:o="urn:schemas-microsoft-com:office:office" xmlns=""/>
                               </a:ext>
                             </a:extLst>
                           </a:blip>
@@ -9262,7 +8938,7 @@
                           <a:blip r:embed="rId36" cstate="email">
                             <a:extLst>
                               <a:ext uri="">
-                                <a14:useLocalDpi xmlns="" xmlns:o="urn:schemas-microsoft-com:office:office" xmlns:v="urn:schemas-microsoft-com:vml" xmlns:w10="urn:schemas-microsoft-com:office:word" xmlns:w="http://schemas.openxmlformats.org/wordprocessingml/2006/main" xmlns:a14="http://schemas.microsoft.com/office/drawing/2010/main"/>
+                                <a14:useLocalDpi xmlns:a14="http://schemas.microsoft.com/office/drawing/2010/main" xmlns:w="http://schemas.openxmlformats.org/wordprocessingml/2006/main" xmlns:w10="urn:schemas-microsoft-com:office:word" xmlns:v="urn:schemas-microsoft-com:vml" xmlns:o="urn:schemas-microsoft-com:office:office" xmlns=""/>
                               </a:ext>
                             </a:extLst>
                           </a:blip>
@@ -9627,7 +9303,7 @@
                           <a:blip r:embed="rId37" cstate="email">
                             <a:extLst>
                               <a:ext uri="">
-                                <a14:useLocalDpi xmlns="" xmlns:o="urn:schemas-microsoft-com:office:office" xmlns:v="urn:schemas-microsoft-com:vml" xmlns:w10="urn:schemas-microsoft-com:office:word" xmlns:w="http://schemas.openxmlformats.org/wordprocessingml/2006/main" xmlns:a14="http://schemas.microsoft.com/office/drawing/2010/main"/>
+                                <a14:useLocalDpi xmlns:a14="http://schemas.microsoft.com/office/drawing/2010/main" xmlns:w="http://schemas.openxmlformats.org/wordprocessingml/2006/main" xmlns:w10="urn:schemas-microsoft-com:office:word" xmlns:v="urn:schemas-microsoft-com:vml" xmlns:o="urn:schemas-microsoft-com:office:office" xmlns=""/>
                               </a:ext>
                             </a:extLst>
                           </a:blip>
@@ -9648,7 +9324,7 @@
                           </a:ln>
                           <a:extLst>
                             <a:ext uri="">
-                              <a14:shadowObscured xmlns="" xmlns:o="urn:schemas-microsoft-com:office:office" xmlns:v="urn:schemas-microsoft-com:vml" xmlns:w10="urn:schemas-microsoft-com:office:word" xmlns:w="http://schemas.openxmlformats.org/wordprocessingml/2006/main" xmlns:a14="http://schemas.microsoft.com/office/drawing/2010/main"/>
+                              <a14:shadowObscured xmlns:a14="http://schemas.microsoft.com/office/drawing/2010/main" xmlns:w="http://schemas.openxmlformats.org/wordprocessingml/2006/main" xmlns:w10="urn:schemas-microsoft-com:office:word" xmlns:v="urn:schemas-microsoft-com:vml" xmlns:o="urn:schemas-microsoft-com:office:office" xmlns=""/>
                             </a:ext>
                           </a:extLst>
                         </pic:spPr>
@@ -10529,7 +10205,7 @@
                           <a:blip r:embed="rId38" cstate="email">
                             <a:extLst>
                               <a:ext uri="">
-                                <a14:useLocalDpi xmlns="" xmlns:o="urn:schemas-microsoft-com:office:office" xmlns:v="urn:schemas-microsoft-com:vml" xmlns:w10="urn:schemas-microsoft-com:office:word" xmlns:w="http://schemas.openxmlformats.org/wordprocessingml/2006/main" xmlns:a14="http://schemas.microsoft.com/office/drawing/2010/main"/>
+                                <a14:useLocalDpi xmlns:a14="http://schemas.microsoft.com/office/drawing/2010/main" xmlns:w="http://schemas.openxmlformats.org/wordprocessingml/2006/main" xmlns:w10="urn:schemas-microsoft-com:office:word" xmlns:v="urn:schemas-microsoft-com:vml" xmlns:o="urn:schemas-microsoft-com:office:office" xmlns=""/>
                               </a:ext>
                             </a:extLst>
                           </a:blip>
@@ -10550,7 +10226,7 @@
                           </a:ln>
                           <a:extLst>
                             <a:ext uri="">
-                              <a14:shadowObscured xmlns="" xmlns:o="urn:schemas-microsoft-com:office:office" xmlns:v="urn:schemas-microsoft-com:vml" xmlns:w10="urn:schemas-microsoft-com:office:word" xmlns:w="http://schemas.openxmlformats.org/wordprocessingml/2006/main" xmlns:a14="http://schemas.microsoft.com/office/drawing/2010/main"/>
+                              <a14:shadowObscured xmlns:a14="http://schemas.microsoft.com/office/drawing/2010/main" xmlns:w="http://schemas.openxmlformats.org/wordprocessingml/2006/main" xmlns:w10="urn:schemas-microsoft-com:office:word" xmlns:v="urn:schemas-microsoft-com:vml" xmlns:o="urn:schemas-microsoft-com:office:office" xmlns=""/>
                             </a:ext>
                           </a:extLst>
                         </pic:spPr>
@@ -10601,7 +10277,7 @@
                           <a:blip r:embed="rId39" cstate="email">
                             <a:extLst>
                               <a:ext uri="">
-                                <a14:useLocalDpi xmlns="" xmlns:o="urn:schemas-microsoft-com:office:office" xmlns:v="urn:schemas-microsoft-com:vml" xmlns:w10="urn:schemas-microsoft-com:office:word" xmlns:w="http://schemas.openxmlformats.org/wordprocessingml/2006/main" xmlns:a14="http://schemas.microsoft.com/office/drawing/2010/main"/>
+                                <a14:useLocalDpi xmlns:a14="http://schemas.microsoft.com/office/drawing/2010/main" xmlns:w="http://schemas.openxmlformats.org/wordprocessingml/2006/main" xmlns:w10="urn:schemas-microsoft-com:office:word" xmlns:v="urn:schemas-microsoft-com:vml" xmlns:o="urn:schemas-microsoft-com:office:office" xmlns=""/>
                               </a:ext>
                             </a:extLst>
                           </a:blip>
@@ -10622,7 +10298,7 @@
                           </a:ln>
                           <a:extLst>
                             <a:ext uri="">
-                              <a14:shadowObscured xmlns="" xmlns:o="urn:schemas-microsoft-com:office:office" xmlns:v="urn:schemas-microsoft-com:vml" xmlns:w10="urn:schemas-microsoft-com:office:word" xmlns:w="http://schemas.openxmlformats.org/wordprocessingml/2006/main" xmlns:a14="http://schemas.microsoft.com/office/drawing/2010/main"/>
+                              <a14:shadowObscured xmlns:a14="http://schemas.microsoft.com/office/drawing/2010/main" xmlns:w="http://schemas.openxmlformats.org/wordprocessingml/2006/main" xmlns:w10="urn:schemas-microsoft-com:office:word" xmlns:v="urn:schemas-microsoft-com:vml" xmlns:o="urn:schemas-microsoft-com:office:office" xmlns=""/>
                             </a:ext>
                           </a:extLst>
                         </pic:spPr>
@@ -10882,7 +10558,7 @@
                           <a:blip r:embed="rId40" cstate="email">
                             <a:extLst>
                               <a:ext uri="">
-                                <a14:useLocalDpi xmlns="" xmlns:o="urn:schemas-microsoft-com:office:office" xmlns:v="urn:schemas-microsoft-com:vml" xmlns:w10="urn:schemas-microsoft-com:office:word" xmlns:w="http://schemas.openxmlformats.org/wordprocessingml/2006/main" xmlns:a14="http://schemas.microsoft.com/office/drawing/2010/main"/>
+                                <a14:useLocalDpi xmlns:a14="http://schemas.microsoft.com/office/drawing/2010/main" xmlns:w="http://schemas.openxmlformats.org/wordprocessingml/2006/main" xmlns:w10="urn:schemas-microsoft-com:office:word" xmlns:v="urn:schemas-microsoft-com:vml" xmlns:o="urn:schemas-microsoft-com:office:office" xmlns=""/>
                               </a:ext>
                             </a:extLst>
                           </a:blip>
@@ -10949,7 +10625,7 @@
                           <a:blip r:embed="rId41" cstate="email">
                             <a:extLst>
                               <a:ext uri="">
-                                <a14:useLocalDpi xmlns="" xmlns:o="urn:schemas-microsoft-com:office:office" xmlns:v="urn:schemas-microsoft-com:vml" xmlns:w10="urn:schemas-microsoft-com:office:word" xmlns:w="http://schemas.openxmlformats.org/wordprocessingml/2006/main" xmlns:a14="http://schemas.microsoft.com/office/drawing/2010/main"/>
+                                <a14:useLocalDpi xmlns:a14="http://schemas.microsoft.com/office/drawing/2010/main" xmlns:w="http://schemas.openxmlformats.org/wordprocessingml/2006/main" xmlns:w10="urn:schemas-microsoft-com:office:word" xmlns:v="urn:schemas-microsoft-com:vml" xmlns:o="urn:schemas-microsoft-com:office:office" xmlns=""/>
                               </a:ext>
                             </a:extLst>
                           </a:blip>
@@ -10969,7 +10645,7 @@
                           </a:ln>
                           <a:extLst>
                             <a:ext uri="">
-                              <a14:shadowObscured xmlns="" xmlns:o="urn:schemas-microsoft-com:office:office" xmlns:v="urn:schemas-microsoft-com:vml" xmlns:w10="urn:schemas-microsoft-com:office:word" xmlns:w="http://schemas.openxmlformats.org/wordprocessingml/2006/main" xmlns:a14="http://schemas.microsoft.com/office/drawing/2010/main"/>
+                              <a14:shadowObscured xmlns:a14="http://schemas.microsoft.com/office/drawing/2010/main" xmlns:w="http://schemas.openxmlformats.org/wordprocessingml/2006/main" xmlns:w10="urn:schemas-microsoft-com:office:word" xmlns:v="urn:schemas-microsoft-com:vml" xmlns:o="urn:schemas-microsoft-com:office:office" xmlns=""/>
                             </a:ext>
                           </a:extLst>
                         </pic:spPr>
@@ -11304,7 +10980,7 @@
                           <a:blip r:embed="rId42" cstate="email">
                             <a:extLst>
                               <a:ext uri="">
-                                <a14:useLocalDpi xmlns="" xmlns:o="urn:schemas-microsoft-com:office:office" xmlns:v="urn:schemas-microsoft-com:vml" xmlns:w10="urn:schemas-microsoft-com:office:word" xmlns:w="http://schemas.openxmlformats.org/wordprocessingml/2006/main" xmlns:a14="http://schemas.microsoft.com/office/drawing/2010/main"/>
+                                <a14:useLocalDpi xmlns:a14="http://schemas.microsoft.com/office/drawing/2010/main" xmlns:w="http://schemas.openxmlformats.org/wordprocessingml/2006/main" xmlns:w10="urn:schemas-microsoft-com:office:word" xmlns:v="urn:schemas-microsoft-com:vml" xmlns:o="urn:schemas-microsoft-com:office:office" xmlns=""/>
                               </a:ext>
                             </a:extLst>
                           </a:blip>
@@ -11325,7 +11001,7 @@
                           </a:ln>
                           <a:extLst>
                             <a:ext uri="">
-                              <a14:shadowObscured xmlns="" xmlns:o="urn:schemas-microsoft-com:office:office" xmlns:v="urn:schemas-microsoft-com:vml" xmlns:w10="urn:schemas-microsoft-com:office:word" xmlns:w="http://schemas.openxmlformats.org/wordprocessingml/2006/main" xmlns:a14="http://schemas.microsoft.com/office/drawing/2010/main"/>
+                              <a14:shadowObscured xmlns:a14="http://schemas.microsoft.com/office/drawing/2010/main" xmlns:w="http://schemas.openxmlformats.org/wordprocessingml/2006/main" xmlns:w10="urn:schemas-microsoft-com:office:word" xmlns:v="urn:schemas-microsoft-com:vml" xmlns:o="urn:schemas-microsoft-com:office:office" xmlns=""/>
                             </a:ext>
                           </a:extLst>
                         </pic:spPr>
@@ -11378,7 +11054,7 @@
                           <a:blip r:embed="rId43" cstate="email">
                             <a:extLst>
                               <a:ext uri="">
-                                <a14:useLocalDpi xmlns="" xmlns:o="urn:schemas-microsoft-com:office:office" xmlns:v="urn:schemas-microsoft-com:vml" xmlns:w10="urn:schemas-microsoft-com:office:word" xmlns:w="http://schemas.openxmlformats.org/wordprocessingml/2006/main" xmlns:a14="http://schemas.microsoft.com/office/drawing/2010/main"/>
+                                <a14:useLocalDpi xmlns:a14="http://schemas.microsoft.com/office/drawing/2010/main" xmlns:w="http://schemas.openxmlformats.org/wordprocessingml/2006/main" xmlns:w10="urn:schemas-microsoft-com:office:word" xmlns:v="urn:schemas-microsoft-com:vml" xmlns:o="urn:schemas-microsoft-com:office:office" xmlns=""/>
                               </a:ext>
                             </a:extLst>
                           </a:blip>
@@ -11399,7 +11075,7 @@
                           </a:ln>
                           <a:extLst>
                             <a:ext uri="">
-                              <a14:shadowObscured xmlns="" xmlns:o="urn:schemas-microsoft-com:office:office" xmlns:v="urn:schemas-microsoft-com:vml" xmlns:w10="urn:schemas-microsoft-com:office:word" xmlns:w="http://schemas.openxmlformats.org/wordprocessingml/2006/main" xmlns:a14="http://schemas.microsoft.com/office/drawing/2010/main"/>
+                              <a14:shadowObscured xmlns:a14="http://schemas.microsoft.com/office/drawing/2010/main" xmlns:w="http://schemas.openxmlformats.org/wordprocessingml/2006/main" xmlns:w10="urn:schemas-microsoft-com:office:word" xmlns:v="urn:schemas-microsoft-com:vml" xmlns:o="urn:schemas-microsoft-com:office:office" xmlns=""/>
                             </a:ext>
                           </a:extLst>
                         </pic:spPr>
@@ -11668,7 +11344,7 @@
                           <a:blip r:embed="rId44" cstate="email">
                             <a:extLst>
                               <a:ext uri="">
-                                <a14:useLocalDpi xmlns="" xmlns:o="urn:schemas-microsoft-com:office:office" xmlns:v="urn:schemas-microsoft-com:vml" xmlns:w10="urn:schemas-microsoft-com:office:word" xmlns:w="http://schemas.openxmlformats.org/wordprocessingml/2006/main" xmlns:a14="http://schemas.microsoft.com/office/drawing/2010/main"/>
+                                <a14:useLocalDpi xmlns:a14="http://schemas.microsoft.com/office/drawing/2010/main" xmlns:w="http://schemas.openxmlformats.org/wordprocessingml/2006/main" xmlns:w10="urn:schemas-microsoft-com:office:word" xmlns:v="urn:schemas-microsoft-com:vml" xmlns:o="urn:schemas-microsoft-com:office:office" xmlns=""/>
                               </a:ext>
                             </a:extLst>
                           </a:blip>
@@ -11689,7 +11365,7 @@
                           </a:ln>
                           <a:extLst>
                             <a:ext uri="">
-                              <a14:shadowObscured xmlns="" xmlns:o="urn:schemas-microsoft-com:office:office" xmlns:v="urn:schemas-microsoft-com:vml" xmlns:w10="urn:schemas-microsoft-com:office:word" xmlns:w="http://schemas.openxmlformats.org/wordprocessingml/2006/main" xmlns:a14="http://schemas.microsoft.com/office/drawing/2010/main"/>
+                              <a14:shadowObscured xmlns:a14="http://schemas.microsoft.com/office/drawing/2010/main" xmlns:w="http://schemas.openxmlformats.org/wordprocessingml/2006/main" xmlns:w10="urn:schemas-microsoft-com:office:word" xmlns:v="urn:schemas-microsoft-com:vml" xmlns:o="urn:schemas-microsoft-com:office:office" xmlns=""/>
                             </a:ext>
                           </a:extLst>
                         </pic:spPr>
@@ -11739,7 +11415,7 @@
                           <a:blip r:embed="rId45" cstate="email">
                             <a:extLst>
                               <a:ext uri="">
-                                <a14:useLocalDpi xmlns="" xmlns:o="urn:schemas-microsoft-com:office:office" xmlns:v="urn:schemas-microsoft-com:vml" xmlns:w10="urn:schemas-microsoft-com:office:word" xmlns:w="http://schemas.openxmlformats.org/wordprocessingml/2006/main" xmlns:a14="http://schemas.microsoft.com/office/drawing/2010/main"/>
+                                <a14:useLocalDpi xmlns:a14="http://schemas.microsoft.com/office/drawing/2010/main" xmlns:w="http://schemas.openxmlformats.org/wordprocessingml/2006/main" xmlns:w10="urn:schemas-microsoft-com:office:word" xmlns:v="urn:schemas-microsoft-com:vml" xmlns:o="urn:schemas-microsoft-com:office:office" xmlns=""/>
                               </a:ext>
                             </a:extLst>
                           </a:blip>
@@ -11760,7 +11436,7 @@
                           </a:ln>
                           <a:extLst>
                             <a:ext uri="">
-                              <a14:shadowObscured xmlns="" xmlns:o="urn:schemas-microsoft-com:office:office" xmlns:v="urn:schemas-microsoft-com:vml" xmlns:w10="urn:schemas-microsoft-com:office:word" xmlns:w="http://schemas.openxmlformats.org/wordprocessingml/2006/main" xmlns:a14="http://schemas.microsoft.com/office/drawing/2010/main"/>
+                              <a14:shadowObscured xmlns:a14="http://schemas.microsoft.com/office/drawing/2010/main" xmlns:w="http://schemas.openxmlformats.org/wordprocessingml/2006/main" xmlns:w10="urn:schemas-microsoft-com:office:word" xmlns:v="urn:schemas-microsoft-com:vml" xmlns:o="urn:schemas-microsoft-com:office:office" xmlns=""/>
                             </a:ext>
                           </a:extLst>
                         </pic:spPr>
@@ -11809,7 +11485,7 @@
                           <a:blip r:embed="rId46" cstate="email">
                             <a:extLst>
                               <a:ext uri="">
-                                <a14:useLocalDpi xmlns="" xmlns:o="urn:schemas-microsoft-com:office:office" xmlns:v="urn:schemas-microsoft-com:vml" xmlns:w10="urn:schemas-microsoft-com:office:word" xmlns:w="http://schemas.openxmlformats.org/wordprocessingml/2006/main" xmlns:a14="http://schemas.microsoft.com/office/drawing/2010/main"/>
+                                <a14:useLocalDpi xmlns:a14="http://schemas.microsoft.com/office/drawing/2010/main" xmlns:w="http://schemas.openxmlformats.org/wordprocessingml/2006/main" xmlns:w10="urn:schemas-microsoft-com:office:word" xmlns:v="urn:schemas-microsoft-com:vml" xmlns:o="urn:schemas-microsoft-com:office:office" xmlns=""/>
                               </a:ext>
                             </a:extLst>
                           </a:blip>
@@ -11830,7 +11506,7 @@
                           </a:ln>
                           <a:extLst>
                             <a:ext uri="">
-                              <a14:shadowObscured xmlns="" xmlns:o="urn:schemas-microsoft-com:office:office" xmlns:v="urn:schemas-microsoft-com:vml" xmlns:w10="urn:schemas-microsoft-com:office:word" xmlns:w="http://schemas.openxmlformats.org/wordprocessingml/2006/main" xmlns:a14="http://schemas.microsoft.com/office/drawing/2010/main"/>
+                              <a14:shadowObscured xmlns:a14="http://schemas.microsoft.com/office/drawing/2010/main" xmlns:w="http://schemas.openxmlformats.org/wordprocessingml/2006/main" xmlns:w10="urn:schemas-microsoft-com:office:word" xmlns:v="urn:schemas-microsoft-com:vml" xmlns:o="urn:schemas-microsoft-com:office:office" xmlns=""/>
                             </a:ext>
                           </a:extLst>
                         </pic:spPr>
@@ -12905,7 +12581,7 @@
                           <a:blip r:embed="rId47" cstate="email">
                             <a:extLst>
                               <a:ext uri="">
-                                <a14:useLocalDpi xmlns="" xmlns:o="urn:schemas-microsoft-com:office:office" xmlns:v="urn:schemas-microsoft-com:vml" xmlns:w10="urn:schemas-microsoft-com:office:word" xmlns:w="http://schemas.openxmlformats.org/wordprocessingml/2006/main" xmlns:a14="http://schemas.microsoft.com/office/drawing/2010/main"/>
+                                <a14:useLocalDpi xmlns:a14="http://schemas.microsoft.com/office/drawing/2010/main" xmlns:w="http://schemas.openxmlformats.org/wordprocessingml/2006/main" xmlns:w10="urn:schemas-microsoft-com:office:word" xmlns:v="urn:schemas-microsoft-com:vml" xmlns:o="urn:schemas-microsoft-com:office:office" xmlns=""/>
                               </a:ext>
                             </a:extLst>
                           </a:blip>
@@ -12926,7 +12602,7 @@
                           </a:ln>
                           <a:extLst>
                             <a:ext uri="">
-                              <a14:shadowObscured xmlns="" xmlns:o="urn:schemas-microsoft-com:office:office" xmlns:v="urn:schemas-microsoft-com:vml" xmlns:w10="urn:schemas-microsoft-com:office:word" xmlns:w="http://schemas.openxmlformats.org/wordprocessingml/2006/main" xmlns:a14="http://schemas.microsoft.com/office/drawing/2010/main"/>
+                              <a14:shadowObscured xmlns:a14="http://schemas.microsoft.com/office/drawing/2010/main" xmlns:w="http://schemas.openxmlformats.org/wordprocessingml/2006/main" xmlns:w10="urn:schemas-microsoft-com:office:word" xmlns:v="urn:schemas-microsoft-com:vml" xmlns:o="urn:schemas-microsoft-com:office:office" xmlns=""/>
                             </a:ext>
                           </a:extLst>
                         </pic:spPr>
@@ -12975,7 +12651,7 @@
                           <a:blip r:embed="rId48" cstate="email">
                             <a:extLst>
                               <a:ext uri="">
-                                <a14:useLocalDpi xmlns="" xmlns:o="urn:schemas-microsoft-com:office:office" xmlns:v="urn:schemas-microsoft-com:vml" xmlns:w10="urn:schemas-microsoft-com:office:word" xmlns:w="http://schemas.openxmlformats.org/wordprocessingml/2006/main" xmlns:a14="http://schemas.microsoft.com/office/drawing/2010/main"/>
+                                <a14:useLocalDpi xmlns:a14="http://schemas.microsoft.com/office/drawing/2010/main" xmlns:w="http://schemas.openxmlformats.org/wordprocessingml/2006/main" xmlns:w10="urn:schemas-microsoft-com:office:word" xmlns:v="urn:schemas-microsoft-com:vml" xmlns:o="urn:schemas-microsoft-com:office:office" xmlns=""/>
                               </a:ext>
                             </a:extLst>
                           </a:blip>
@@ -13790,7 +13466,7 @@
                           <a:blip r:embed="rId49" cstate="email">
                             <a:extLst>
                               <a:ext uri="">
-                                <a14:useLocalDpi xmlns="" xmlns:o="urn:schemas-microsoft-com:office:office" xmlns:v="urn:schemas-microsoft-com:vml" xmlns:w10="urn:schemas-microsoft-com:office:word" xmlns:w="http://schemas.openxmlformats.org/wordprocessingml/2006/main" xmlns:a14="http://schemas.microsoft.com/office/drawing/2010/main"/>
+                                <a14:useLocalDpi xmlns:a14="http://schemas.microsoft.com/office/drawing/2010/main" xmlns:w="http://schemas.openxmlformats.org/wordprocessingml/2006/main" xmlns:w10="urn:schemas-microsoft-com:office:word" xmlns:v="urn:schemas-microsoft-com:vml" xmlns:o="urn:schemas-microsoft-com:office:office" xmlns=""/>
                               </a:ext>
                             </a:extLst>
                           </a:blip>
@@ -14349,7 +14025,7 @@
                           <a:blip r:embed="rId50" cstate="screen">
                             <a:extLst>
                               <a:ext uri="">
-                                <a14:useLocalDpi xmlns="" xmlns:o="urn:schemas-microsoft-com:office:office" xmlns:v="urn:schemas-microsoft-com:vml" xmlns:w10="urn:schemas-microsoft-com:office:word" xmlns:w="http://schemas.openxmlformats.org/wordprocessingml/2006/main" xmlns:a14="http://schemas.microsoft.com/office/drawing/2010/main"/>
+                                <a14:useLocalDpi xmlns:a14="http://schemas.microsoft.com/office/drawing/2010/main" xmlns:w="http://schemas.openxmlformats.org/wordprocessingml/2006/main" xmlns:w10="urn:schemas-microsoft-com:office:word" xmlns:v="urn:schemas-microsoft-com:vml" xmlns:o="urn:schemas-microsoft-com:office:office" xmlns=""/>
                               </a:ext>
                             </a:extLst>
                           </a:blip>
@@ -14479,7 +14155,7 @@
                           <a:blip r:embed="rId52" cstate="screen">
                             <a:extLst>
                               <a:ext uri="">
-                                <a14:useLocalDpi xmlns="" xmlns:o="urn:schemas-microsoft-com:office:office" xmlns:v="urn:schemas-microsoft-com:vml" xmlns:w10="urn:schemas-microsoft-com:office:word" xmlns:w="http://schemas.openxmlformats.org/wordprocessingml/2006/main" xmlns:a14="http://schemas.microsoft.com/office/drawing/2010/main"/>
+                                <a14:useLocalDpi xmlns:a14="http://schemas.microsoft.com/office/drawing/2010/main" xmlns:w="http://schemas.openxmlformats.org/wordprocessingml/2006/main" xmlns:w10="urn:schemas-microsoft-com:office:word" xmlns:v="urn:schemas-microsoft-com:vml" xmlns:o="urn:schemas-microsoft-com:office:office" xmlns=""/>
                               </a:ext>
                             </a:extLst>
                           </a:blip>
@@ -14610,7 +14286,7 @@
                           <a:blip r:embed="rId54" cstate="screen">
                             <a:extLst>
                               <a:ext uri="">
-                                <a14:useLocalDpi xmlns="" xmlns:o="urn:schemas-microsoft-com:office:office" xmlns:v="urn:schemas-microsoft-com:vml" xmlns:w10="urn:schemas-microsoft-com:office:word" xmlns:w="http://schemas.openxmlformats.org/wordprocessingml/2006/main" xmlns:a14="http://schemas.microsoft.com/office/drawing/2010/main"/>
+                                <a14:useLocalDpi xmlns:a14="http://schemas.microsoft.com/office/drawing/2010/main" xmlns:w="http://schemas.openxmlformats.org/wordprocessingml/2006/main" xmlns:w10="urn:schemas-microsoft-com:office:word" xmlns:v="urn:schemas-microsoft-com:vml" xmlns:o="urn:schemas-microsoft-com:office:office" xmlns=""/>
                               </a:ext>
                             </a:extLst>
                           </a:blip>
@@ -14777,7 +14453,7 @@
                     <a:blip r:embed="rId58">
                       <a:extLst>
                         <a:ext uri="">
-                          <a14:useLocalDpi xmlns="" xmlns:o="urn:schemas-microsoft-com:office:office" xmlns:v="urn:schemas-microsoft-com:vml" xmlns:w10="urn:schemas-microsoft-com:office:word" xmlns:w="http://schemas.openxmlformats.org/wordprocessingml/2006/main" xmlns:a14="http://schemas.microsoft.com/office/drawing/2010/main"/>
+                          <a14:useLocalDpi xmlns:a14="http://schemas.microsoft.com/office/drawing/2010/main" xmlns:w="http://schemas.openxmlformats.org/wordprocessingml/2006/main" xmlns:w10="urn:schemas-microsoft-com:office:word" xmlns:v="urn:schemas-microsoft-com:vml" xmlns:o="urn:schemas-microsoft-com:office:office" xmlns=""/>
                         </a:ext>
                       </a:extLst>
                     </a:blip>
@@ -14921,7 +14597,7 @@
                       </a:ln>
                       <a:extLst>
                         <a:ext uri="">
-                          <a14:hiddenFill xmlns="" xmlns:o="urn:schemas-microsoft-com:office:office" xmlns:v="urn:schemas-microsoft-com:vml" xmlns:w10="urn:schemas-microsoft-com:office:word" xmlns:w="http://schemas.openxmlformats.org/wordprocessingml/2006/main" xmlns:a14="http://schemas.microsoft.com/office/drawing/2010/main">
+                          <a14:hiddenFill xmlns:a14="http://schemas.microsoft.com/office/drawing/2010/main" xmlns:w="http://schemas.openxmlformats.org/wordprocessingml/2006/main" xmlns:w10="urn:schemas-microsoft-com:office:word" xmlns:v="urn:schemas-microsoft-com:vml" xmlns:o="urn:schemas-microsoft-com:office:office" xmlns="">
                             <a:noFill/>
                           </a14:hiddenFill>
                         </a:ext>
@@ -15224,7 +14900,7 @@
                       </a:ln>
                       <a:extLst>
                         <a:ext uri="">
-                          <a14:hiddenFill xmlns="" xmlns:o="urn:schemas-microsoft-com:office:office" xmlns:v="urn:schemas-microsoft-com:vml" xmlns:w10="urn:schemas-microsoft-com:office:word" xmlns:w="http://schemas.openxmlformats.org/wordprocessingml/2006/main" xmlns:a14="http://schemas.microsoft.com/office/drawing/2010/main">
+                          <a14:hiddenFill xmlns:a14="http://schemas.microsoft.com/office/drawing/2010/main" xmlns:w="http://schemas.openxmlformats.org/wordprocessingml/2006/main" xmlns:w10="urn:schemas-microsoft-com:office:word" xmlns:v="urn:schemas-microsoft-com:vml" xmlns:o="urn:schemas-microsoft-com:office:office" xmlns="">
                             <a:noFill/>
                           </a14:hiddenFill>
                         </a:ext>
@@ -15643,7 +15319,7 @@
                   <a:blip r:embed="rId1" cstate="print">
                     <a:extLst>
                       <a:ext uri="">
-                        <a14:useLocalDpi xmlns="" xmlns:o="urn:schemas-microsoft-com:office:office" xmlns:v="urn:schemas-microsoft-com:vml" xmlns:w10="urn:schemas-microsoft-com:office:word" xmlns:w="http://schemas.openxmlformats.org/wordprocessingml/2006/main" xmlns:a14="http://schemas.microsoft.com/office/drawing/2010/main" val="0"/>
+                        <a14:useLocalDpi xmlns:a14="http://schemas.microsoft.com/office/drawing/2010/main" xmlns:w="http://schemas.openxmlformats.org/wordprocessingml/2006/main" xmlns:w10="urn:schemas-microsoft-com:office:word" xmlns:v="urn:schemas-microsoft-com:vml" xmlns:o="urn:schemas-microsoft-com:office:office" xmlns="" val="0"/>
                       </a:ext>
                     </a:extLst>
                   </a:blip>

--- a/templates/kp_template.docx
+++ b/templates/kp_template.docx
@@ -37,11 +37,6 @@
           <w:color w:val="000000" w:themeColor="text1"/>
         </w:rPr>
         <w:t>Коммерческое предложение № {{ kp_number }} от {{ kp_date }}</w:t>
-      </w:r>
-      <w:r>
-        <w:rPr>
-          <w:color w:val="000000" w:themeColor="text1"/>
-        </w:rPr>
         <w:br/>
         <w:t xml:space="preserve">на поставку автомобильных весов </w:t>
       </w:r>
@@ -1329,7 +1324,6 @@
           <w:sz w:val="36"/>
           <w:szCs w:val="36"/>
         </w:rPr>
-        <w:lastRenderedPageBreak/>
         <w:br w:type="page"/>
       </w:r>
     </w:p>
@@ -1405,7 +1399,7 @@
                           <a:blip r:embed="rId9" cstate="email">
                             <a:extLst>
                               <a:ext uri="">
-                                <a14:useLocalDpi xmlns:a14="http://schemas.microsoft.com/office/drawing/2010/main" xmlns:w="http://schemas.openxmlformats.org/wordprocessingml/2006/main" xmlns:w10="urn:schemas-microsoft-com:office:word" xmlns:v="urn:schemas-microsoft-com:vml" xmlns:o="urn:schemas-microsoft-com:office:office" xmlns=""/>
+                                <a14:useLocalDpi xmlns="" xmlns:o="urn:schemas-microsoft-com:office:office" xmlns:v="urn:schemas-microsoft-com:vml" xmlns:w10="urn:schemas-microsoft-com:office:word" xmlns:w="http://schemas.openxmlformats.org/wordprocessingml/2006/main" xmlns:a14="http://schemas.microsoft.com/office/drawing/2010/main"/>
                               </a:ext>
                             </a:extLst>
                           </a:blip>
@@ -1426,7 +1420,7 @@
                           </a:ln>
                           <a:extLst>
                             <a:ext uri="">
-                              <a14:shadowObscured xmlns:a14="http://schemas.microsoft.com/office/drawing/2010/main" xmlns:w="http://schemas.openxmlformats.org/wordprocessingml/2006/main" xmlns:w10="urn:schemas-microsoft-com:office:word" xmlns:v="urn:schemas-microsoft-com:vml" xmlns:o="urn:schemas-microsoft-com:office:office" xmlns=""/>
+                              <a14:shadowObscured xmlns="" xmlns:o="urn:schemas-microsoft-com:office:office" xmlns:v="urn:schemas-microsoft-com:vml" xmlns:w10="urn:schemas-microsoft-com:office:word" xmlns:w="http://schemas.openxmlformats.org/wordprocessingml/2006/main" xmlns:a14="http://schemas.microsoft.com/office/drawing/2010/main"/>
                             </a:ext>
                           </a:extLst>
                         </pic:spPr>
@@ -1475,7 +1469,7 @@
                           <a:blip r:embed="rId10" cstate="email">
                             <a:extLst>
                               <a:ext uri="">
-                                <a14:useLocalDpi xmlns:a14="http://schemas.microsoft.com/office/drawing/2010/main" xmlns:w="http://schemas.openxmlformats.org/wordprocessingml/2006/main" xmlns:w10="urn:schemas-microsoft-com:office:word" xmlns:v="urn:schemas-microsoft-com:vml" xmlns:o="urn:schemas-microsoft-com:office:office" xmlns=""/>
+                                <a14:useLocalDpi xmlns="" xmlns:o="urn:schemas-microsoft-com:office:office" xmlns:v="urn:schemas-microsoft-com:vml" xmlns:w10="urn:schemas-microsoft-com:office:word" xmlns:w="http://schemas.openxmlformats.org/wordprocessingml/2006/main" xmlns:a14="http://schemas.microsoft.com/office/drawing/2010/main"/>
                               </a:ext>
                             </a:extLst>
                           </a:blip>
@@ -1496,7 +1490,7 @@
                           </a:ln>
                           <a:extLst>
                             <a:ext uri="">
-                              <a14:shadowObscured xmlns:a14="http://schemas.microsoft.com/office/drawing/2010/main" xmlns:w="http://schemas.openxmlformats.org/wordprocessingml/2006/main" xmlns:w10="urn:schemas-microsoft-com:office:word" xmlns:v="urn:schemas-microsoft-com:vml" xmlns:o="urn:schemas-microsoft-com:office:office" xmlns=""/>
+                              <a14:shadowObscured xmlns="" xmlns:o="urn:schemas-microsoft-com:office:office" xmlns:v="urn:schemas-microsoft-com:vml" xmlns:w10="urn:schemas-microsoft-com:office:word" xmlns:w="http://schemas.openxmlformats.org/wordprocessingml/2006/main" xmlns:a14="http://schemas.microsoft.com/office/drawing/2010/main"/>
                             </a:ext>
                           </a:extLst>
                         </pic:spPr>
@@ -1546,7 +1540,7 @@
                           <a:blip r:embed="rId11" cstate="email">
                             <a:extLst>
                               <a:ext uri="">
-                                <a14:useLocalDpi xmlns:a14="http://schemas.microsoft.com/office/drawing/2010/main" xmlns:w="http://schemas.openxmlformats.org/wordprocessingml/2006/main" xmlns:w10="urn:schemas-microsoft-com:office:word" xmlns:v="urn:schemas-microsoft-com:vml" xmlns:o="urn:schemas-microsoft-com:office:office" xmlns=""/>
+                                <a14:useLocalDpi xmlns="" xmlns:o="urn:schemas-microsoft-com:office:office" xmlns:v="urn:schemas-microsoft-com:vml" xmlns:w10="urn:schemas-microsoft-com:office:word" xmlns:w="http://schemas.openxmlformats.org/wordprocessingml/2006/main" xmlns:a14="http://schemas.microsoft.com/office/drawing/2010/main"/>
                               </a:ext>
                             </a:extLst>
                           </a:blip>
@@ -1567,7 +1561,7 @@
                           </a:ln>
                           <a:extLst>
                             <a:ext uri="">
-                              <a14:shadowObscured xmlns:a14="http://schemas.microsoft.com/office/drawing/2010/main" xmlns:w="http://schemas.openxmlformats.org/wordprocessingml/2006/main" xmlns:w10="urn:schemas-microsoft-com:office:word" xmlns:v="urn:schemas-microsoft-com:vml" xmlns:o="urn:schemas-microsoft-com:office:office" xmlns=""/>
+                              <a14:shadowObscured xmlns="" xmlns:o="urn:schemas-microsoft-com:office:office" xmlns:v="urn:schemas-microsoft-com:vml" xmlns:w10="urn:schemas-microsoft-com:office:word" xmlns:w="http://schemas.openxmlformats.org/wordprocessingml/2006/main" xmlns:a14="http://schemas.microsoft.com/office/drawing/2010/main"/>
                             </a:ext>
                           </a:extLst>
                         </pic:spPr>
@@ -1955,7 +1949,7 @@
                           <a:blip r:embed="rId12" cstate="email">
                             <a:extLst>
                               <a:ext uri="">
-                                <a14:useLocalDpi xmlns:a14="http://schemas.microsoft.com/office/drawing/2010/main" xmlns:w="http://schemas.openxmlformats.org/wordprocessingml/2006/main" xmlns:w10="urn:schemas-microsoft-com:office:word" xmlns:v="urn:schemas-microsoft-com:vml" xmlns:o="urn:schemas-microsoft-com:office:office" xmlns=""/>
+                                <a14:useLocalDpi xmlns="" xmlns:o="urn:schemas-microsoft-com:office:office" xmlns:v="urn:schemas-microsoft-com:vml" xmlns:w10="urn:schemas-microsoft-com:office:word" xmlns:w="http://schemas.openxmlformats.org/wordprocessingml/2006/main" xmlns:a14="http://schemas.microsoft.com/office/drawing/2010/main"/>
                               </a:ext>
                             </a:extLst>
                           </a:blip>
@@ -2024,7 +2018,7 @@
                           <a:blip r:embed="rId13" cstate="email">
                             <a:extLst>
                               <a:ext uri="">
-                                <a14:useLocalDpi xmlns:a14="http://schemas.microsoft.com/office/drawing/2010/main" xmlns:w="http://schemas.openxmlformats.org/wordprocessingml/2006/main" xmlns:w10="urn:schemas-microsoft-com:office:word" xmlns:v="urn:schemas-microsoft-com:vml" xmlns:o="urn:schemas-microsoft-com:office:office" xmlns=""/>
+                                <a14:useLocalDpi xmlns="" xmlns:o="urn:schemas-microsoft-com:office:office" xmlns:v="urn:schemas-microsoft-com:vml" xmlns:w10="urn:schemas-microsoft-com:office:word" xmlns:w="http://schemas.openxmlformats.org/wordprocessingml/2006/main" xmlns:a14="http://schemas.microsoft.com/office/drawing/2010/main"/>
                               </a:ext>
                             </a:extLst>
                           </a:blip>
@@ -2092,7 +2086,7 @@
                           <a:blip r:embed="rId14" cstate="email">
                             <a:extLst>
                               <a:ext uri="">
-                                <a14:useLocalDpi xmlns:a14="http://schemas.microsoft.com/office/drawing/2010/main" xmlns:w="http://schemas.openxmlformats.org/wordprocessingml/2006/main" xmlns:w10="urn:schemas-microsoft-com:office:word" xmlns:v="urn:schemas-microsoft-com:vml" xmlns:o="urn:schemas-microsoft-com:office:office" xmlns=""/>
+                                <a14:useLocalDpi xmlns="" xmlns:o="urn:schemas-microsoft-com:office:office" xmlns:v="urn:schemas-microsoft-com:vml" xmlns:w10="urn:schemas-microsoft-com:office:word" xmlns:w="http://schemas.openxmlformats.org/wordprocessingml/2006/main" xmlns:a14="http://schemas.microsoft.com/office/drawing/2010/main"/>
                               </a:ext>
                             </a:extLst>
                           </a:blip>
@@ -2113,7 +2107,7 @@
                           </a:ln>
                           <a:extLst>
                             <a:ext uri="">
-                              <a14:shadowObscured xmlns:a14="http://schemas.microsoft.com/office/drawing/2010/main" xmlns:w="http://schemas.openxmlformats.org/wordprocessingml/2006/main" xmlns:w10="urn:schemas-microsoft-com:office:word" xmlns:v="urn:schemas-microsoft-com:vml" xmlns:o="urn:schemas-microsoft-com:office:office" xmlns=""/>
+                              <a14:shadowObscured xmlns="" xmlns:o="urn:schemas-microsoft-com:office:office" xmlns:v="urn:schemas-microsoft-com:vml" xmlns:w10="urn:schemas-microsoft-com:office:word" xmlns:w="http://schemas.openxmlformats.org/wordprocessingml/2006/main" xmlns:a14="http://schemas.microsoft.com/office/drawing/2010/main"/>
                             </a:ext>
                           </a:extLst>
                         </pic:spPr>
@@ -2379,7 +2373,7 @@
                           <a:blip r:embed="rId15" cstate="screen">
                             <a:extLst>
                               <a:ext uri="">
-                                <a14:useLocalDpi xmlns:a14="http://schemas.microsoft.com/office/drawing/2010/main" xmlns:w="http://schemas.openxmlformats.org/wordprocessingml/2006/main" xmlns:w10="urn:schemas-microsoft-com:office:word" xmlns:v="urn:schemas-microsoft-com:vml" xmlns:o="urn:schemas-microsoft-com:office:office" xmlns=""/>
+                                <a14:useLocalDpi xmlns="" xmlns:o="urn:schemas-microsoft-com:office:office" xmlns:v="urn:schemas-microsoft-com:vml" xmlns:w10="urn:schemas-microsoft-com:office:word" xmlns:w="http://schemas.openxmlformats.org/wordprocessingml/2006/main" xmlns:a14="http://schemas.microsoft.com/office/drawing/2010/main"/>
                               </a:ext>
                             </a:extLst>
                           </a:blip>
@@ -2483,7 +2477,6 @@
       <w:bookmarkStart w:id="4" w:name="_Toc195437189"/>
       <w:bookmarkStart w:id="5" w:name="_Toc70304468"/>
       <w:r>
-        <w:lastRenderedPageBreak/>
         <w:t>Характеристики {{ model_full_name }}</w:t>
       </w:r>
       <w:bookmarkEnd w:id="4"/>
@@ -2606,35 +2599,17 @@
             </w:pPr>
             <w:r>
               <w:rPr>
-                <w:rFonts w:ascii="PT Sans" w:hAnsi="PT Sans" w:cstheme="minorHAnsi"/>
+                <w:rFonts w:ascii="PT Sans" w:hAnsi="PT Sans" w:cstheme="minorHAnsi" w:cs="PT Sans"/>
                 <w:color w:val="000000"/>
                 <w:sz w:val="22"/>
                 <w:szCs w:val="22"/>
                 <w:lang w:val="ru-RU"/>
               </w:rPr>
               <w:t>Рабочий диапазон температур, °С:</w:t>
-            </w:r>
-            <w:r>
-              <w:rPr>
-                <w:rFonts w:ascii="PT Sans" w:hAnsi="PT Sans" w:cstheme="minorHAnsi"/>
-                <w:color w:val="000000"/>
-                <w:sz w:val="22"/>
-                <w:szCs w:val="22"/>
-                <w:lang w:val="ru-RU"/>
-              </w:rPr>
               <w:br/>
-              <w:t>- для Тензодатчиков {{ sensor_label }}</w:t>
-            </w:r>
-            <w:r>
-              <w:rPr>
-                <w:rFonts w:ascii="PT Sans" w:hAnsi="PT Sans" w:cstheme="minorHAnsi"/>
-                <w:color w:val="000000"/>
-                <w:sz w:val="22"/>
-                <w:szCs w:val="22"/>
-                <w:lang w:val="ru-RU"/>
-              </w:rPr>
+              <w:t xml:space="preserve">- для Тензодатчиков {{ sensor_label }}</w:t>
               <w:br/>
-              <w:t>- для Весового индикатора (терминала) {{ indicator_label }}</w:t>
+              <w:t xml:space="preserve">- для Весового индикатора (терминала) {{ indicator_label }}</w:t>
             </w:r>
           </w:p>
         </w:tc>
@@ -2656,14 +2631,17 @@
                 <w:color w:val="000000"/>
                 <w:sz w:val="22"/>
                 <w:szCs w:val="22"/>
-              </w:rPr>
-            </w:pPr>
-            <w:r>
+                <w:lang w:val="ru-RU"/>
+              </w:rPr>
+            </w:pPr>
+            <w:r>
+              <w:rPr>
+                <w:rFonts w:ascii="PT Sans" w:hAnsi="PT Sans" w:cs="PT Sans"/>
+                <w:sz w:val="22"/>
+              </w:rPr>
               <w:t>{{ sensor_temp_range }}</w:t>
-            </w:r>
-            <w:r>
               <w:br/>
-              <w:t>{{ indicator_temp_range }}</w:t>
+              <w:t xml:space="preserve">{{ indicator_temp_range }}</w:t>
             </w:r>
           </w:p>
         </w:tc>
@@ -3661,6 +3639,7 @@
                 <w:szCs w:val="22"/>
               </w:rPr>
             </w:pPr>
+            <w:r/>
           </w:p>
         </w:tc>
       </w:tr>
@@ -4154,7 +4133,7 @@
                           <a:blip r:embed="rId17" cstate="screen">
                             <a:extLst>
                               <a:ext uri="">
-                                <a14:useLocalDpi xmlns:a14="http://schemas.microsoft.com/office/drawing/2010/main" xmlns:w="http://schemas.openxmlformats.org/wordprocessingml/2006/main" xmlns:w10="urn:schemas-microsoft-com:office:word" xmlns:v="urn:schemas-microsoft-com:vml" xmlns:o="urn:schemas-microsoft-com:office:office" xmlns=""/>
+                                <a14:useLocalDpi xmlns="" xmlns:o="urn:schemas-microsoft-com:office:office" xmlns:v="urn:schemas-microsoft-com:vml" xmlns:w10="urn:schemas-microsoft-com:office:word" xmlns:w="http://schemas.openxmlformats.org/wordprocessingml/2006/main" xmlns:a14="http://schemas.microsoft.com/office/drawing/2010/main"/>
                               </a:ext>
                             </a:extLst>
                           </a:blip>
@@ -4373,6 +4352,7 @@
       </w:pPr>
       <w:bookmarkStart w:id="6" w:name="_Toc195437190"/>
       <w:r>
+        <w:lastRenderedPageBreak/>
         <w:t>Спецификация</w:t>
       </w:r>
       <w:bookmarkEnd w:id="6"/>
@@ -4535,6 +4515,7 @@
                 <w:color w:val="000000" w:themeColor="text1"/>
                 <w:sz w:val="22"/>
                 <w:szCs w:val="22"/>
+                <w:lang w:val="ru-RU"/>
               </w:rPr>
             </w:pPr>
             <w:r>
@@ -4543,6 +4524,7 @@
                 <w:color w:val="000000" w:themeColor="text1"/>
                 <w:sz w:val="22"/>
                 <w:szCs w:val="22"/>
+                <w:lang w:val="ru-RU"/>
               </w:rPr>
               <w:t>{%tr for item in spec_items %}</w:t>
             </w:r>
@@ -4569,6 +4551,16 @@
                 <w:szCs w:val="22"/>
               </w:rPr>
             </w:pPr>
+            <w:r>
+              <w:rPr>
+                <w:rFonts w:ascii="PT Sans" w:hAnsi="PT Sans" w:cstheme="minorHAnsi"/>
+                <w:color w:val="000000" w:themeColor="text1"/>
+                <w:sz w:val="22"/>
+                <w:szCs w:val="22"/>
+                <w:lang w:val="ru-RU"/>
+              </w:rPr>
+              <w:t/>
+            </w:r>
           </w:p>
         </w:tc>
         <w:tc>
@@ -4592,28 +4584,7 @@
                 <w:szCs w:val="22"/>
               </w:rPr>
             </w:pPr>
-          </w:p>
-        </w:tc>
-      </w:tr>
-      <w:tr>
-        <w:trPr>
-          <w:cnfStyle w:val="000000100000" w:firstRow="0" w:lastRow="0" w:firstColumn="0" w:lastColumn="0" w:oddVBand="0" w:evenVBand="0" w:oddHBand="1" w:evenHBand="0" w:firstRowFirstColumn="0" w:firstRowLastColumn="0" w:lastRowFirstColumn="0" w:lastRowLastColumn="0"/>
-          <w:trHeight w:val="71"/>
-        </w:trPr>
-        <w:tc>
-          <w:tcPr>
-            <w:cnfStyle w:val="000010000000" w:firstRow="0" w:lastRow="0" w:firstColumn="0" w:lastColumn="0" w:oddVBand="1" w:evenVBand="0" w:oddHBand="0" w:evenHBand="0" w:firstRowFirstColumn="0" w:firstRowLastColumn="0" w:lastRowFirstColumn="0" w:lastRowLastColumn="0"/>
-            <w:tcW w:w="5670" w:type="dxa"/>
-            <w:tcBorders>
-              <w:left w:val="nil"/>
-              <w:right w:val="nil"/>
-            </w:tcBorders>
-            <w:vAlign w:val="center"/>
-          </w:tcPr>
-          <w:p>
-            <w:pPr>
-              <w:pStyle w:val="Default"/>
-              <w:spacing w:line="288" w:lineRule="auto"/>
+            <w:r>
               <w:rPr>
                 <w:rFonts w:ascii="PT Sans" w:hAnsi="PT Sans" w:cstheme="minorHAnsi"/>
                 <w:color w:val="000000" w:themeColor="text1"/>
@@ -4621,82 +4592,7 @@
                 <w:szCs w:val="22"/>
                 <w:lang w:val="ru-RU"/>
               </w:rPr>
-            </w:pPr>
-            <w:r>
-              <w:rPr>
-                <w:rFonts w:ascii="PT Sans" w:hAnsi="PT Sans" w:cstheme="minorHAnsi"/>
-                <w:color w:val="000000" w:themeColor="text1"/>
-                <w:sz w:val="22"/>
-                <w:szCs w:val="22"/>
-                <w:lang w:val="ru-RU"/>
-              </w:rPr>
-              <w:t>{{ item.name }}</w:t>
-            </w:r>
-          </w:p>
-        </w:tc>
-        <w:tc>
-          <w:tcPr>
-            <w:cnfStyle w:val="000001000000" w:firstRow="0" w:lastRow="0" w:firstColumn="0" w:lastColumn="0" w:oddVBand="0" w:evenVBand="1" w:oddHBand="0" w:evenHBand="0" w:firstRowFirstColumn="0" w:firstRowLastColumn="0" w:lastRowFirstColumn="0" w:lastRowLastColumn="0"/>
-            <w:tcW w:w="2127" w:type="dxa"/>
-            <w:tcBorders>
-              <w:left w:val="nil"/>
-              <w:right w:val="nil"/>
-            </w:tcBorders>
-            <w:vAlign w:val="center"/>
-          </w:tcPr>
-          <w:p>
-            <w:pPr>
-              <w:spacing w:line="288" w:lineRule="auto"/>
-              <w:jc w:val="center"/>
-              <w:rPr>
-                <w:rFonts w:ascii="PT Sans" w:hAnsi="PT Sans" w:cstheme="minorHAnsi"/>
-                <w:color w:val="000000" w:themeColor="text1"/>
-                <w:sz w:val="22"/>
-                <w:szCs w:val="22"/>
-              </w:rPr>
-            </w:pPr>
-            <w:r>
-              <w:rPr>
-                <w:rFonts w:ascii="PT Sans" w:hAnsi="PT Sans" w:cstheme="minorHAnsi"/>
-                <w:color w:val="000000" w:themeColor="text1"/>
-                <w:sz w:val="22"/>
-                <w:szCs w:val="22"/>
-                <w:lang w:val="ru-RU"/>
-              </w:rPr>
-              <w:t>{{ item.price }}</w:t>
-            </w:r>
-          </w:p>
-        </w:tc>
-        <w:tc>
-          <w:tcPr>
-            <w:cnfStyle w:val="000010000000" w:firstRow="0" w:lastRow="0" w:firstColumn="0" w:lastColumn="0" w:oddVBand="1" w:evenVBand="0" w:oddHBand="0" w:evenHBand="0" w:firstRowFirstColumn="0" w:firstRowLastColumn="0" w:lastRowFirstColumn="0" w:lastRowLastColumn="0"/>
-            <w:tcW w:w="2126" w:type="dxa"/>
-            <w:tcBorders>
-              <w:left w:val="nil"/>
-              <w:right w:val="nil"/>
-            </w:tcBorders>
-            <w:vAlign w:val="center"/>
-          </w:tcPr>
-          <w:p>
-            <w:pPr>
-              <w:spacing w:line="288" w:lineRule="auto"/>
-              <w:jc w:val="center"/>
-              <w:rPr>
-                <w:rFonts w:ascii="PT Sans" w:hAnsi="PT Sans" w:cstheme="minorHAnsi"/>
-                <w:color w:val="000000" w:themeColor="text1"/>
-                <w:sz w:val="22"/>
-                <w:szCs w:val="22"/>
-              </w:rPr>
-            </w:pPr>
-            <w:r>
-              <w:rPr>
-                <w:rFonts w:ascii="PT Sans" w:hAnsi="PT Sans" w:cstheme="minorHAnsi"/>
-                <w:color w:val="000000" w:themeColor="text1"/>
-                <w:sz w:val="22"/>
-                <w:szCs w:val="22"/>
-                <w:lang w:val="ru-RU"/>
-              </w:rPr>
-              <w:t>{{ item.term_days }}</w:t>
+              <w:t/>
             </w:r>
           </w:p>
         </w:tc>
@@ -4735,7 +4631,7 @@
                 <w:szCs w:val="22"/>
                 <w:lang w:val="ru-RU"/>
               </w:rPr>
-              <w:t>{%tr endfor %}</w:t>
+              <w:t>{{ item.name }}</w:t>
             </w:r>
           </w:p>
         </w:tc>
@@ -4760,6 +4656,16 @@
                 <w:szCs w:val="22"/>
               </w:rPr>
             </w:pPr>
+            <w:r>
+              <w:rPr>
+                <w:rFonts w:ascii="PT Sans" w:hAnsi="PT Sans" w:cstheme="minorHAnsi"/>
+                <w:color w:val="000000" w:themeColor="text1"/>
+                <w:sz w:val="22"/>
+                <w:szCs w:val="22"/>
+                <w:lang w:val="ru-RU"/>
+              </w:rPr>
+              <w:t>{{ item.price }}</w:t>
+            </w:r>
           </w:p>
         </w:tc>
         <w:tc>
@@ -4783,12 +4689,126 @@
                 <w:szCs w:val="22"/>
               </w:rPr>
             </w:pPr>
+            <w:r>
+              <w:rPr>
+                <w:rFonts w:ascii="PT Sans" w:hAnsi="PT Sans" w:cstheme="minorHAnsi"/>
+                <w:color w:val="000000" w:themeColor="text1"/>
+                <w:sz w:val="22"/>
+                <w:szCs w:val="22"/>
+                <w:lang w:val="ru-RU"/>
+              </w:rPr>
+              <w:t>{{ item.term_days }}</w:t>
+            </w:r>
           </w:p>
         </w:tc>
       </w:tr>
       <w:tr>
         <w:trPr>
-          <w:cnfStyle w:val="000000100000" w:firstRow="0" w:lastRow="0" w:firstColumn="0" w:lastColumn="0" w:oddVBand="0" w:evenVBand="0" w:oddHBand="1" w:evenHBand="0" w:firstRowFirstColumn="0" w:firstRowLastColumn="0" w:lastRowFirstColumn="0" w:lastRowLastColumn="0"/>
+          <w:trHeight w:val="71"/>
+        </w:trPr>
+        <w:tc>
+          <w:tcPr>
+            <w:cnfStyle w:val="000010000000" w:firstRow="0" w:lastRow="0" w:firstColumn="0" w:lastColumn="0" w:oddVBand="1" w:evenVBand="0" w:oddHBand="0" w:evenHBand="0" w:firstRowFirstColumn="0" w:firstRowLastColumn="0" w:lastRowFirstColumn="0" w:lastRowLastColumn="0"/>
+            <w:tcW w:w="5670" w:type="dxa"/>
+            <w:tcBorders>
+              <w:left w:val="nil"/>
+              <w:right w:val="nil"/>
+            </w:tcBorders>
+            <w:vAlign w:val="center"/>
+          </w:tcPr>
+          <w:p>
+            <w:pPr>
+              <w:pStyle w:val="Default"/>
+              <w:spacing w:line="288" w:lineRule="auto"/>
+              <w:rPr>
+                <w:rFonts w:ascii="PT Sans" w:hAnsi="PT Sans" w:cstheme="minorHAnsi"/>
+                <w:color w:val="000000" w:themeColor="text1"/>
+                <w:sz w:val="22"/>
+                <w:szCs w:val="22"/>
+                <w:lang w:val="ru-RU"/>
+              </w:rPr>
+            </w:pPr>
+            <w:r>
+              <w:rPr>
+                <w:rFonts w:ascii="PT Sans" w:hAnsi="PT Sans" w:cstheme="minorHAnsi"/>
+                <w:color w:val="000000" w:themeColor="text1"/>
+                <w:sz w:val="22"/>
+                <w:szCs w:val="22"/>
+                <w:lang w:val="ru-RU"/>
+              </w:rPr>
+              <w:t>{%tr endfor %}</w:t>
+            </w:r>
+          </w:p>
+        </w:tc>
+        <w:tc>
+          <w:tcPr>
+            <w:cnfStyle w:val="000001000000" w:firstRow="0" w:lastRow="0" w:firstColumn="0" w:lastColumn="0" w:oddVBand="0" w:evenVBand="1" w:oddHBand="0" w:evenHBand="0" w:firstRowFirstColumn="0" w:firstRowLastColumn="0" w:lastRowFirstColumn="0" w:lastRowLastColumn="0"/>
+            <w:tcW w:w="2127" w:type="dxa"/>
+            <w:tcBorders>
+              <w:left w:val="nil"/>
+              <w:right w:val="nil"/>
+            </w:tcBorders>
+            <w:vAlign w:val="center"/>
+          </w:tcPr>
+          <w:p>
+            <w:pPr>
+              <w:spacing w:line="288" w:lineRule="auto"/>
+              <w:jc w:val="center"/>
+              <w:rPr>
+                <w:rFonts w:ascii="PT Sans" w:hAnsi="PT Sans" w:cstheme="minorHAnsi"/>
+                <w:color w:val="000000" w:themeColor="text1"/>
+                <w:sz w:val="22"/>
+                <w:szCs w:val="22"/>
+              </w:rPr>
+            </w:pPr>
+            <w:r>
+              <w:rPr>
+                <w:rFonts w:ascii="PT Sans" w:hAnsi="PT Sans" w:cstheme="minorHAnsi"/>
+                <w:color w:val="000000" w:themeColor="text1"/>
+                <w:sz w:val="22"/>
+                <w:szCs w:val="22"/>
+                <w:lang w:val="ru-RU"/>
+              </w:rPr>
+              <w:t/>
+            </w:r>
+          </w:p>
+        </w:tc>
+        <w:tc>
+          <w:tcPr>
+            <w:cnfStyle w:val="000010000000" w:firstRow="0" w:lastRow="0" w:firstColumn="0" w:lastColumn="0" w:oddVBand="1" w:evenVBand="0" w:oddHBand="0" w:evenHBand="0" w:firstRowFirstColumn="0" w:firstRowLastColumn="0" w:lastRowFirstColumn="0" w:lastRowLastColumn="0"/>
+            <w:tcW w:w="2126" w:type="dxa"/>
+            <w:tcBorders>
+              <w:left w:val="nil"/>
+              <w:right w:val="nil"/>
+            </w:tcBorders>
+            <w:vAlign w:val="center"/>
+          </w:tcPr>
+          <w:p>
+            <w:pPr>
+              <w:spacing w:line="288" w:lineRule="auto"/>
+              <w:jc w:val="center"/>
+              <w:rPr>
+                <w:rFonts w:ascii="PT Sans" w:hAnsi="PT Sans" w:cstheme="minorHAnsi"/>
+                <w:color w:val="000000" w:themeColor="text1"/>
+                <w:sz w:val="22"/>
+                <w:szCs w:val="22"/>
+              </w:rPr>
+            </w:pPr>
+            <w:r>
+              <w:rPr>
+                <w:rFonts w:ascii="PT Sans" w:hAnsi="PT Sans" w:cstheme="minorHAnsi"/>
+                <w:color w:val="000000" w:themeColor="text1"/>
+                <w:sz w:val="22"/>
+                <w:szCs w:val="22"/>
+                <w:lang w:val="ru-RU"/>
+              </w:rPr>
+              <w:t/>
+            </w:r>
+          </w:p>
+        </w:tc>
+      </w:tr>
+      <w:tr>
+        <w:trPr>
           <w:trHeight w:val="397"/>
         </w:trPr>
         <w:tc>
@@ -5004,6 +5024,7 @@
       <w:pPr>
         <w:rPr>
           <w:szCs w:val="22"/>
+          <w:lang w:val="ru-RU"/>
         </w:rPr>
       </w:pPr>
       <w:r>
@@ -5011,6 +5032,7 @@
           <w:rFonts w:ascii="PT Sans" w:hAnsi="PT Sans" w:cs="PT Sans"/>
           <w:b/>
           <w:szCs w:val="22"/>
+          <w:lang w:val="ru-RU"/>
         </w:rPr>
         <w:t>Срок действия настоящего коммерческого предложения — {{ kp_valid_days }}.</w:t>
       </w:r>
@@ -5260,13 +5282,318 @@
     </w:p>
     <w:p>
       <w:pPr>
+        <w:pStyle w:val="a7"/>
+        <w:rPr>
+          <w:szCs w:val="22"/>
+          <w:lang w:val="ru-RU"/>
+        </w:rPr>
+      </w:pPr>
+    </w:p>
+    <w:p>
+      <w:pPr>
+        <w:pStyle w:val="a7"/>
+        <w:rPr>
+          <w:szCs w:val="22"/>
+          <w:lang w:val="ru-RU"/>
+        </w:rPr>
+      </w:pPr>
+    </w:p>
+    <w:p>
+      <w:pPr>
+        <w:pStyle w:val="a7"/>
+        <w:rPr>
+          <w:szCs w:val="22"/>
+          <w:lang w:val="ru-RU"/>
+        </w:rPr>
+      </w:pPr>
+    </w:p>
+    <w:p>
+      <w:pPr>
+        <w:pStyle w:val="a7"/>
+        <w:rPr>
+          <w:szCs w:val="22"/>
+          <w:lang w:val="ru-RU"/>
+        </w:rPr>
+      </w:pPr>
+    </w:p>
+    <w:p>
+      <w:pPr>
+        <w:pStyle w:val="a7"/>
+        <w:rPr>
+          <w:szCs w:val="22"/>
+          <w:lang w:val="ru-RU"/>
+        </w:rPr>
+      </w:pPr>
+    </w:p>
+    <w:p>
+      <w:pPr>
+        <w:pStyle w:val="a7"/>
+        <w:rPr>
+          <w:szCs w:val="22"/>
+          <w:lang w:val="ru-RU"/>
+        </w:rPr>
+      </w:pPr>
+    </w:p>
+    <w:p>
+      <w:pPr>
+        <w:pStyle w:val="a7"/>
+        <w:rPr>
+          <w:szCs w:val="22"/>
+          <w:lang w:val="ru-RU"/>
+        </w:rPr>
+      </w:pPr>
+    </w:p>
+    <w:p>
+      <w:pPr>
+        <w:pStyle w:val="a7"/>
+        <w:rPr>
+          <w:szCs w:val="22"/>
+          <w:lang w:val="ru-RU"/>
+        </w:rPr>
+      </w:pPr>
+    </w:p>
+    <w:p>
+      <w:pPr>
+        <w:pStyle w:val="a7"/>
+        <w:rPr>
+          <w:szCs w:val="22"/>
+          <w:lang w:val="ru-RU"/>
+        </w:rPr>
+      </w:pPr>
+    </w:p>
+    <w:p>
+      <w:pPr>
+        <w:pStyle w:val="a7"/>
+        <w:rPr>
+          <w:szCs w:val="22"/>
+          <w:lang w:val="ru-RU"/>
+        </w:rPr>
+      </w:pPr>
+    </w:p>
+    <w:p>
+      <w:pPr>
+        <w:pStyle w:val="a7"/>
+        <w:rPr>
+          <w:szCs w:val="22"/>
+          <w:lang w:val="ru-RU"/>
+        </w:rPr>
+      </w:pPr>
+    </w:p>
+    <w:p>
+      <w:pPr>
+        <w:pStyle w:val="a7"/>
+        <w:rPr>
+          <w:szCs w:val="22"/>
+          <w:lang w:val="ru-RU"/>
+        </w:rPr>
+      </w:pPr>
+    </w:p>
+    <w:p>
+      <w:pPr>
+        <w:pStyle w:val="a7"/>
+        <w:rPr>
+          <w:szCs w:val="22"/>
+          <w:lang w:val="ru-RU"/>
+        </w:rPr>
+      </w:pPr>
+    </w:p>
+    <w:p>
+      <w:pPr>
+        <w:pStyle w:val="a7"/>
+        <w:rPr>
+          <w:szCs w:val="22"/>
+          <w:lang w:val="ru-RU"/>
+        </w:rPr>
+      </w:pPr>
+    </w:p>
+    <w:p>
+      <w:pPr>
+        <w:pStyle w:val="a7"/>
+        <w:rPr>
+          <w:szCs w:val="22"/>
+          <w:lang w:val="ru-RU"/>
+        </w:rPr>
+      </w:pPr>
+    </w:p>
+    <w:p>
+      <w:pPr>
+        <w:pStyle w:val="a7"/>
+        <w:rPr>
+          <w:szCs w:val="22"/>
+          <w:lang w:val="ru-RU"/>
+        </w:rPr>
+      </w:pPr>
+    </w:p>
+    <w:p>
+      <w:pPr>
+        <w:pStyle w:val="a7"/>
+        <w:rPr>
+          <w:szCs w:val="22"/>
+          <w:lang w:val="ru-RU"/>
+        </w:rPr>
+      </w:pPr>
+    </w:p>
+    <w:p>
+      <w:pPr>
+        <w:pStyle w:val="a7"/>
+        <w:rPr>
+          <w:szCs w:val="22"/>
+          <w:lang w:val="ru-RU"/>
+        </w:rPr>
+      </w:pPr>
+    </w:p>
+    <w:p>
+      <w:pPr>
+        <w:pStyle w:val="a7"/>
+        <w:rPr>
+          <w:szCs w:val="22"/>
+          <w:lang w:val="ru-RU"/>
+        </w:rPr>
+      </w:pPr>
+    </w:p>
+    <w:p>
+      <w:pPr>
+        <w:pStyle w:val="a7"/>
+        <w:rPr>
+          <w:szCs w:val="22"/>
+          <w:lang w:val="ru-RU"/>
+        </w:rPr>
+      </w:pPr>
+    </w:p>
+    <w:p>
+      <w:pPr>
+        <w:pStyle w:val="a7"/>
+        <w:rPr>
+          <w:szCs w:val="22"/>
+          <w:lang w:val="ru-RU"/>
+        </w:rPr>
+      </w:pPr>
+    </w:p>
+    <w:p>
+      <w:pPr>
+        <w:pStyle w:val="a7"/>
+        <w:rPr>
+          <w:szCs w:val="22"/>
+          <w:lang w:val="ru-RU"/>
+        </w:rPr>
+      </w:pPr>
+    </w:p>
+    <w:p>
+      <w:pPr>
+        <w:pStyle w:val="a7"/>
+        <w:rPr>
+          <w:szCs w:val="22"/>
+          <w:lang w:val="ru-RU"/>
+        </w:rPr>
+      </w:pPr>
+    </w:p>
+    <w:p>
+      <w:pPr>
+        <w:pStyle w:val="a7"/>
+        <w:rPr>
+          <w:szCs w:val="22"/>
+          <w:lang w:val="ru-RU"/>
+        </w:rPr>
+      </w:pPr>
+    </w:p>
+    <w:p>
+      <w:pPr>
+        <w:pStyle w:val="a7"/>
+        <w:rPr>
+          <w:szCs w:val="22"/>
+          <w:lang w:val="ru-RU"/>
+        </w:rPr>
+      </w:pPr>
+    </w:p>
+    <w:p>
+      <w:pPr>
+        <w:pStyle w:val="a7"/>
+        <w:rPr>
+          <w:szCs w:val="22"/>
+          <w:lang w:val="ru-RU"/>
+        </w:rPr>
+      </w:pPr>
+    </w:p>
+    <w:p>
+      <w:pPr>
+        <w:pStyle w:val="a7"/>
+        <w:rPr>
+          <w:szCs w:val="22"/>
+          <w:lang w:val="ru-RU"/>
+        </w:rPr>
+      </w:pPr>
+    </w:p>
+    <w:p>
+      <w:pPr>
+        <w:pStyle w:val="a7"/>
+        <w:rPr>
+          <w:szCs w:val="22"/>
+          <w:lang w:val="ru-RU"/>
+        </w:rPr>
+      </w:pPr>
+    </w:p>
+    <w:p>
+      <w:pPr>
+        <w:pStyle w:val="a7"/>
+        <w:rPr>
+          <w:szCs w:val="22"/>
+          <w:lang w:val="ru-RU"/>
+        </w:rPr>
+      </w:pPr>
+    </w:p>
+    <w:p>
+      <w:pPr>
+        <w:pStyle w:val="a7"/>
+        <w:rPr>
+          <w:szCs w:val="22"/>
+          <w:lang w:val="ru-RU"/>
+        </w:rPr>
+      </w:pPr>
+    </w:p>
+    <w:p>
+      <w:pPr>
+        <w:pStyle w:val="a7"/>
+        <w:rPr>
+          <w:szCs w:val="22"/>
+          <w:lang w:val="ru-RU"/>
+        </w:rPr>
+      </w:pPr>
+    </w:p>
+    <w:p>
+      <w:pPr>
+        <w:pStyle w:val="a7"/>
+        <w:rPr>
+          <w:szCs w:val="22"/>
+          <w:lang w:val="ru-RU"/>
+        </w:rPr>
+      </w:pPr>
+    </w:p>
+    <w:p>
+      <w:pPr>
+        <w:pStyle w:val="a7"/>
+        <w:rPr>
+          <w:szCs w:val="22"/>
+          <w:lang w:val="ru-RU"/>
+        </w:rPr>
+      </w:pPr>
+    </w:p>
+    <w:p>
+      <w:pPr>
+        <w:pStyle w:val="a7"/>
+        <w:rPr>
+          <w:szCs w:val="22"/>
+          <w:lang w:val="ru-RU"/>
+        </w:rPr>
+      </w:pPr>
+    </w:p>
+    <w:p>
+      <w:pPr>
         <w:pStyle w:val="1"/>
       </w:pPr>
       <w:bookmarkStart w:id="7" w:name="_Toc70304469"/>
       <w:bookmarkStart w:id="8" w:name="_Toc195437191"/>
       <w:bookmarkEnd w:id="5"/>
       <w:r>
-        <w:lastRenderedPageBreak/>
         <w:t>К</w:t>
       </w:r>
       <w:r>
@@ -5429,7 +5756,7 @@
                           <a:blip r:embed="rId19" cstate="screen">
                             <a:extLst>
                               <a:ext uri="">
-                                <a14:useLocalDpi xmlns:a14="http://schemas.microsoft.com/office/drawing/2010/main" xmlns:w="http://schemas.openxmlformats.org/wordprocessingml/2006/main" xmlns:w10="urn:schemas-microsoft-com:office:word" xmlns:v="urn:schemas-microsoft-com:vml" xmlns:o="urn:schemas-microsoft-com:office:office" xmlns=""/>
+                                <a14:useLocalDpi xmlns="" xmlns:o="urn:schemas-microsoft-com:office:office" xmlns:v="urn:schemas-microsoft-com:vml" xmlns:w10="urn:schemas-microsoft-com:office:word" xmlns:w="http://schemas.openxmlformats.org/wordprocessingml/2006/main" xmlns:a14="http://schemas.microsoft.com/office/drawing/2010/main"/>
                               </a:ext>
                             </a:extLst>
                           </a:blip>
@@ -5704,6 +6031,7 @@
                 <w:rFonts w:cstheme="minorHAnsi"/>
                 <w:noProof/>
               </w:rPr>
+              <w:lastRenderedPageBreak/>
               <w:drawing>
                 <wp:inline distT="0" distB="0" distL="0" distR="0" wp14:anchorId="2BF14062" wp14:editId="2D5277DC">
                   <wp:extent cx="3159125" cy="1808982"/>
@@ -5725,7 +6053,7 @@
                           <a:blip r:embed="rId20" cstate="email">
                             <a:extLst>
                               <a:ext uri="">
-                                <a14:useLocalDpi xmlns:a14="http://schemas.microsoft.com/office/drawing/2010/main" xmlns:w="http://schemas.openxmlformats.org/wordprocessingml/2006/main" xmlns:w10="urn:schemas-microsoft-com:office:word" xmlns:v="urn:schemas-microsoft-com:vml" xmlns:o="urn:schemas-microsoft-com:office:office" xmlns=""/>
+                                <a14:useLocalDpi xmlns="" xmlns:o="urn:schemas-microsoft-com:office:office" xmlns:v="urn:schemas-microsoft-com:vml" xmlns:w10="urn:schemas-microsoft-com:office:word" xmlns:w="http://schemas.openxmlformats.org/wordprocessingml/2006/main" xmlns:a14="http://schemas.microsoft.com/office/drawing/2010/main"/>
                               </a:ext>
                             </a:extLst>
                           </a:blip>
@@ -5746,7 +6074,7 @@
                           </a:ln>
                           <a:extLst>
                             <a:ext uri="">
-                              <a14:shadowObscured xmlns:a14="http://schemas.microsoft.com/office/drawing/2010/main" xmlns:w="http://schemas.openxmlformats.org/wordprocessingml/2006/main" xmlns:w10="urn:schemas-microsoft-com:office:word" xmlns:v="urn:schemas-microsoft-com:vml" xmlns:o="urn:schemas-microsoft-com:office:office" xmlns=""/>
+                              <a14:shadowObscured xmlns="" xmlns:o="urn:schemas-microsoft-com:office:office" xmlns:v="urn:schemas-microsoft-com:vml" xmlns:w10="urn:schemas-microsoft-com:office:word" xmlns:w="http://schemas.openxmlformats.org/wordprocessingml/2006/main" xmlns:a14="http://schemas.microsoft.com/office/drawing/2010/main"/>
                             </a:ext>
                           </a:extLst>
                         </pic:spPr>
@@ -5960,7 +6288,7 @@
                           <a:blip r:embed="rId21" cstate="screen">
                             <a:extLst>
                               <a:ext uri="">
-                                <a14:useLocalDpi xmlns:a14="http://schemas.microsoft.com/office/drawing/2010/main" xmlns:w="http://schemas.openxmlformats.org/wordprocessingml/2006/main" xmlns:w10="urn:schemas-microsoft-com:office:word" xmlns:v="urn:schemas-microsoft-com:vml" xmlns:o="urn:schemas-microsoft-com:office:office" xmlns=""/>
+                                <a14:useLocalDpi xmlns="" xmlns:o="urn:schemas-microsoft-com:office:office" xmlns:v="urn:schemas-microsoft-com:vml" xmlns:w10="urn:schemas-microsoft-com:office:word" xmlns:w="http://schemas.openxmlformats.org/wordprocessingml/2006/main" xmlns:a14="http://schemas.microsoft.com/office/drawing/2010/main"/>
                               </a:ext>
                             </a:extLst>
                           </a:blip>
@@ -6317,7 +6645,7 @@
                           <a:blip r:embed="rId22" cstate="email">
                             <a:extLst>
                               <a:ext uri="">
-                                <a14:useLocalDpi xmlns:a14="http://schemas.microsoft.com/office/drawing/2010/main" xmlns:w="http://schemas.openxmlformats.org/wordprocessingml/2006/main" xmlns:w10="urn:schemas-microsoft-com:office:word" xmlns:v="urn:schemas-microsoft-com:vml" xmlns:o="urn:schemas-microsoft-com:office:office" xmlns=""/>
+                                <a14:useLocalDpi xmlns="" xmlns:o="urn:schemas-microsoft-com:office:office" xmlns:v="urn:schemas-microsoft-com:vml" xmlns:w10="urn:schemas-microsoft-com:office:word" xmlns:w="http://schemas.openxmlformats.org/wordprocessingml/2006/main" xmlns:a14="http://schemas.microsoft.com/office/drawing/2010/main"/>
                               </a:ext>
                             </a:extLst>
                           </a:blip>
@@ -6748,7 +7076,7 @@
                           <a:blip r:embed="rId23" cstate="email">
                             <a:extLst>
                               <a:ext uri="">
-                                <a14:useLocalDpi xmlns:a14="http://schemas.microsoft.com/office/drawing/2010/main" xmlns:w="http://schemas.openxmlformats.org/wordprocessingml/2006/main" xmlns:w10="urn:schemas-microsoft-com:office:word" xmlns:v="urn:schemas-microsoft-com:vml" xmlns:o="urn:schemas-microsoft-com:office:office" xmlns=""/>
+                                <a14:useLocalDpi xmlns="" xmlns:o="urn:schemas-microsoft-com:office:office" xmlns:v="urn:schemas-microsoft-com:vml" xmlns:w10="urn:schemas-microsoft-com:office:word" xmlns:w="http://schemas.openxmlformats.org/wordprocessingml/2006/main" xmlns:a14="http://schemas.microsoft.com/office/drawing/2010/main"/>
                               </a:ext>
                             </a:extLst>
                           </a:blip>
@@ -6769,7 +7097,7 @@
                           </a:ln>
                           <a:extLst>
                             <a:ext uri="">
-                              <a14:shadowObscured xmlns:a14="http://schemas.microsoft.com/office/drawing/2010/main" xmlns:w="http://schemas.openxmlformats.org/wordprocessingml/2006/main" xmlns:w10="urn:schemas-microsoft-com:office:word" xmlns:v="urn:schemas-microsoft-com:vml" xmlns:o="urn:schemas-microsoft-com:office:office" xmlns=""/>
+                              <a14:shadowObscured xmlns="" xmlns:o="urn:schemas-microsoft-com:office:office" xmlns:v="urn:schemas-microsoft-com:vml" xmlns:w10="urn:schemas-microsoft-com:office:word" xmlns:w="http://schemas.openxmlformats.org/wordprocessingml/2006/main" xmlns:a14="http://schemas.microsoft.com/office/drawing/2010/main"/>
                             </a:ext>
                           </a:extLst>
                         </pic:spPr>
@@ -7037,7 +7365,7 @@
                           <a:blip r:embed="rId24" cstate="email">
                             <a:extLst>
                               <a:ext uri="">
-                                <a14:imgProps xmlns:a14="http://schemas.microsoft.com/office/drawing/2010/main" xmlns:w="http://schemas.openxmlformats.org/wordprocessingml/2006/main" xmlns:w10="urn:schemas-microsoft-com:office:word" xmlns:v="urn:schemas-microsoft-com:vml" xmlns:o="urn:schemas-microsoft-com:office:office" xmlns="">
+                                <a14:imgProps xmlns="" xmlns:o="urn:schemas-microsoft-com:office:office" xmlns:v="urn:schemas-microsoft-com:vml" xmlns:w10="urn:schemas-microsoft-com:office:word" xmlns:w="http://schemas.openxmlformats.org/wordprocessingml/2006/main" xmlns:a14="http://schemas.microsoft.com/office/drawing/2010/main">
                                   <a14:imgLayer r:embed="rId25">
                                     <a14:imgEffect>
                                       <a14:saturation sat="33000"/>
@@ -7046,7 +7374,7 @@
                                 </a14:imgProps>
                               </a:ext>
                               <a:ext uri="">
-                                <a14:useLocalDpi xmlns:a14="http://schemas.microsoft.com/office/drawing/2010/main" xmlns:w="http://schemas.openxmlformats.org/wordprocessingml/2006/main" xmlns:w10="urn:schemas-microsoft-com:office:word" xmlns:v="urn:schemas-microsoft-com:vml" xmlns:o="urn:schemas-microsoft-com:office:office" xmlns=""/>
+                                <a14:useLocalDpi xmlns="" xmlns:o="urn:schemas-microsoft-com:office:office" xmlns:v="urn:schemas-microsoft-com:vml" xmlns:w10="urn:schemas-microsoft-com:office:word" xmlns:w="http://schemas.openxmlformats.org/wordprocessingml/2006/main" xmlns:a14="http://schemas.microsoft.com/office/drawing/2010/main"/>
                               </a:ext>
                             </a:extLst>
                           </a:blip>
@@ -7067,7 +7395,7 @@
                           </a:ln>
                           <a:extLst>
                             <a:ext uri="">
-                              <a14:shadowObscured xmlns:a14="http://schemas.microsoft.com/office/drawing/2010/main" xmlns:w="http://schemas.openxmlformats.org/wordprocessingml/2006/main" xmlns:w10="urn:schemas-microsoft-com:office:word" xmlns:v="urn:schemas-microsoft-com:vml" xmlns:o="urn:schemas-microsoft-com:office:office" xmlns=""/>
+                              <a14:shadowObscured xmlns="" xmlns:o="urn:schemas-microsoft-com:office:office" xmlns:v="urn:schemas-microsoft-com:vml" xmlns:w10="urn:schemas-microsoft-com:office:word" xmlns:w="http://schemas.openxmlformats.org/wordprocessingml/2006/main" xmlns:a14="http://schemas.microsoft.com/office/drawing/2010/main"/>
                             </a:ext>
                           </a:extLst>
                         </pic:spPr>
@@ -7267,7 +7595,7 @@
                           <a:blip r:embed="rId26" cstate="email">
                             <a:extLst>
                               <a:ext uri="">
-                                <a14:imgProps xmlns:a14="http://schemas.microsoft.com/office/drawing/2010/main" xmlns:w="http://schemas.openxmlformats.org/wordprocessingml/2006/main" xmlns:w10="urn:schemas-microsoft-com:office:word" xmlns:v="urn:schemas-microsoft-com:vml" xmlns:o="urn:schemas-microsoft-com:office:office" xmlns="">
+                                <a14:imgProps xmlns="" xmlns:o="urn:schemas-microsoft-com:office:office" xmlns:v="urn:schemas-microsoft-com:vml" xmlns:w10="urn:schemas-microsoft-com:office:word" xmlns:w="http://schemas.openxmlformats.org/wordprocessingml/2006/main" xmlns:a14="http://schemas.microsoft.com/office/drawing/2010/main">
                                   <a14:imgLayer r:embed="rId27">
                                     <a14:imgEffect>
                                       <a14:saturation sat="33000"/>
@@ -7276,7 +7604,7 @@
                                 </a14:imgProps>
                               </a:ext>
                               <a:ext uri="">
-                                <a14:useLocalDpi xmlns:a14="http://schemas.microsoft.com/office/drawing/2010/main" xmlns:w="http://schemas.openxmlformats.org/wordprocessingml/2006/main" xmlns:w10="urn:schemas-microsoft-com:office:word" xmlns:v="urn:schemas-microsoft-com:vml" xmlns:o="urn:schemas-microsoft-com:office:office" xmlns=""/>
+                                <a14:useLocalDpi xmlns="" xmlns:o="urn:schemas-microsoft-com:office:office" xmlns:v="urn:schemas-microsoft-com:vml" xmlns:w10="urn:schemas-microsoft-com:office:word" xmlns:w="http://schemas.openxmlformats.org/wordprocessingml/2006/main" xmlns:a14="http://schemas.microsoft.com/office/drawing/2010/main"/>
                               </a:ext>
                             </a:extLst>
                           </a:blip>
@@ -7297,7 +7625,7 @@
                           </a:ln>
                           <a:extLst>
                             <a:ext uri="">
-                              <a14:shadowObscured xmlns:a14="http://schemas.microsoft.com/office/drawing/2010/main" xmlns:w="http://schemas.openxmlformats.org/wordprocessingml/2006/main" xmlns:w10="urn:schemas-microsoft-com:office:word" xmlns:v="urn:schemas-microsoft-com:vml" xmlns:o="urn:schemas-microsoft-com:office:office" xmlns=""/>
+                              <a14:shadowObscured xmlns="" xmlns:o="urn:schemas-microsoft-com:office:office" xmlns:v="urn:schemas-microsoft-com:vml" xmlns:w10="urn:schemas-microsoft-com:office:word" xmlns:w="http://schemas.openxmlformats.org/wordprocessingml/2006/main" xmlns:a14="http://schemas.microsoft.com/office/drawing/2010/main"/>
                             </a:ext>
                           </a:extLst>
                         </pic:spPr>
@@ -7352,7 +7680,7 @@
                           <a:blip r:embed="rId28" cstate="email">
                             <a:extLst>
                               <a:ext uri="">
-                                <a14:useLocalDpi xmlns:a14="http://schemas.microsoft.com/office/drawing/2010/main" xmlns:w="http://schemas.openxmlformats.org/wordprocessingml/2006/main" xmlns:w10="urn:schemas-microsoft-com:office:word" xmlns:v="urn:schemas-microsoft-com:vml" xmlns:o="urn:schemas-microsoft-com:office:office" xmlns=""/>
+                                <a14:useLocalDpi xmlns="" xmlns:o="urn:schemas-microsoft-com:office:office" xmlns:v="urn:schemas-microsoft-com:vml" xmlns:w10="urn:schemas-microsoft-com:office:word" xmlns:w="http://schemas.openxmlformats.org/wordprocessingml/2006/main" xmlns:a14="http://schemas.microsoft.com/office/drawing/2010/main"/>
                               </a:ext>
                             </a:extLst>
                           </a:blip>
@@ -7373,7 +7701,7 @@
                           </a:ln>
                           <a:extLst>
                             <a:ext uri="">
-                              <a14:shadowObscured xmlns:a14="http://schemas.microsoft.com/office/drawing/2010/main" xmlns:w="http://schemas.openxmlformats.org/wordprocessingml/2006/main" xmlns:w10="urn:schemas-microsoft-com:office:word" xmlns:v="urn:schemas-microsoft-com:vml" xmlns:o="urn:schemas-microsoft-com:office:office" xmlns=""/>
+                              <a14:shadowObscured xmlns="" xmlns:o="urn:schemas-microsoft-com:office:office" xmlns:v="urn:schemas-microsoft-com:vml" xmlns:w10="urn:schemas-microsoft-com:office:word" xmlns:w="http://schemas.openxmlformats.org/wordprocessingml/2006/main" xmlns:a14="http://schemas.microsoft.com/office/drawing/2010/main"/>
                             </a:ext>
                           </a:extLst>
                         </pic:spPr>
@@ -7881,7 +8209,7 @@
                           <a:blip r:embed="rId31" cstate="email">
                             <a:extLst>
                               <a:ext uri="">
-                                <a14:useLocalDpi xmlns:a14="http://schemas.microsoft.com/office/drawing/2010/main" xmlns:w="http://schemas.openxmlformats.org/wordprocessingml/2006/main" xmlns:w10="urn:schemas-microsoft-com:office:word" xmlns:v="urn:schemas-microsoft-com:vml" xmlns:o="urn:schemas-microsoft-com:office:office" xmlns=""/>
+                                <a14:useLocalDpi xmlns="" xmlns:o="urn:schemas-microsoft-com:office:office" xmlns:v="urn:schemas-microsoft-com:vml" xmlns:w10="urn:schemas-microsoft-com:office:word" xmlns:w="http://schemas.openxmlformats.org/wordprocessingml/2006/main" xmlns:a14="http://schemas.microsoft.com/office/drawing/2010/main"/>
                               </a:ext>
                             </a:extLst>
                           </a:blip>
@@ -7947,7 +8275,7 @@
                           <a:blip r:embed="rId32" cstate="email">
                             <a:extLst>
                               <a:ext uri="">
-                                <a14:useLocalDpi xmlns:a14="http://schemas.microsoft.com/office/drawing/2010/main" xmlns:w="http://schemas.openxmlformats.org/wordprocessingml/2006/main" xmlns:w10="urn:schemas-microsoft-com:office:word" xmlns:v="urn:schemas-microsoft-com:vml" xmlns:o="urn:schemas-microsoft-com:office:office" xmlns=""/>
+                                <a14:useLocalDpi xmlns="" xmlns:o="urn:schemas-microsoft-com:office:office" xmlns:v="urn:schemas-microsoft-com:vml" xmlns:w10="urn:schemas-microsoft-com:office:word" xmlns:w="http://schemas.openxmlformats.org/wordprocessingml/2006/main" xmlns:a14="http://schemas.microsoft.com/office/drawing/2010/main"/>
                               </a:ext>
                             </a:extLst>
                           </a:blip>
@@ -8423,7 +8751,7 @@
                           <a:blip r:embed="rId33" cstate="email">
                             <a:extLst>
                               <a:ext uri="">
-                                <a14:useLocalDpi xmlns:a14="http://schemas.microsoft.com/office/drawing/2010/main" xmlns:w="http://schemas.openxmlformats.org/wordprocessingml/2006/main" xmlns:w10="urn:schemas-microsoft-com:office:word" xmlns:v="urn:schemas-microsoft-com:vml" xmlns:o="urn:schemas-microsoft-com:office:office" xmlns=""/>
+                                <a14:useLocalDpi xmlns="" xmlns:o="urn:schemas-microsoft-com:office:office" xmlns:v="urn:schemas-microsoft-com:vml" xmlns:w10="urn:schemas-microsoft-com:office:word" xmlns:w="http://schemas.openxmlformats.org/wordprocessingml/2006/main" xmlns:a14="http://schemas.microsoft.com/office/drawing/2010/main"/>
                               </a:ext>
                             </a:extLst>
                           </a:blip>
@@ -8489,7 +8817,7 @@
                           <a:blip r:embed="rId34" cstate="email">
                             <a:extLst>
                               <a:ext uri="">
-                                <a14:useLocalDpi xmlns:a14="http://schemas.microsoft.com/office/drawing/2010/main" xmlns:w="http://schemas.openxmlformats.org/wordprocessingml/2006/main" xmlns:w10="urn:schemas-microsoft-com:office:word" xmlns:v="urn:schemas-microsoft-com:vml" xmlns:o="urn:schemas-microsoft-com:office:office" xmlns=""/>
+                                <a14:useLocalDpi xmlns="" xmlns:o="urn:schemas-microsoft-com:office:office" xmlns:v="urn:schemas-microsoft-com:vml" xmlns:w10="urn:schemas-microsoft-com:office:word" xmlns:w="http://schemas.openxmlformats.org/wordprocessingml/2006/main" xmlns:a14="http://schemas.microsoft.com/office/drawing/2010/main"/>
                               </a:ext>
                             </a:extLst>
                           </a:blip>
@@ -8869,7 +9197,7 @@
                           <a:blip r:embed="rId35" cstate="email">
                             <a:extLst>
                               <a:ext uri="">
-                                <a14:useLocalDpi xmlns:a14="http://schemas.microsoft.com/office/drawing/2010/main" xmlns:w="http://schemas.openxmlformats.org/wordprocessingml/2006/main" xmlns:w10="urn:schemas-microsoft-com:office:word" xmlns:v="urn:schemas-microsoft-com:vml" xmlns:o="urn:schemas-microsoft-com:office:office" xmlns=""/>
+                                <a14:useLocalDpi xmlns="" xmlns:o="urn:schemas-microsoft-com:office:office" xmlns:v="urn:schemas-microsoft-com:vml" xmlns:w10="urn:schemas-microsoft-com:office:word" xmlns:w="http://schemas.openxmlformats.org/wordprocessingml/2006/main" xmlns:a14="http://schemas.microsoft.com/office/drawing/2010/main"/>
                               </a:ext>
                             </a:extLst>
                           </a:blip>
@@ -8938,7 +9266,7 @@
                           <a:blip r:embed="rId36" cstate="email">
                             <a:extLst>
                               <a:ext uri="">
-                                <a14:useLocalDpi xmlns:a14="http://schemas.microsoft.com/office/drawing/2010/main" xmlns:w="http://schemas.openxmlformats.org/wordprocessingml/2006/main" xmlns:w10="urn:schemas-microsoft-com:office:word" xmlns:v="urn:schemas-microsoft-com:vml" xmlns:o="urn:schemas-microsoft-com:office:office" xmlns=""/>
+                                <a14:useLocalDpi xmlns="" xmlns:o="urn:schemas-microsoft-com:office:office" xmlns:v="urn:schemas-microsoft-com:vml" xmlns:w10="urn:schemas-microsoft-com:office:word" xmlns:w="http://schemas.openxmlformats.org/wordprocessingml/2006/main" xmlns:a14="http://schemas.microsoft.com/office/drawing/2010/main"/>
                               </a:ext>
                             </a:extLst>
                           </a:blip>
@@ -9303,7 +9631,7 @@
                           <a:blip r:embed="rId37" cstate="email">
                             <a:extLst>
                               <a:ext uri="">
-                                <a14:useLocalDpi xmlns:a14="http://schemas.microsoft.com/office/drawing/2010/main" xmlns:w="http://schemas.openxmlformats.org/wordprocessingml/2006/main" xmlns:w10="urn:schemas-microsoft-com:office:word" xmlns:v="urn:schemas-microsoft-com:vml" xmlns:o="urn:schemas-microsoft-com:office:office" xmlns=""/>
+                                <a14:useLocalDpi xmlns="" xmlns:o="urn:schemas-microsoft-com:office:office" xmlns:v="urn:schemas-microsoft-com:vml" xmlns:w10="urn:schemas-microsoft-com:office:word" xmlns:w="http://schemas.openxmlformats.org/wordprocessingml/2006/main" xmlns:a14="http://schemas.microsoft.com/office/drawing/2010/main"/>
                               </a:ext>
                             </a:extLst>
                           </a:blip>
@@ -9324,7 +9652,7 @@
                           </a:ln>
                           <a:extLst>
                             <a:ext uri="">
-                              <a14:shadowObscured xmlns:a14="http://schemas.microsoft.com/office/drawing/2010/main" xmlns:w="http://schemas.openxmlformats.org/wordprocessingml/2006/main" xmlns:w10="urn:schemas-microsoft-com:office:word" xmlns:v="urn:schemas-microsoft-com:vml" xmlns:o="urn:schemas-microsoft-com:office:office" xmlns=""/>
+                              <a14:shadowObscured xmlns="" xmlns:o="urn:schemas-microsoft-com:office:office" xmlns:v="urn:schemas-microsoft-com:vml" xmlns:w10="urn:schemas-microsoft-com:office:word" xmlns:w="http://schemas.openxmlformats.org/wordprocessingml/2006/main" xmlns:a14="http://schemas.microsoft.com/office/drawing/2010/main"/>
                             </a:ext>
                           </a:extLst>
                         </pic:spPr>
@@ -10205,7 +10533,7 @@
                           <a:blip r:embed="rId38" cstate="email">
                             <a:extLst>
                               <a:ext uri="">
-                                <a14:useLocalDpi xmlns:a14="http://schemas.microsoft.com/office/drawing/2010/main" xmlns:w="http://schemas.openxmlformats.org/wordprocessingml/2006/main" xmlns:w10="urn:schemas-microsoft-com:office:word" xmlns:v="urn:schemas-microsoft-com:vml" xmlns:o="urn:schemas-microsoft-com:office:office" xmlns=""/>
+                                <a14:useLocalDpi xmlns="" xmlns:o="urn:schemas-microsoft-com:office:office" xmlns:v="urn:schemas-microsoft-com:vml" xmlns:w10="urn:schemas-microsoft-com:office:word" xmlns:w="http://schemas.openxmlformats.org/wordprocessingml/2006/main" xmlns:a14="http://schemas.microsoft.com/office/drawing/2010/main"/>
                               </a:ext>
                             </a:extLst>
                           </a:blip>
@@ -10226,7 +10554,7 @@
                           </a:ln>
                           <a:extLst>
                             <a:ext uri="">
-                              <a14:shadowObscured xmlns:a14="http://schemas.microsoft.com/office/drawing/2010/main" xmlns:w="http://schemas.openxmlformats.org/wordprocessingml/2006/main" xmlns:w10="urn:schemas-microsoft-com:office:word" xmlns:v="urn:schemas-microsoft-com:vml" xmlns:o="urn:schemas-microsoft-com:office:office" xmlns=""/>
+                              <a14:shadowObscured xmlns="" xmlns:o="urn:schemas-microsoft-com:office:office" xmlns:v="urn:schemas-microsoft-com:vml" xmlns:w10="urn:schemas-microsoft-com:office:word" xmlns:w="http://schemas.openxmlformats.org/wordprocessingml/2006/main" xmlns:a14="http://schemas.microsoft.com/office/drawing/2010/main"/>
                             </a:ext>
                           </a:extLst>
                         </pic:spPr>
@@ -10277,7 +10605,7 @@
                           <a:blip r:embed="rId39" cstate="email">
                             <a:extLst>
                               <a:ext uri="">
-                                <a14:useLocalDpi xmlns:a14="http://schemas.microsoft.com/office/drawing/2010/main" xmlns:w="http://schemas.openxmlformats.org/wordprocessingml/2006/main" xmlns:w10="urn:schemas-microsoft-com:office:word" xmlns:v="urn:schemas-microsoft-com:vml" xmlns:o="urn:schemas-microsoft-com:office:office" xmlns=""/>
+                                <a14:useLocalDpi xmlns="" xmlns:o="urn:schemas-microsoft-com:office:office" xmlns:v="urn:schemas-microsoft-com:vml" xmlns:w10="urn:schemas-microsoft-com:office:word" xmlns:w="http://schemas.openxmlformats.org/wordprocessingml/2006/main" xmlns:a14="http://schemas.microsoft.com/office/drawing/2010/main"/>
                               </a:ext>
                             </a:extLst>
                           </a:blip>
@@ -10298,7 +10626,7 @@
                           </a:ln>
                           <a:extLst>
                             <a:ext uri="">
-                              <a14:shadowObscured xmlns:a14="http://schemas.microsoft.com/office/drawing/2010/main" xmlns:w="http://schemas.openxmlformats.org/wordprocessingml/2006/main" xmlns:w10="urn:schemas-microsoft-com:office:word" xmlns:v="urn:schemas-microsoft-com:vml" xmlns:o="urn:schemas-microsoft-com:office:office" xmlns=""/>
+                              <a14:shadowObscured xmlns="" xmlns:o="urn:schemas-microsoft-com:office:office" xmlns:v="urn:schemas-microsoft-com:vml" xmlns:w10="urn:schemas-microsoft-com:office:word" xmlns:w="http://schemas.openxmlformats.org/wordprocessingml/2006/main" xmlns:a14="http://schemas.microsoft.com/office/drawing/2010/main"/>
                             </a:ext>
                           </a:extLst>
                         </pic:spPr>
@@ -10558,7 +10886,7 @@
                           <a:blip r:embed="rId40" cstate="email">
                             <a:extLst>
                               <a:ext uri="">
-                                <a14:useLocalDpi xmlns:a14="http://schemas.microsoft.com/office/drawing/2010/main" xmlns:w="http://schemas.openxmlformats.org/wordprocessingml/2006/main" xmlns:w10="urn:schemas-microsoft-com:office:word" xmlns:v="urn:schemas-microsoft-com:vml" xmlns:o="urn:schemas-microsoft-com:office:office" xmlns=""/>
+                                <a14:useLocalDpi xmlns="" xmlns:o="urn:schemas-microsoft-com:office:office" xmlns:v="urn:schemas-microsoft-com:vml" xmlns:w10="urn:schemas-microsoft-com:office:word" xmlns:w="http://schemas.openxmlformats.org/wordprocessingml/2006/main" xmlns:a14="http://schemas.microsoft.com/office/drawing/2010/main"/>
                               </a:ext>
                             </a:extLst>
                           </a:blip>
@@ -10625,7 +10953,7 @@
                           <a:blip r:embed="rId41" cstate="email">
                             <a:extLst>
                               <a:ext uri="">
-                                <a14:useLocalDpi xmlns:a14="http://schemas.microsoft.com/office/drawing/2010/main" xmlns:w="http://schemas.openxmlformats.org/wordprocessingml/2006/main" xmlns:w10="urn:schemas-microsoft-com:office:word" xmlns:v="urn:schemas-microsoft-com:vml" xmlns:o="urn:schemas-microsoft-com:office:office" xmlns=""/>
+                                <a14:useLocalDpi xmlns="" xmlns:o="urn:schemas-microsoft-com:office:office" xmlns:v="urn:schemas-microsoft-com:vml" xmlns:w10="urn:schemas-microsoft-com:office:word" xmlns:w="http://schemas.openxmlformats.org/wordprocessingml/2006/main" xmlns:a14="http://schemas.microsoft.com/office/drawing/2010/main"/>
                               </a:ext>
                             </a:extLst>
                           </a:blip>
@@ -10645,7 +10973,7 @@
                           </a:ln>
                           <a:extLst>
                             <a:ext uri="">
-                              <a14:shadowObscured xmlns:a14="http://schemas.microsoft.com/office/drawing/2010/main" xmlns:w="http://schemas.openxmlformats.org/wordprocessingml/2006/main" xmlns:w10="urn:schemas-microsoft-com:office:word" xmlns:v="urn:schemas-microsoft-com:vml" xmlns:o="urn:schemas-microsoft-com:office:office" xmlns=""/>
+                              <a14:shadowObscured xmlns="" xmlns:o="urn:schemas-microsoft-com:office:office" xmlns:v="urn:schemas-microsoft-com:vml" xmlns:w10="urn:schemas-microsoft-com:office:word" xmlns:w="http://schemas.openxmlformats.org/wordprocessingml/2006/main" xmlns:a14="http://schemas.microsoft.com/office/drawing/2010/main"/>
                             </a:ext>
                           </a:extLst>
                         </pic:spPr>
@@ -10980,7 +11308,7 @@
                           <a:blip r:embed="rId42" cstate="email">
                             <a:extLst>
                               <a:ext uri="">
-                                <a14:useLocalDpi xmlns:a14="http://schemas.microsoft.com/office/drawing/2010/main" xmlns:w="http://schemas.openxmlformats.org/wordprocessingml/2006/main" xmlns:w10="urn:schemas-microsoft-com:office:word" xmlns:v="urn:schemas-microsoft-com:vml" xmlns:o="urn:schemas-microsoft-com:office:office" xmlns=""/>
+                                <a14:useLocalDpi xmlns="" xmlns:o="urn:schemas-microsoft-com:office:office" xmlns:v="urn:schemas-microsoft-com:vml" xmlns:w10="urn:schemas-microsoft-com:office:word" xmlns:w="http://schemas.openxmlformats.org/wordprocessingml/2006/main" xmlns:a14="http://schemas.microsoft.com/office/drawing/2010/main"/>
                               </a:ext>
                             </a:extLst>
                           </a:blip>
@@ -11001,7 +11329,7 @@
                           </a:ln>
                           <a:extLst>
                             <a:ext uri="">
-                              <a14:shadowObscured xmlns:a14="http://schemas.microsoft.com/office/drawing/2010/main" xmlns:w="http://schemas.openxmlformats.org/wordprocessingml/2006/main" xmlns:w10="urn:schemas-microsoft-com:office:word" xmlns:v="urn:schemas-microsoft-com:vml" xmlns:o="urn:schemas-microsoft-com:office:office" xmlns=""/>
+                              <a14:shadowObscured xmlns="" xmlns:o="urn:schemas-microsoft-com:office:office" xmlns:v="urn:schemas-microsoft-com:vml" xmlns:w10="urn:schemas-microsoft-com:office:word" xmlns:w="http://schemas.openxmlformats.org/wordprocessingml/2006/main" xmlns:a14="http://schemas.microsoft.com/office/drawing/2010/main"/>
                             </a:ext>
                           </a:extLst>
                         </pic:spPr>
@@ -11054,7 +11382,7 @@
                           <a:blip r:embed="rId43" cstate="email">
                             <a:extLst>
                               <a:ext uri="">
-                                <a14:useLocalDpi xmlns:a14="http://schemas.microsoft.com/office/drawing/2010/main" xmlns:w="http://schemas.openxmlformats.org/wordprocessingml/2006/main" xmlns:w10="urn:schemas-microsoft-com:office:word" xmlns:v="urn:schemas-microsoft-com:vml" xmlns:o="urn:schemas-microsoft-com:office:office" xmlns=""/>
+                                <a14:useLocalDpi xmlns="" xmlns:o="urn:schemas-microsoft-com:office:office" xmlns:v="urn:schemas-microsoft-com:vml" xmlns:w10="urn:schemas-microsoft-com:office:word" xmlns:w="http://schemas.openxmlformats.org/wordprocessingml/2006/main" xmlns:a14="http://schemas.microsoft.com/office/drawing/2010/main"/>
                               </a:ext>
                             </a:extLst>
                           </a:blip>
@@ -11075,7 +11403,7 @@
                           </a:ln>
                           <a:extLst>
                             <a:ext uri="">
-                              <a14:shadowObscured xmlns:a14="http://schemas.microsoft.com/office/drawing/2010/main" xmlns:w="http://schemas.openxmlformats.org/wordprocessingml/2006/main" xmlns:w10="urn:schemas-microsoft-com:office:word" xmlns:v="urn:schemas-microsoft-com:vml" xmlns:o="urn:schemas-microsoft-com:office:office" xmlns=""/>
+                              <a14:shadowObscured xmlns="" xmlns:o="urn:schemas-microsoft-com:office:office" xmlns:v="urn:schemas-microsoft-com:vml" xmlns:w10="urn:schemas-microsoft-com:office:word" xmlns:w="http://schemas.openxmlformats.org/wordprocessingml/2006/main" xmlns:a14="http://schemas.microsoft.com/office/drawing/2010/main"/>
                             </a:ext>
                           </a:extLst>
                         </pic:spPr>
@@ -11344,7 +11672,7 @@
                           <a:blip r:embed="rId44" cstate="email">
                             <a:extLst>
                               <a:ext uri="">
-                                <a14:useLocalDpi xmlns:a14="http://schemas.microsoft.com/office/drawing/2010/main" xmlns:w="http://schemas.openxmlformats.org/wordprocessingml/2006/main" xmlns:w10="urn:schemas-microsoft-com:office:word" xmlns:v="urn:schemas-microsoft-com:vml" xmlns:o="urn:schemas-microsoft-com:office:office" xmlns=""/>
+                                <a14:useLocalDpi xmlns="" xmlns:o="urn:schemas-microsoft-com:office:office" xmlns:v="urn:schemas-microsoft-com:vml" xmlns:w10="urn:schemas-microsoft-com:office:word" xmlns:w="http://schemas.openxmlformats.org/wordprocessingml/2006/main" xmlns:a14="http://schemas.microsoft.com/office/drawing/2010/main"/>
                               </a:ext>
                             </a:extLst>
                           </a:blip>
@@ -11365,7 +11693,7 @@
                           </a:ln>
                           <a:extLst>
                             <a:ext uri="">
-                              <a14:shadowObscured xmlns:a14="http://schemas.microsoft.com/office/drawing/2010/main" xmlns:w="http://schemas.openxmlformats.org/wordprocessingml/2006/main" xmlns:w10="urn:schemas-microsoft-com:office:word" xmlns:v="urn:schemas-microsoft-com:vml" xmlns:o="urn:schemas-microsoft-com:office:office" xmlns=""/>
+                              <a14:shadowObscured xmlns="" xmlns:o="urn:schemas-microsoft-com:office:office" xmlns:v="urn:schemas-microsoft-com:vml" xmlns:w10="urn:schemas-microsoft-com:office:word" xmlns:w="http://schemas.openxmlformats.org/wordprocessingml/2006/main" xmlns:a14="http://schemas.microsoft.com/office/drawing/2010/main"/>
                             </a:ext>
                           </a:extLst>
                         </pic:spPr>
@@ -11415,7 +11743,7 @@
                           <a:blip r:embed="rId45" cstate="email">
                             <a:extLst>
                               <a:ext uri="">
-                                <a14:useLocalDpi xmlns:a14="http://schemas.microsoft.com/office/drawing/2010/main" xmlns:w="http://schemas.openxmlformats.org/wordprocessingml/2006/main" xmlns:w10="urn:schemas-microsoft-com:office:word" xmlns:v="urn:schemas-microsoft-com:vml" xmlns:o="urn:schemas-microsoft-com:office:office" xmlns=""/>
+                                <a14:useLocalDpi xmlns="" xmlns:o="urn:schemas-microsoft-com:office:office" xmlns:v="urn:schemas-microsoft-com:vml" xmlns:w10="urn:schemas-microsoft-com:office:word" xmlns:w="http://schemas.openxmlformats.org/wordprocessingml/2006/main" xmlns:a14="http://schemas.microsoft.com/office/drawing/2010/main"/>
                               </a:ext>
                             </a:extLst>
                           </a:blip>
@@ -11436,7 +11764,7 @@
                           </a:ln>
                           <a:extLst>
                             <a:ext uri="">
-                              <a14:shadowObscured xmlns:a14="http://schemas.microsoft.com/office/drawing/2010/main" xmlns:w="http://schemas.openxmlformats.org/wordprocessingml/2006/main" xmlns:w10="urn:schemas-microsoft-com:office:word" xmlns:v="urn:schemas-microsoft-com:vml" xmlns:o="urn:schemas-microsoft-com:office:office" xmlns=""/>
+                              <a14:shadowObscured xmlns="" xmlns:o="urn:schemas-microsoft-com:office:office" xmlns:v="urn:schemas-microsoft-com:vml" xmlns:w10="urn:schemas-microsoft-com:office:word" xmlns:w="http://schemas.openxmlformats.org/wordprocessingml/2006/main" xmlns:a14="http://schemas.microsoft.com/office/drawing/2010/main"/>
                             </a:ext>
                           </a:extLst>
                         </pic:spPr>
@@ -11485,7 +11813,7 @@
                           <a:blip r:embed="rId46" cstate="email">
                             <a:extLst>
                               <a:ext uri="">
-                                <a14:useLocalDpi xmlns:a14="http://schemas.microsoft.com/office/drawing/2010/main" xmlns:w="http://schemas.openxmlformats.org/wordprocessingml/2006/main" xmlns:w10="urn:schemas-microsoft-com:office:word" xmlns:v="urn:schemas-microsoft-com:vml" xmlns:o="urn:schemas-microsoft-com:office:office" xmlns=""/>
+                                <a14:useLocalDpi xmlns="" xmlns:o="urn:schemas-microsoft-com:office:office" xmlns:v="urn:schemas-microsoft-com:vml" xmlns:w10="urn:schemas-microsoft-com:office:word" xmlns:w="http://schemas.openxmlformats.org/wordprocessingml/2006/main" xmlns:a14="http://schemas.microsoft.com/office/drawing/2010/main"/>
                               </a:ext>
                             </a:extLst>
                           </a:blip>
@@ -11506,7 +11834,7 @@
                           </a:ln>
                           <a:extLst>
                             <a:ext uri="">
-                              <a14:shadowObscured xmlns:a14="http://schemas.microsoft.com/office/drawing/2010/main" xmlns:w="http://schemas.openxmlformats.org/wordprocessingml/2006/main" xmlns:w10="urn:schemas-microsoft-com:office:word" xmlns:v="urn:schemas-microsoft-com:vml" xmlns:o="urn:schemas-microsoft-com:office:office" xmlns=""/>
+                              <a14:shadowObscured xmlns="" xmlns:o="urn:schemas-microsoft-com:office:office" xmlns:v="urn:schemas-microsoft-com:vml" xmlns:w10="urn:schemas-microsoft-com:office:word" xmlns:w="http://schemas.openxmlformats.org/wordprocessingml/2006/main" xmlns:a14="http://schemas.microsoft.com/office/drawing/2010/main"/>
                             </a:ext>
                           </a:extLst>
                         </pic:spPr>
@@ -12581,7 +12909,7 @@
                           <a:blip r:embed="rId47" cstate="email">
                             <a:extLst>
                               <a:ext uri="">
-                                <a14:useLocalDpi xmlns:a14="http://schemas.microsoft.com/office/drawing/2010/main" xmlns:w="http://schemas.openxmlformats.org/wordprocessingml/2006/main" xmlns:w10="urn:schemas-microsoft-com:office:word" xmlns:v="urn:schemas-microsoft-com:vml" xmlns:o="urn:schemas-microsoft-com:office:office" xmlns=""/>
+                                <a14:useLocalDpi xmlns="" xmlns:o="urn:schemas-microsoft-com:office:office" xmlns:v="urn:schemas-microsoft-com:vml" xmlns:w10="urn:schemas-microsoft-com:office:word" xmlns:w="http://schemas.openxmlformats.org/wordprocessingml/2006/main" xmlns:a14="http://schemas.microsoft.com/office/drawing/2010/main"/>
                               </a:ext>
                             </a:extLst>
                           </a:blip>
@@ -12602,7 +12930,7 @@
                           </a:ln>
                           <a:extLst>
                             <a:ext uri="">
-                              <a14:shadowObscured xmlns:a14="http://schemas.microsoft.com/office/drawing/2010/main" xmlns:w="http://schemas.openxmlformats.org/wordprocessingml/2006/main" xmlns:w10="urn:schemas-microsoft-com:office:word" xmlns:v="urn:schemas-microsoft-com:vml" xmlns:o="urn:schemas-microsoft-com:office:office" xmlns=""/>
+                              <a14:shadowObscured xmlns="" xmlns:o="urn:schemas-microsoft-com:office:office" xmlns:v="urn:schemas-microsoft-com:vml" xmlns:w10="urn:schemas-microsoft-com:office:word" xmlns:w="http://schemas.openxmlformats.org/wordprocessingml/2006/main" xmlns:a14="http://schemas.microsoft.com/office/drawing/2010/main"/>
                             </a:ext>
                           </a:extLst>
                         </pic:spPr>
@@ -12651,7 +12979,7 @@
                           <a:blip r:embed="rId48" cstate="email">
                             <a:extLst>
                               <a:ext uri="">
-                                <a14:useLocalDpi xmlns:a14="http://schemas.microsoft.com/office/drawing/2010/main" xmlns:w="http://schemas.openxmlformats.org/wordprocessingml/2006/main" xmlns:w10="urn:schemas-microsoft-com:office:word" xmlns:v="urn:schemas-microsoft-com:vml" xmlns:o="urn:schemas-microsoft-com:office:office" xmlns=""/>
+                                <a14:useLocalDpi xmlns="" xmlns:o="urn:schemas-microsoft-com:office:office" xmlns:v="urn:schemas-microsoft-com:vml" xmlns:w10="urn:schemas-microsoft-com:office:word" xmlns:w="http://schemas.openxmlformats.org/wordprocessingml/2006/main" xmlns:a14="http://schemas.microsoft.com/office/drawing/2010/main"/>
                               </a:ext>
                             </a:extLst>
                           </a:blip>
@@ -13466,7 +13794,7 @@
                           <a:blip r:embed="rId49" cstate="email">
                             <a:extLst>
                               <a:ext uri="">
-                                <a14:useLocalDpi xmlns:a14="http://schemas.microsoft.com/office/drawing/2010/main" xmlns:w="http://schemas.openxmlformats.org/wordprocessingml/2006/main" xmlns:w10="urn:schemas-microsoft-com:office:word" xmlns:v="urn:schemas-microsoft-com:vml" xmlns:o="urn:schemas-microsoft-com:office:office" xmlns=""/>
+                                <a14:useLocalDpi xmlns="" xmlns:o="urn:schemas-microsoft-com:office:office" xmlns:v="urn:schemas-microsoft-com:vml" xmlns:w10="urn:schemas-microsoft-com:office:word" xmlns:w="http://schemas.openxmlformats.org/wordprocessingml/2006/main" xmlns:a14="http://schemas.microsoft.com/office/drawing/2010/main"/>
                               </a:ext>
                             </a:extLst>
                           </a:blip>
@@ -14025,7 +14353,7 @@
                           <a:blip r:embed="rId50" cstate="screen">
                             <a:extLst>
                               <a:ext uri="">
-                                <a14:useLocalDpi xmlns:a14="http://schemas.microsoft.com/office/drawing/2010/main" xmlns:w="http://schemas.openxmlformats.org/wordprocessingml/2006/main" xmlns:w10="urn:schemas-microsoft-com:office:word" xmlns:v="urn:schemas-microsoft-com:vml" xmlns:o="urn:schemas-microsoft-com:office:office" xmlns=""/>
+                                <a14:useLocalDpi xmlns="" xmlns:o="urn:schemas-microsoft-com:office:office" xmlns:v="urn:schemas-microsoft-com:vml" xmlns:w10="urn:schemas-microsoft-com:office:word" xmlns:w="http://schemas.openxmlformats.org/wordprocessingml/2006/main" xmlns:a14="http://schemas.microsoft.com/office/drawing/2010/main"/>
                               </a:ext>
                             </a:extLst>
                           </a:blip>
@@ -14155,7 +14483,7 @@
                           <a:blip r:embed="rId52" cstate="screen">
                             <a:extLst>
                               <a:ext uri="">
-                                <a14:useLocalDpi xmlns:a14="http://schemas.microsoft.com/office/drawing/2010/main" xmlns:w="http://schemas.openxmlformats.org/wordprocessingml/2006/main" xmlns:w10="urn:schemas-microsoft-com:office:word" xmlns:v="urn:schemas-microsoft-com:vml" xmlns:o="urn:schemas-microsoft-com:office:office" xmlns=""/>
+                                <a14:useLocalDpi xmlns="" xmlns:o="urn:schemas-microsoft-com:office:office" xmlns:v="urn:schemas-microsoft-com:vml" xmlns:w10="urn:schemas-microsoft-com:office:word" xmlns:w="http://schemas.openxmlformats.org/wordprocessingml/2006/main" xmlns:a14="http://schemas.microsoft.com/office/drawing/2010/main"/>
                               </a:ext>
                             </a:extLst>
                           </a:blip>
@@ -14286,7 +14614,7 @@
                           <a:blip r:embed="rId54" cstate="screen">
                             <a:extLst>
                               <a:ext uri="">
-                                <a14:useLocalDpi xmlns:a14="http://schemas.microsoft.com/office/drawing/2010/main" xmlns:w="http://schemas.openxmlformats.org/wordprocessingml/2006/main" xmlns:w10="urn:schemas-microsoft-com:office:word" xmlns:v="urn:schemas-microsoft-com:vml" xmlns:o="urn:schemas-microsoft-com:office:office" xmlns=""/>
+                                <a14:useLocalDpi xmlns="" xmlns:o="urn:schemas-microsoft-com:office:office" xmlns:v="urn:schemas-microsoft-com:vml" xmlns:w10="urn:schemas-microsoft-com:office:word" xmlns:w="http://schemas.openxmlformats.org/wordprocessingml/2006/main" xmlns:a14="http://schemas.microsoft.com/office/drawing/2010/main"/>
                               </a:ext>
                             </a:extLst>
                           </a:blip>
@@ -14453,7 +14781,7 @@
                     <a:blip r:embed="rId58">
                       <a:extLst>
                         <a:ext uri="">
-                          <a14:useLocalDpi xmlns:a14="http://schemas.microsoft.com/office/drawing/2010/main" xmlns:w="http://schemas.openxmlformats.org/wordprocessingml/2006/main" xmlns:w10="urn:schemas-microsoft-com:office:word" xmlns:v="urn:schemas-microsoft-com:vml" xmlns:o="urn:schemas-microsoft-com:office:office" xmlns=""/>
+                          <a14:useLocalDpi xmlns="" xmlns:o="urn:schemas-microsoft-com:office:office" xmlns:v="urn:schemas-microsoft-com:vml" xmlns:w10="urn:schemas-microsoft-com:office:word" xmlns:w="http://schemas.openxmlformats.org/wordprocessingml/2006/main" xmlns:a14="http://schemas.microsoft.com/office/drawing/2010/main"/>
                         </a:ext>
                       </a:extLst>
                     </a:blip>
@@ -14597,7 +14925,7 @@
                       </a:ln>
                       <a:extLst>
                         <a:ext uri="">
-                          <a14:hiddenFill xmlns:a14="http://schemas.microsoft.com/office/drawing/2010/main" xmlns:w="http://schemas.openxmlformats.org/wordprocessingml/2006/main" xmlns:w10="urn:schemas-microsoft-com:office:word" xmlns:v="urn:schemas-microsoft-com:vml" xmlns:o="urn:schemas-microsoft-com:office:office" xmlns="">
+                          <a14:hiddenFill xmlns="" xmlns:o="urn:schemas-microsoft-com:office:office" xmlns:v="urn:schemas-microsoft-com:vml" xmlns:w10="urn:schemas-microsoft-com:office:word" xmlns:w="http://schemas.openxmlformats.org/wordprocessingml/2006/main" xmlns:a14="http://schemas.microsoft.com/office/drawing/2010/main">
                             <a:noFill/>
                           </a14:hiddenFill>
                         </a:ext>
@@ -14900,7 +15228,7 @@
                       </a:ln>
                       <a:extLst>
                         <a:ext uri="">
-                          <a14:hiddenFill xmlns:a14="http://schemas.microsoft.com/office/drawing/2010/main" xmlns:w="http://schemas.openxmlformats.org/wordprocessingml/2006/main" xmlns:w10="urn:schemas-microsoft-com:office:word" xmlns:v="urn:schemas-microsoft-com:vml" xmlns:o="urn:schemas-microsoft-com:office:office" xmlns="">
+                          <a14:hiddenFill xmlns="" xmlns:o="urn:schemas-microsoft-com:office:office" xmlns:v="urn:schemas-microsoft-com:vml" xmlns:w10="urn:schemas-microsoft-com:office:word" xmlns:w="http://schemas.openxmlformats.org/wordprocessingml/2006/main" xmlns:a14="http://schemas.microsoft.com/office/drawing/2010/main">
                             <a:noFill/>
                           </a14:hiddenFill>
                         </a:ext>
@@ -15319,7 +15647,7 @@
                   <a:blip r:embed="rId1" cstate="print">
                     <a:extLst>
                       <a:ext uri="">
-                        <a14:useLocalDpi xmlns:a14="http://schemas.microsoft.com/office/drawing/2010/main" xmlns:w="http://schemas.openxmlformats.org/wordprocessingml/2006/main" xmlns:w10="urn:schemas-microsoft-com:office:word" xmlns:v="urn:schemas-microsoft-com:vml" xmlns:o="urn:schemas-microsoft-com:office:office" xmlns="" val="0"/>
+                        <a14:useLocalDpi xmlns="" xmlns:o="urn:schemas-microsoft-com:office:office" xmlns:v="urn:schemas-microsoft-com:vml" xmlns:w10="urn:schemas-microsoft-com:office:word" xmlns:w="http://schemas.openxmlformats.org/wordprocessingml/2006/main" xmlns:a14="http://schemas.microsoft.com/office/drawing/2010/main" val="0"/>
                       </a:ext>
                     </a:extLst>
                   </a:blip>

--- a/templates/kp_template.docx
+++ b/templates/kp_template.docx
@@ -5038,553 +5038,9 @@
       </w:r>
     </w:p>
     <w:p>
-      <w:pPr>
-        <w:pStyle w:val="a7"/>
-        <w:rPr>
-          <w:szCs w:val="22"/>
-          <w:lang w:val="ru-RU"/>
-        </w:rPr>
-      </w:pPr>
-    </w:p>
-    <w:p>
-      <w:pPr>
-        <w:pStyle w:val="a7"/>
-        <w:rPr>
-          <w:szCs w:val="22"/>
-          <w:lang w:val="ru-RU"/>
-        </w:rPr>
-      </w:pPr>
-    </w:p>
-    <w:p>
-      <w:pPr>
-        <w:pStyle w:val="a7"/>
-        <w:rPr>
-          <w:szCs w:val="22"/>
-          <w:lang w:val="ru-RU"/>
-        </w:rPr>
-      </w:pPr>
-    </w:p>
-    <w:p>
-      <w:pPr>
-        <w:pStyle w:val="a7"/>
-        <w:rPr>
-          <w:szCs w:val="22"/>
-          <w:lang w:val="ru-RU"/>
-        </w:rPr>
-      </w:pPr>
-    </w:p>
-    <w:p>
-      <w:pPr>
-        <w:pStyle w:val="a7"/>
-        <w:rPr>
-          <w:szCs w:val="22"/>
-          <w:lang w:val="ru-RU"/>
-        </w:rPr>
-      </w:pPr>
-    </w:p>
-    <w:p>
-      <w:pPr>
-        <w:pStyle w:val="a7"/>
-        <w:rPr>
-          <w:szCs w:val="22"/>
-          <w:lang w:val="ru-RU"/>
-        </w:rPr>
-      </w:pPr>
-    </w:p>
-    <w:p>
-      <w:pPr>
-        <w:pStyle w:val="a7"/>
-        <w:rPr>
-          <w:szCs w:val="22"/>
-          <w:lang w:val="ru-RU"/>
-        </w:rPr>
-      </w:pPr>
-    </w:p>
-    <w:p>
-      <w:pPr>
-        <w:pStyle w:val="a7"/>
-        <w:rPr>
-          <w:szCs w:val="22"/>
-          <w:lang w:val="ru-RU"/>
-        </w:rPr>
-      </w:pPr>
-    </w:p>
-    <w:p>
-      <w:pPr>
-        <w:pStyle w:val="a7"/>
-        <w:rPr>
-          <w:szCs w:val="22"/>
-          <w:lang w:val="ru-RU"/>
-        </w:rPr>
-      </w:pPr>
-    </w:p>
-    <w:p>
-      <w:pPr>
-        <w:pStyle w:val="a7"/>
-        <w:rPr>
-          <w:szCs w:val="22"/>
-          <w:lang w:val="ru-RU"/>
-        </w:rPr>
-      </w:pPr>
-    </w:p>
-    <w:p>
-      <w:pPr>
-        <w:pStyle w:val="a7"/>
-        <w:rPr>
-          <w:szCs w:val="22"/>
-          <w:lang w:val="ru-RU"/>
-        </w:rPr>
-      </w:pPr>
-    </w:p>
-    <w:p>
-      <w:pPr>
-        <w:pStyle w:val="a7"/>
-        <w:rPr>
-          <w:szCs w:val="22"/>
-          <w:lang w:val="ru-RU"/>
-        </w:rPr>
-      </w:pPr>
-    </w:p>
-    <w:p>
-      <w:pPr>
-        <w:pStyle w:val="a7"/>
-        <w:rPr>
-          <w:szCs w:val="22"/>
-          <w:lang w:val="ru-RU"/>
-        </w:rPr>
-      </w:pPr>
-    </w:p>
-    <w:p>
-      <w:pPr>
-        <w:pStyle w:val="a7"/>
-        <w:rPr>
-          <w:szCs w:val="22"/>
-          <w:lang w:val="ru-RU"/>
-        </w:rPr>
-      </w:pPr>
-    </w:p>
-    <w:p>
-      <w:pPr>
-        <w:pStyle w:val="a7"/>
-        <w:rPr>
-          <w:szCs w:val="22"/>
-          <w:lang w:val="ru-RU"/>
-        </w:rPr>
-      </w:pPr>
-    </w:p>
-    <w:p>
-      <w:pPr>
-        <w:pStyle w:val="a7"/>
-        <w:rPr>
-          <w:szCs w:val="22"/>
-          <w:lang w:val="ru-RU"/>
-        </w:rPr>
-      </w:pPr>
-    </w:p>
-    <w:p>
-      <w:pPr>
-        <w:pStyle w:val="a7"/>
-        <w:rPr>
-          <w:szCs w:val="22"/>
-          <w:lang w:val="ru-RU"/>
-        </w:rPr>
-      </w:pPr>
-    </w:p>
-    <w:p>
-      <w:pPr>
-        <w:pStyle w:val="a7"/>
-        <w:rPr>
-          <w:szCs w:val="22"/>
-          <w:lang w:val="ru-RU"/>
-        </w:rPr>
-      </w:pPr>
-    </w:p>
-    <w:p>
-      <w:pPr>
-        <w:pStyle w:val="a7"/>
-        <w:rPr>
-          <w:szCs w:val="22"/>
-          <w:lang w:val="ru-RU"/>
-        </w:rPr>
-      </w:pPr>
-    </w:p>
-    <w:p>
-      <w:pPr>
-        <w:pStyle w:val="a7"/>
-        <w:rPr>
-          <w:szCs w:val="22"/>
-          <w:lang w:val="ru-RU"/>
-        </w:rPr>
-      </w:pPr>
-    </w:p>
-    <w:p>
-      <w:pPr>
-        <w:pStyle w:val="a7"/>
-        <w:rPr>
-          <w:szCs w:val="22"/>
-          <w:lang w:val="ru-RU"/>
-        </w:rPr>
-      </w:pPr>
-    </w:p>
-    <w:p>
-      <w:pPr>
-        <w:pStyle w:val="a7"/>
-        <w:rPr>
-          <w:szCs w:val="22"/>
-          <w:lang w:val="ru-RU"/>
-        </w:rPr>
-      </w:pPr>
-    </w:p>
-    <w:p>
-      <w:pPr>
-        <w:pStyle w:val="a7"/>
-        <w:rPr>
-          <w:szCs w:val="22"/>
-          <w:lang w:val="ru-RU"/>
-        </w:rPr>
-      </w:pPr>
-    </w:p>
-    <w:p>
-      <w:pPr>
-        <w:pStyle w:val="a7"/>
-        <w:rPr>
-          <w:szCs w:val="22"/>
-          <w:lang w:val="ru-RU"/>
-        </w:rPr>
-      </w:pPr>
-    </w:p>
-    <w:p>
-      <w:pPr>
-        <w:pStyle w:val="a7"/>
-        <w:rPr>
-          <w:szCs w:val="22"/>
-          <w:lang w:val="ru-RU"/>
-        </w:rPr>
-      </w:pPr>
-    </w:p>
-    <w:p>
-      <w:pPr>
-        <w:pStyle w:val="a7"/>
-        <w:rPr>
-          <w:szCs w:val="22"/>
-          <w:lang w:val="ru-RU"/>
-        </w:rPr>
-      </w:pPr>
-    </w:p>
-    <w:p>
-      <w:pPr>
-        <w:pStyle w:val="a7"/>
-        <w:rPr>
-          <w:szCs w:val="22"/>
-          <w:lang w:val="ru-RU"/>
-        </w:rPr>
-      </w:pPr>
-    </w:p>
-    <w:p>
-      <w:pPr>
-        <w:pStyle w:val="a7"/>
-        <w:rPr>
-          <w:szCs w:val="22"/>
-          <w:lang w:val="ru-RU"/>
-        </w:rPr>
-      </w:pPr>
-    </w:p>
-    <w:p>
-      <w:pPr>
-        <w:pStyle w:val="a7"/>
-        <w:rPr>
-          <w:szCs w:val="22"/>
-          <w:lang w:val="ru-RU"/>
-        </w:rPr>
-      </w:pPr>
-    </w:p>
-    <w:p>
-      <w:pPr>
-        <w:pStyle w:val="a7"/>
-        <w:rPr>
-          <w:szCs w:val="22"/>
-          <w:lang w:val="ru-RU"/>
-        </w:rPr>
-      </w:pPr>
-    </w:p>
-    <w:p>
-      <w:pPr>
-        <w:pStyle w:val="a7"/>
-        <w:rPr>
-          <w:szCs w:val="22"/>
-          <w:lang w:val="ru-RU"/>
-        </w:rPr>
-      </w:pPr>
-    </w:p>
-    <w:p>
-      <w:pPr>
-        <w:pStyle w:val="a7"/>
-        <w:rPr>
-          <w:szCs w:val="22"/>
-          <w:lang w:val="ru-RU"/>
-        </w:rPr>
-      </w:pPr>
-    </w:p>
-    <w:p>
-      <w:pPr>
-        <w:pStyle w:val="a7"/>
-        <w:rPr>
-          <w:szCs w:val="22"/>
-          <w:lang w:val="ru-RU"/>
-        </w:rPr>
-      </w:pPr>
-    </w:p>
-    <w:p>
-      <w:pPr>
-        <w:pStyle w:val="a7"/>
-        <w:rPr>
-          <w:szCs w:val="22"/>
-          <w:lang w:val="ru-RU"/>
-        </w:rPr>
-      </w:pPr>
-    </w:p>
-    <w:p>
-      <w:pPr>
-        <w:pStyle w:val="a7"/>
-        <w:rPr>
-          <w:szCs w:val="22"/>
-          <w:lang w:val="ru-RU"/>
-        </w:rPr>
-      </w:pPr>
-    </w:p>
-    <w:p>
-      <w:pPr>
-        <w:pStyle w:val="a7"/>
-        <w:rPr>
-          <w:szCs w:val="22"/>
-          <w:lang w:val="ru-RU"/>
-        </w:rPr>
-      </w:pPr>
-    </w:p>
-    <w:p>
-      <w:pPr>
-        <w:pStyle w:val="a7"/>
-        <w:rPr>
-          <w:szCs w:val="22"/>
-          <w:lang w:val="ru-RU"/>
-        </w:rPr>
-      </w:pPr>
-    </w:p>
-    <w:p>
-      <w:pPr>
-        <w:pStyle w:val="a7"/>
-        <w:rPr>
-          <w:szCs w:val="22"/>
-          <w:lang w:val="ru-RU"/>
-        </w:rPr>
-      </w:pPr>
-    </w:p>
-    <w:p>
-      <w:pPr>
-        <w:pStyle w:val="a7"/>
-        <w:rPr>
-          <w:szCs w:val="22"/>
-          <w:lang w:val="ru-RU"/>
-        </w:rPr>
-      </w:pPr>
-    </w:p>
-    <w:p>
-      <w:pPr>
-        <w:pStyle w:val="a7"/>
-        <w:rPr>
-          <w:szCs w:val="22"/>
-          <w:lang w:val="ru-RU"/>
-        </w:rPr>
-      </w:pPr>
-    </w:p>
-    <w:p>
-      <w:pPr>
-        <w:pStyle w:val="a7"/>
-        <w:rPr>
-          <w:szCs w:val="22"/>
-          <w:lang w:val="ru-RU"/>
-        </w:rPr>
-      </w:pPr>
-    </w:p>
-    <w:p>
-      <w:pPr>
-        <w:pStyle w:val="a7"/>
-        <w:rPr>
-          <w:szCs w:val="22"/>
-          <w:lang w:val="ru-RU"/>
-        </w:rPr>
-      </w:pPr>
-    </w:p>
-    <w:p>
-      <w:pPr>
-        <w:pStyle w:val="a7"/>
-        <w:rPr>
-          <w:szCs w:val="22"/>
-          <w:lang w:val="ru-RU"/>
-        </w:rPr>
-      </w:pPr>
-    </w:p>
-    <w:p>
-      <w:pPr>
-        <w:pStyle w:val="a7"/>
-        <w:rPr>
-          <w:szCs w:val="22"/>
-          <w:lang w:val="ru-RU"/>
-        </w:rPr>
-      </w:pPr>
-    </w:p>
-    <w:p>
-      <w:pPr>
-        <w:pStyle w:val="a7"/>
-        <w:rPr>
-          <w:szCs w:val="22"/>
-          <w:lang w:val="ru-RU"/>
-        </w:rPr>
-      </w:pPr>
-    </w:p>
-    <w:p>
-      <w:pPr>
-        <w:pStyle w:val="a7"/>
-        <w:rPr>
-          <w:szCs w:val="22"/>
-          <w:lang w:val="ru-RU"/>
-        </w:rPr>
-      </w:pPr>
-    </w:p>
-    <w:p>
-      <w:pPr>
-        <w:pStyle w:val="a7"/>
-        <w:rPr>
-          <w:szCs w:val="22"/>
-          <w:lang w:val="ru-RU"/>
-        </w:rPr>
-      </w:pPr>
-    </w:p>
-    <w:p>
-      <w:pPr>
-        <w:pStyle w:val="a7"/>
-        <w:rPr>
-          <w:szCs w:val="22"/>
-          <w:lang w:val="ru-RU"/>
-        </w:rPr>
-      </w:pPr>
-    </w:p>
-    <w:p>
-      <w:pPr>
-        <w:pStyle w:val="a7"/>
-        <w:rPr>
-          <w:szCs w:val="22"/>
-          <w:lang w:val="ru-RU"/>
-        </w:rPr>
-      </w:pPr>
-    </w:p>
-    <w:p>
-      <w:pPr>
-        <w:pStyle w:val="a7"/>
-        <w:rPr>
-          <w:szCs w:val="22"/>
-          <w:lang w:val="ru-RU"/>
-        </w:rPr>
-      </w:pPr>
-    </w:p>
-    <w:p>
-      <w:pPr>
-        <w:pStyle w:val="a7"/>
-        <w:rPr>
-          <w:szCs w:val="22"/>
-          <w:lang w:val="ru-RU"/>
-        </w:rPr>
-      </w:pPr>
-    </w:p>
-    <w:p>
-      <w:pPr>
-        <w:pStyle w:val="a7"/>
-        <w:rPr>
-          <w:szCs w:val="22"/>
-          <w:lang w:val="ru-RU"/>
-        </w:rPr>
-      </w:pPr>
-    </w:p>
-    <w:p>
-      <w:pPr>
-        <w:pStyle w:val="a7"/>
-        <w:rPr>
-          <w:szCs w:val="22"/>
-          <w:lang w:val="ru-RU"/>
-        </w:rPr>
-      </w:pPr>
-    </w:p>
-    <w:p>
-      <w:pPr>
-        <w:pStyle w:val="a7"/>
-        <w:rPr>
-          <w:szCs w:val="22"/>
-          <w:lang w:val="ru-RU"/>
-        </w:rPr>
-      </w:pPr>
-    </w:p>
-    <w:p>
-      <w:pPr>
-        <w:pStyle w:val="a7"/>
-        <w:rPr>
-          <w:szCs w:val="22"/>
-          <w:lang w:val="ru-RU"/>
-        </w:rPr>
-      </w:pPr>
-    </w:p>
-    <w:p>
-      <w:pPr>
-        <w:pStyle w:val="a7"/>
-        <w:rPr>
-          <w:szCs w:val="22"/>
-          <w:lang w:val="ru-RU"/>
-        </w:rPr>
-      </w:pPr>
-    </w:p>
-    <w:p>
-      <w:pPr>
-        <w:pStyle w:val="a7"/>
-        <w:rPr>
-          <w:szCs w:val="22"/>
-          <w:lang w:val="ru-RU"/>
-        </w:rPr>
-      </w:pPr>
-    </w:p>
-    <w:p>
-      <w:pPr>
-        <w:pStyle w:val="a7"/>
-        <w:rPr>
-          <w:szCs w:val="22"/>
-          <w:lang w:val="ru-RU"/>
-        </w:rPr>
-      </w:pPr>
-    </w:p>
-    <w:p>
-      <w:pPr>
-        <w:pStyle w:val="a7"/>
-        <w:rPr>
-          <w:szCs w:val="22"/>
-          <w:lang w:val="ru-RU"/>
-        </w:rPr>
-      </w:pPr>
-    </w:p>
-    <w:p>
-      <w:pPr>
-        <w:pStyle w:val="a7"/>
-        <w:rPr>
-          <w:szCs w:val="22"/>
-          <w:lang w:val="ru-RU"/>
-        </w:rPr>
-      </w:pPr>
-    </w:p>
-    <w:p>
-      <w:pPr>
-        <w:pStyle w:val="a7"/>
-        <w:rPr>
-          <w:szCs w:val="22"/>
-          <w:lang w:val="ru-RU"/>
-        </w:rPr>
-      </w:pPr>
+      <w:r>
+        <w:br w:type="page"/>
+      </w:r>
     </w:p>
     <w:p>
       <w:pPr>
@@ -13630,100 +13086,9 @@
       </w:r>
     </w:p>
     <w:p>
-      <w:pPr>
-        <w:widowControl w:val="0"/>
-        <w:autoSpaceDE w:val="0"/>
-        <w:autoSpaceDN w:val="0"/>
-        <w:rPr>
-          <w:rFonts w:ascii="PT Sans" w:hAnsi="PT Sans" w:cstheme="minorHAnsi"/>
-          <w:bCs/>
-          <w:sz w:val="22"/>
-        </w:rPr>
-      </w:pPr>
-    </w:p>
-    <w:p>
-      <w:pPr>
-        <w:widowControl w:val="0"/>
-        <w:autoSpaceDE w:val="0"/>
-        <w:autoSpaceDN w:val="0"/>
-        <w:rPr>
-          <w:rFonts w:ascii="PT Sans" w:hAnsi="PT Sans" w:cstheme="minorHAnsi"/>
-          <w:bCs/>
-          <w:sz w:val="22"/>
-        </w:rPr>
-      </w:pPr>
-    </w:p>
-    <w:p>
-      <w:pPr>
-        <w:widowControl w:val="0"/>
-        <w:autoSpaceDE w:val="0"/>
-        <w:autoSpaceDN w:val="0"/>
-        <w:rPr>
-          <w:rFonts w:ascii="PT Sans" w:hAnsi="PT Sans" w:cstheme="minorHAnsi"/>
-          <w:bCs/>
-          <w:sz w:val="22"/>
-        </w:rPr>
-      </w:pPr>
-    </w:p>
-    <w:p>
-      <w:pPr>
-        <w:widowControl w:val="0"/>
-        <w:autoSpaceDE w:val="0"/>
-        <w:autoSpaceDN w:val="0"/>
-        <w:rPr>
-          <w:rFonts w:ascii="PT Sans" w:hAnsi="PT Sans" w:cstheme="minorHAnsi"/>
-          <w:bCs/>
-          <w:sz w:val="22"/>
-        </w:rPr>
-      </w:pPr>
-    </w:p>
-    <w:p>
-      <w:pPr>
-        <w:widowControl w:val="0"/>
-        <w:autoSpaceDE w:val="0"/>
-        <w:autoSpaceDN w:val="0"/>
-        <w:rPr>
-          <w:rFonts w:ascii="PT Sans" w:hAnsi="PT Sans" w:cstheme="minorHAnsi"/>
-          <w:bCs/>
-          <w:sz w:val="22"/>
-        </w:rPr>
-      </w:pPr>
-    </w:p>
-    <w:p>
-      <w:pPr>
-        <w:widowControl w:val="0"/>
-        <w:autoSpaceDE w:val="0"/>
-        <w:autoSpaceDN w:val="0"/>
-        <w:rPr>
-          <w:rFonts w:ascii="PT Sans" w:hAnsi="PT Sans" w:cstheme="minorHAnsi"/>
-          <w:bCs/>
-          <w:sz w:val="22"/>
-        </w:rPr>
-      </w:pPr>
-    </w:p>
-    <w:p>
-      <w:pPr>
-        <w:widowControl w:val="0"/>
-        <w:autoSpaceDE w:val="0"/>
-        <w:autoSpaceDN w:val="0"/>
-        <w:rPr>
-          <w:rFonts w:ascii="PT Sans" w:hAnsi="PT Sans" w:cstheme="minorHAnsi"/>
-          <w:bCs/>
-          <w:sz w:val="22"/>
-        </w:rPr>
-      </w:pPr>
-    </w:p>
-    <w:p>
-      <w:pPr>
-        <w:widowControl w:val="0"/>
-        <w:autoSpaceDE w:val="0"/>
-        <w:autoSpaceDN w:val="0"/>
-        <w:rPr>
-          <w:rFonts w:ascii="PT Sans" w:hAnsi="PT Sans" w:cstheme="minorHAnsi"/>
-          <w:bCs/>
-          <w:sz w:val="22"/>
-        </w:rPr>
-      </w:pPr>
+      <w:r>
+        <w:br w:type="page"/>
+      </w:r>
     </w:p>
     <w:p>
       <w:pPr>
@@ -14695,28 +14060,6 @@
         </w:tc>
       </w:tr>
     </w:tbl>
-    <w:p>
-      <w:pPr>
-        <w:pStyle w:val="a7"/>
-        <w:rPr>
-          <w:lang w:val="ru-RU"/>
-        </w:rPr>
-      </w:pPr>
-    </w:p>
-    <w:p>
-      <w:pPr>
-        <w:pStyle w:val="a7"/>
-        <w:rPr>
-          <w:lang w:val="ru-RU"/>
-        </w:rPr>
-      </w:pPr>
-      <w:r>
-        <w:rPr>
-          <w:lang w:val="ru-RU"/>
-        </w:rPr>
-        <w:br w:type="page"/>
-      </w:r>
-    </w:p>
     <w:p>
       <w:pPr>
         <w:spacing w:after="160" w:line="259" w:lineRule="auto"/>

--- a/templates/kp_template.docx
+++ b/templates/kp_template.docx
@@ -44,7 +44,7 @@
         <w:rPr>
           <w:color w:val="D04514"/>
         </w:rPr>
-        <w:t>ВЕСТА</w:t>
+        <w:t>{{ model_full_name }}</w:t>
       </w:r>
       <w:bookmarkEnd w:id="0"/>
       <w:bookmarkEnd w:id="1"/>

--- a/templates/kp_template.docx
+++ b/templates/kp_template.docx
@@ -3909,140 +3909,7 @@
                 <w:szCs w:val="22"/>
                 <w:lang w:val="ru-RU"/>
               </w:rPr>
-              <w:t>А</w:t>
-            </w:r>
-            <w:r>
-              <w:rPr>
-                <w:rFonts w:ascii="PT Sans" w:hAnsi="PT Sans" w:cstheme="minorHAnsi"/>
-                <w:sz w:val="22"/>
-                <w:szCs w:val="22"/>
-                <w:lang w:val="ru-RU"/>
-              </w:rPr>
-              <w:t xml:space="preserve">втомобильные </w:t>
-            </w:r>
-            <w:r>
-              <w:rPr>
-                <w:rFonts w:ascii="PT Sans" w:hAnsi="PT Sans" w:cstheme="minorHAnsi"/>
-                <w:sz w:val="22"/>
-                <w:szCs w:val="22"/>
-                <w:lang w:val="ru-RU"/>
-              </w:rPr>
-              <w:t xml:space="preserve">весы </w:t>
-            </w:r>
-            <w:r>
-              <w:rPr>
-                <w:rFonts w:ascii="PT Sans" w:hAnsi="PT Sans" w:cstheme="minorHAnsi"/>
-                <w:sz w:val="22"/>
-                <w:szCs w:val="22"/>
-                <w:lang w:val="ru-RU"/>
-              </w:rPr>
-              <w:t xml:space="preserve">ВЕСТА выпускаются </w:t>
-            </w:r>
-            <w:r>
-              <w:rPr>
-                <w:rFonts w:ascii="PT Sans" w:hAnsi="PT Sans" w:cstheme="minorHAnsi"/>
-                <w:sz w:val="22"/>
-                <w:szCs w:val="22"/>
-                <w:lang w:val="ru-RU"/>
-              </w:rPr>
-              <w:t xml:space="preserve">по </w:t>
-            </w:r>
-            <w:r>
-              <w:rPr>
-                <w:rFonts w:ascii="PT Sans" w:hAnsi="PT Sans" w:cstheme="minorHAnsi"/>
-                <w:sz w:val="22"/>
-                <w:szCs w:val="22"/>
-                <w:lang w:val="ru-RU"/>
-              </w:rPr>
-              <w:t xml:space="preserve">ГОСТ </w:t>
-            </w:r>
-            <w:r>
-              <w:rPr>
-                <w:rFonts w:ascii="PT Sans" w:hAnsi="PT Sans" w:cstheme="minorHAnsi"/>
-                <w:sz w:val="22"/>
-                <w:szCs w:val="22"/>
-              </w:rPr>
-              <w:t>OIML</w:t>
-            </w:r>
-            <w:r>
-              <w:rPr>
-                <w:rFonts w:ascii="PT Sans" w:hAnsi="PT Sans" w:cstheme="minorHAnsi"/>
-                <w:sz w:val="22"/>
-                <w:szCs w:val="22"/>
-                <w:lang w:val="ru-RU"/>
-              </w:rPr>
-              <w:t xml:space="preserve"> </w:t>
-            </w:r>
-            <w:r>
-              <w:rPr>
-                <w:rFonts w:ascii="PT Sans" w:hAnsi="PT Sans" w:cstheme="minorHAnsi"/>
-                <w:sz w:val="22"/>
-                <w:szCs w:val="22"/>
-              </w:rPr>
-              <w:t>R</w:t>
-            </w:r>
-            <w:r>
-              <w:rPr>
-                <w:rFonts w:ascii="PT Sans" w:hAnsi="PT Sans" w:cstheme="minorHAnsi"/>
-                <w:sz w:val="22"/>
-                <w:szCs w:val="22"/>
-                <w:lang w:val="ru-RU"/>
-              </w:rPr>
-              <w:t>-76-1-2011.</w:t>
-            </w:r>
-            <w:r>
-              <w:rPr>
-                <w:rFonts w:ascii="PT Sans" w:hAnsi="PT Sans" w:cstheme="minorHAnsi"/>
-                <w:sz w:val="22"/>
-                <w:szCs w:val="22"/>
-                <w:lang w:val="ru-RU"/>
-              </w:rPr>
-              <w:t xml:space="preserve"> </w:t>
-            </w:r>
-            <w:r>
-              <w:rPr>
-                <w:rFonts w:ascii="PT Sans" w:hAnsi="PT Sans" w:cstheme="minorHAnsi"/>
-                <w:sz w:val="22"/>
-                <w:szCs w:val="22"/>
-                <w:lang w:val="ru-RU"/>
-              </w:rPr>
-              <w:t xml:space="preserve">Тип весов утвержден и внесен в Госреестр средств измерений РФ под </w:t>
-            </w:r>
-            <w:r>
-              <w:rPr>
-                <w:rFonts w:ascii="PT Sans" w:hAnsi="PT Sans" w:cstheme="minorHAnsi"/>
-                <w:sz w:val="22"/>
-                <w:szCs w:val="22"/>
-                <w:lang w:val="ru-RU"/>
-              </w:rPr>
-              <w:t>номерами</w:t>
-            </w:r>
-            <w:r>
-              <w:rPr>
-                <w:rFonts w:ascii="PT Sans" w:hAnsi="PT Sans" w:cstheme="minorHAnsi"/>
-                <w:sz w:val="22"/>
-                <w:szCs w:val="22"/>
-                <w:lang w:val="ru-RU"/>
-              </w:rPr>
-              <w:t xml:space="preserve"> 62329-15</w:t>
-            </w:r>
-            <w:r>
-              <w:rPr>
-                <w:rFonts w:ascii="PT Sans" w:hAnsi="PT Sans" w:cstheme="minorHAnsi"/>
-                <w:sz w:val="22"/>
-                <w:szCs w:val="22"/>
-                <w:lang w:val="ru-RU"/>
-              </w:rPr>
-              <w:t xml:space="preserve"> и </w:t>
-            </w:r>
-            <w:r>
-              <w:rPr>
-                <w:rFonts w:ascii="PT Sans" w:hAnsi="PT Sans" w:cstheme="minorHAnsi"/>
-                <w:sz w:val="22"/>
-                <w:szCs w:val="22"/>
-                <w:lang w:val="ru-RU"/>
-              </w:rPr>
-              <w:t>78871-20.</w:t>
+              <w:t>Автомобильные весы ВЕСТА выпускаются по ГОСТ OIML R-76-1-2011. Тип весов утвержден и внесен в Госреестр средств измерений РФ под номером 78871-20.</w:t>
             </w:r>
           </w:p>
         </w:tc>
